--- a/Teknik-Tenaga-Listrik/Modul-Word/Modul-14-Metode-Analisis-Aliran-Daya-Load-Flow.docx
+++ b/Teknik-Tenaga-Listrik/Modul-Word/Modul-14-Metode-Analisis-Aliran-Daya-Load-Flow.docx
@@ -2859,7 +2859,7 @@
       <w:r>
         <w:drawing>
           <wp:inline xmlns:a="http://schemas.openxmlformats.org/drawingml/2006/main" xmlns:pic="http://schemas.openxmlformats.org/drawingml/2006/picture">
-            <wp:extent cx="5400000" cy="1949182"/>
+            <wp:extent cx="5400000" cy="2078735"/>
             <wp:docPr id="1858245148" name="Picture 1858245148"/>
             <wp:cNvGraphicFramePr>
               <a:graphicFrameLocks noChangeAspect="1"/>
@@ -2880,7 +2880,7 @@
                   <pic:spPr>
                     <a:xfrm>
                       <a:off x="0" y="0"/>
-                      <a:ext cx="5400000" cy="1949182"/>
+                      <a:ext cx="5400000" cy="2078735"/>
                     </a:xfrm>
                     <a:prstGeom prst="rect"/>
                   </pic:spPr>
@@ -4015,7 +4015,7 @@
       <w:r>
         <w:drawing>
           <wp:inline xmlns:a="http://schemas.openxmlformats.org/drawingml/2006/main" xmlns:pic="http://schemas.openxmlformats.org/drawingml/2006/picture">
-            <wp:extent cx="5400000" cy="1766630"/>
+            <wp:extent cx="5400000" cy="1881461"/>
             <wp:docPr id="1858245149" name="Picture 1858245149"/>
             <wp:cNvGraphicFramePr>
               <a:graphicFrameLocks noChangeAspect="1"/>
@@ -4036,7 +4036,7 @@
                   <pic:spPr>
                     <a:xfrm>
                       <a:off x="0" y="0"/>
-                      <a:ext cx="5400000" cy="1766630"/>
+                      <a:ext cx="5400000" cy="1881461"/>
                     </a:xfrm>
                     <a:prstGeom prst="rect"/>
                   </pic:spPr>
@@ -5632,7 +5632,7 @@
       <w:r>
         <w:drawing>
           <wp:inline xmlns:a="http://schemas.openxmlformats.org/drawingml/2006/main" xmlns:pic="http://schemas.openxmlformats.org/drawingml/2006/picture">
-            <wp:extent cx="5400000" cy="1949182"/>
+            <wp:extent cx="5400000" cy="2061069"/>
             <wp:docPr id="1858245150" name="Picture 1858245150"/>
             <wp:cNvGraphicFramePr>
               <a:graphicFrameLocks noChangeAspect="1"/>
@@ -5653,7 +5653,7 @@
                   <pic:spPr>
                     <a:xfrm>
                       <a:off x="0" y="0"/>
-                      <a:ext cx="5400000" cy="1949182"/>
+                      <a:ext cx="5400000" cy="2061069"/>
                     </a:xfrm>
                     <a:prstGeom prst="rect"/>
                   </pic:spPr>
@@ -7536,7 +7536,7 @@
       <w:r>
         <w:drawing>
           <wp:inline xmlns:a="http://schemas.openxmlformats.org/drawingml/2006/main" xmlns:pic="http://schemas.openxmlformats.org/drawingml/2006/picture">
-            <wp:extent cx="5400000" cy="1949182"/>
+            <wp:extent cx="5400000" cy="2061069"/>
             <wp:docPr id="1858245151" name="Picture 1858245151"/>
             <wp:cNvGraphicFramePr>
               <a:graphicFrameLocks noChangeAspect="1"/>
@@ -7557,7 +7557,7 @@
                   <pic:spPr>
                     <a:xfrm>
                       <a:off x="0" y="0"/>
-                      <a:ext cx="5400000" cy="1949182"/>
+                      <a:ext cx="5400000" cy="2061069"/>
                     </a:xfrm>
                     <a:prstGeom prst="rect"/>
                   </pic:spPr>
@@ -9285,7 +9285,7 @@
       <w:r>
         <w:drawing>
           <wp:inline xmlns:a="http://schemas.openxmlformats.org/drawingml/2006/main" xmlns:pic="http://schemas.openxmlformats.org/drawingml/2006/picture">
-            <wp:extent cx="5400000" cy="1949182"/>
+            <wp:extent cx="5400000" cy="2061069"/>
             <wp:docPr id="1858245152" name="Picture 1858245152"/>
             <wp:cNvGraphicFramePr>
               <a:graphicFrameLocks noChangeAspect="1"/>
@@ -9306,7 +9306,7 @@
                   <pic:spPr>
                     <a:xfrm>
                       <a:off x="0" y="0"/>
-                      <a:ext cx="5400000" cy="1949182"/>
+                      <a:ext cx="5400000" cy="2061069"/>
                     </a:xfrm>
                     <a:prstGeom prst="rect"/>
                   </pic:spPr>
@@ -10521,7 +10521,7 @@
       <w:r>
         <w:drawing>
           <wp:inline xmlns:a="http://schemas.openxmlformats.org/drawingml/2006/main" xmlns:pic="http://schemas.openxmlformats.org/drawingml/2006/picture">
-            <wp:extent cx="5400000" cy="1899128"/>
+            <wp:extent cx="5400000" cy="2013959"/>
             <wp:docPr id="1858245153" name="Picture 1858245153"/>
             <wp:cNvGraphicFramePr>
               <a:graphicFrameLocks noChangeAspect="1"/>
@@ -10542,7 +10542,7 @@
                   <pic:spPr>
                     <a:xfrm>
                       <a:off x="0" y="0"/>
-                      <a:ext cx="5400000" cy="1899128"/>
+                      <a:ext cx="5400000" cy="2013959"/>
                     </a:xfrm>
                     <a:prstGeom prst="rect"/>
                   </pic:spPr>

--- a/Teknik-Tenaga-Listrik/Modul-Word/Modul-14-Metode-Analisis-Aliran-Daya-Load-Flow.docx
+++ b/Teknik-Tenaga-Listrik/Modul-Word/Modul-14-Metode-Analisis-Aliran-Daya-Load-Flow.docx
@@ -2832,7 +2832,9 @@
           <w:color w:val="1F3864"/>
           <w:sz w:val="28"/>
         </w:rPr>
-        <w:t>MASALAH ALIRAN DAYA DAN KLASIFIKASI BUS</w:t>
+        <w:t>MASALAH ALIRAN DAYA</w:t>
+        <w:br/>
+        <w:t>DAN KLASIFIKASI BUS</w:t>
       </w:r>
     </w:p>
     <w:p>
@@ -2903,7 +2905,26 @@
           <w:i w:val="0"/>
           <w:sz w:val="20"/>
         </w:rPr>
-        <w:t>Gambar 1 — Sistem tiga bus contoh dan klasifikasi bus aliran daya. Bus 1 slack (tegangan dan sudut ditetapkan, dayanya dihitung), bus 2 dan 3 PQ (beban ditetapkan, tegangan dan sudutnya dicari); tiga saluran tanpa rugi j0,10, j0,25, dan j0,20 pu. Sistem ini dipakai sepanjang modul untuk Y_bus, Gauss–Seidel, aliran daya DC, dan pembacaan hasil.</w:t>
+        <w:t>Gambar 1 — Sistem tiga bus contoh dan klasifikasi bus aliran daya. Bus 1 slack (tegangan dan sudut ditetapkan, dayanya dihitung), bus 2 dan 3 PQ (beban ditetapkan, tegangan dan sudutnya dicari); tiga saluran tanpa rugi j0,10, j0,25, dan j0,20 pu. Sistem ini dipakai sepanjang modul untuk Y</w:t>
+      </w:r>
+      <w:r>
+        <w:rPr>
+          <w:rFonts w:ascii="Arial" w:hAnsi="Arial" w:eastAsia="Arial" w:cs="Arial"/>
+          <w:b/>
+          <w:i w:val="0"/>
+          <w:sz w:val="20"/>
+          <w:vertAlign w:val="subscript"/>
+        </w:rPr>
+        <w:t>bus</w:t>
+      </w:r>
+      <w:r>
+        <w:rPr>
+          <w:rFonts w:ascii="Arial" w:hAnsi="Arial" w:eastAsia="Arial" w:cs="Arial"/>
+          <w:b/>
+          <w:i w:val="0"/>
+          <w:sz w:val="20"/>
+        </w:rPr>
+        <w:t>, Gauss–Seidel, aliran daya DC, dan pembacaan hasil.</w:t>
       </w:r>
     </w:p>
     <w:p>
@@ -3087,7 +3108,45 @@
           <w:i w:val="0"/>
           <w:sz w:val="22"/>
         </w:rPr>
-        <w:t xml:space="preserve"> = 1,4000 + j0,9063 pu untuk beban total 1,40 + j0,70 pu (selisih Q = rugi I²X saluran). Bus PV (pembangkit ber-AVR) menambah satu persamaan P dan satu tak diketahui δ; Q-nya dihitung dan diperiksa terhadap batas Q_min/Q_maks.</w:t>
+        <w:t xml:space="preserve"> = 1,4000 + j0,9063 pu untuk beban total 1,40 + j0,70 pu (selisih Q = rugi I²X saluran). Bus PV (pembangkit ber-AVR) menambah satu persamaan P dan satu tak diketahui δ; Q-nya dihitung dan diperiksa terhadap batas Q</w:t>
+      </w:r>
+      <w:r>
+        <w:rPr>
+          <w:rFonts w:ascii="Arial" w:hAnsi="Arial" w:eastAsia="Arial" w:cs="Arial"/>
+          <w:b w:val="0"/>
+          <w:i w:val="0"/>
+          <w:sz w:val="22"/>
+          <w:vertAlign w:val="subscript"/>
+        </w:rPr>
+        <w:t>min</w:t>
+      </w:r>
+      <w:r>
+        <w:rPr>
+          <w:rFonts w:ascii="Arial" w:hAnsi="Arial" w:eastAsia="Arial" w:cs="Arial"/>
+          <w:b w:val="0"/>
+          <w:i w:val="0"/>
+          <w:sz w:val="22"/>
+        </w:rPr>
+        <w:t>/Q</w:t>
+      </w:r>
+      <w:r>
+        <w:rPr>
+          <w:rFonts w:ascii="Arial" w:hAnsi="Arial" w:eastAsia="Arial" w:cs="Arial"/>
+          <w:b w:val="0"/>
+          <w:i w:val="0"/>
+          <w:sz w:val="22"/>
+          <w:vertAlign w:val="subscript"/>
+        </w:rPr>
+        <w:t>maks</w:t>
+      </w:r>
+      <w:r>
+        <w:rPr>
+          <w:rFonts w:ascii="Arial" w:hAnsi="Arial" w:eastAsia="Arial" w:cs="Arial"/>
+          <w:b w:val="0"/>
+          <w:i w:val="0"/>
+          <w:sz w:val="22"/>
+        </w:rPr>
+        <w:t>.</w:t>
       </w:r>
     </w:p>
     <w:p>
@@ -3111,7 +3170,26 @@
           <w:i w:val="0"/>
           <w:sz w:val="22"/>
         </w:rPr>
-        <w:t xml:space="preserve"> — Aliran daya (load flow) menghitung keadaan tunak jaringan tiga fasa seimbang dalam per unit: masukan berupa topologi (Y_bus), beban P–Q tiap bus, dan pembangkitan P–|V|; keluaran tegangan kompleks tiap bus, dari mana aliran, rugi, dan pembebanan diturunkan. Karena rugi belum diketahui sebelum solusi, satu bus (slack) dibiarkan bebas menyeimbangkan daya; ia juga menjadi acuan sudut. Studi ini dijalankan untuk perencanaan (Modul 12), operasi harian, kontingensi N−1, dan penempatan kompensasi (Modul 10).</w:t>
+        <w:t xml:space="preserve"> — Aliran daya (load flow) menghitung keadaan tunak jaringan tiga fasa seimbang dalam per unit: masukan berupa topologi (Y</w:t>
+      </w:r>
+      <w:r>
+        <w:rPr>
+          <w:rFonts w:ascii="Arial" w:hAnsi="Arial" w:eastAsia="Arial" w:cs="Arial"/>
+          <w:b w:val="0"/>
+          <w:i w:val="0"/>
+          <w:sz w:val="22"/>
+          <w:vertAlign w:val="subscript"/>
+        </w:rPr>
+        <w:t>bus</w:t>
+      </w:r>
+      <w:r>
+        <w:rPr>
+          <w:rFonts w:ascii="Arial" w:hAnsi="Arial" w:eastAsia="Arial" w:cs="Arial"/>
+          <w:b w:val="0"/>
+          <w:i w:val="0"/>
+          <w:sz w:val="22"/>
+        </w:rPr>
+        <w:t>), beban P–Q tiap bus, dan pembangkitan P–|V|; keluaran tegangan kompleks tiap bus, dari mana aliran, rugi, dan pembebanan diturunkan. Karena rugi belum diketahui sebelum solusi, satu bus (slack) dibiarkan bebas menyeimbangkan daya; ia juga menjadi acuan sudut. Studi ini dijalankan untuk perencanaan (Modul 12), operasi harian, kontingensi N−1, dan penempatan kompensasi (Modul 10).</w:t>
       </w:r>
     </w:p>
     <w:p>
@@ -3443,7 +3521,26 @@
           <w:i w:val="0"/>
           <w:sz w:val="22"/>
         </w:rPr>
-        <w:t>Sistem Jawa–Bali ± 1.500 bus, jaringan distribusi ribuan bus; Y_bus jarang (sparse) dan penyelesai sparse membuatnya sekejap.</w:t>
+        <w:t>Sistem Jawa–Bali ± 1.500 bus, jaringan distribusi ribuan bus; Y</w:t>
+      </w:r>
+      <w:r>
+        <w:rPr>
+          <w:rFonts w:ascii="Arial" w:hAnsi="Arial" w:eastAsia="Arial" w:cs="Arial"/>
+          <w:b w:val="0"/>
+          <w:i w:val="0"/>
+          <w:sz w:val="22"/>
+          <w:vertAlign w:val="subscript"/>
+        </w:rPr>
+        <w:t>bus</w:t>
+      </w:r>
+      <w:r>
+        <w:rPr>
+          <w:rFonts w:ascii="Arial" w:hAnsi="Arial" w:eastAsia="Arial" w:cs="Arial"/>
+          <w:b w:val="0"/>
+          <w:i w:val="0"/>
+          <w:sz w:val="22"/>
+        </w:rPr>
+        <w:t xml:space="preserve"> jarang (sparse) dan penyelesai sparse membuatnya sekejap.</w:t>
       </w:r>
     </w:p>
     <w:p>
@@ -3972,7 +4069,26 @@
           <w:i w:val="0"/>
           <w:sz w:val="21"/>
         </w:rPr>
-        <w:t xml:space="preserve"> Bagian 01 merumuskan masalah dan jenis bus, Bagian 02 menyusun Y_bus, Bagian 03 menurunkan persamaan aliran daya (dan bentuk dua busnya yang sederhana), Bagian 04 menyelesaikannya dengan Gauss–Seidel langkah demi langkah, Bagian 05 dengan Newton–Raphson, fast decoupled, dan aliran daya DC, lalu Bagian 06 membaca hasilnya. Sistem tiga bus contoh dipakai di semua bagian, animasi, dan Python.</w:t>
+        <w:t xml:space="preserve"> Bagian 01 merumuskan masalah dan jenis bus, Bagian 02 menyusun Y</w:t>
+      </w:r>
+      <w:r>
+        <w:rPr>
+          <w:rFonts w:ascii="Arial" w:hAnsi="Arial" w:eastAsia="Arial" w:cs="Arial"/>
+          <w:b w:val="0"/>
+          <w:i w:val="0"/>
+          <w:sz w:val="21"/>
+          <w:vertAlign w:val="subscript"/>
+        </w:rPr>
+        <w:t>bus</w:t>
+      </w:r>
+      <w:r>
+        <w:rPr>
+          <w:rFonts w:ascii="Arial" w:hAnsi="Arial" w:eastAsia="Arial" w:cs="Arial"/>
+          <w:b w:val="0"/>
+          <w:i w:val="0"/>
+          <w:sz w:val="21"/>
+        </w:rPr>
+        <w:t>, Bagian 03 menurunkan persamaan aliran daya (dan bentuk dua busnya yang sederhana), Bagian 04 menyelesaikannya dengan Gauss–Seidel langkah demi langkah, Bagian 05 dengan Newton–Raphson, fast decoupled, dan aliran daya DC, lalu Bagian 06 membaca hasilnya. Sistem tiga bus contoh dipakai di semua bagian, animasi, dan Python.</w:t>
       </w:r>
     </w:p>
     <w:p>
@@ -3988,7 +4104,30 @@
           <w:color w:val="1F3864"/>
           <w:sz w:val="28"/>
         </w:rPr>
-        <w:t>MATRIKS ADMITANSI BUS (Y_BUS)</w:t>
+        <w:t>MATRIKS ADMITANSI</w:t>
+        <w:br/>
+        <w:t>BUS (Y</w:t>
+      </w:r>
+      <w:r>
+        <w:rPr>
+          <w:rFonts w:ascii="Arial" w:hAnsi="Arial" w:eastAsia="Arial" w:cs="Arial"/>
+          <w:b/>
+          <w:i w:val="0"/>
+          <w:color w:val="1F3864"/>
+          <w:sz w:val="28"/>
+          <w:vertAlign w:val="subscript"/>
+        </w:rPr>
+        <w:t>BUS</w:t>
+      </w:r>
+      <w:r>
+        <w:rPr>
+          <w:rFonts w:ascii="Arial" w:hAnsi="Arial" w:eastAsia="Arial" w:cs="Arial"/>
+          <w:b/>
+          <w:i w:val="0"/>
+          <w:color w:val="1F3864"/>
+          <w:sz w:val="28"/>
+        </w:rPr>
+        <w:t>)</w:t>
       </w:r>
     </w:p>
     <w:p>
@@ -4003,7 +4142,26 @@
           <w:i w:val="0"/>
           <w:sz w:val="22"/>
         </w:rPr>
-        <w:t>Semua persamaan aliran daya bertumpu pada satu matriks yang merangkum topologi dan impedansi jaringan: Y_bus. Persamaan (2) memberi aturan inspeksi untuk menyusunnya langsung dari diagram impedansi, dan Gambar 2 mengerjakannya untuk sistem contoh.</w:t>
+        <w:t>Semua persamaan aliran daya bertumpu pada satu matriks yang merangkum topologi dan impedansi jaringan: Y</w:t>
+      </w:r>
+      <w:r>
+        <w:rPr>
+          <w:rFonts w:ascii="Arial" w:hAnsi="Arial" w:eastAsia="Arial" w:cs="Arial"/>
+          <w:b w:val="0"/>
+          <w:i w:val="0"/>
+          <w:sz w:val="22"/>
+          <w:vertAlign w:val="subscript"/>
+        </w:rPr>
+        <w:t>bus</w:t>
+      </w:r>
+      <w:r>
+        <w:rPr>
+          <w:rFonts w:ascii="Arial" w:hAnsi="Arial" w:eastAsia="Arial" w:cs="Arial"/>
+          <w:b w:val="0"/>
+          <w:i w:val="0"/>
+          <w:sz w:val="22"/>
+        </w:rPr>
+        <w:t>. Persamaan (2) memberi aturan inspeksi untuk menyusunnya langsung dari diagram impedansi, dan Gambar 2 mengerjakannya untuk sistem contoh.</w:t>
       </w:r>
     </w:p>
     <w:p>
@@ -4015,7 +4173,7 @@
       <w:r>
         <w:drawing>
           <wp:inline xmlns:a="http://schemas.openxmlformats.org/drawingml/2006/main" xmlns:pic="http://schemas.openxmlformats.org/drawingml/2006/picture">
-            <wp:extent cx="5400000" cy="1881461"/>
+            <wp:extent cx="5400000" cy="1913850"/>
             <wp:docPr id="1858245149" name="Picture 1858245149"/>
             <wp:cNvGraphicFramePr>
               <a:graphicFrameLocks noChangeAspect="1"/>
@@ -4036,7 +4194,7 @@
                   <pic:spPr>
                     <a:xfrm>
                       <a:off x="0" y="0"/>
-                      <a:ext cx="5400000" cy="1881461"/>
+                      <a:ext cx="5400000" cy="1913850"/>
                     </a:xfrm>
                     <a:prstGeom prst="rect"/>
                   </pic:spPr>
@@ -4499,7 +4657,26 @@
           <w:i w:val="0"/>
           <w:sz w:val="22"/>
         </w:rPr>
-        <w:t xml:space="preserve"> = 1/(0,02 + j0,1) = 1,923 − j9,615 pu, |Y₁₂| = 9,806. Kapasitansi saluran jB/2 = j0,03 di tiap ujung menambah j0,03 ke Y_ii tiap bus ujung.</w:t>
+        <w:t xml:space="preserve"> = 1/(0,02 + j0,1) = 1,923 − j9,615 pu, |Y₁₂| = 9,806. Kapasitansi saluran jB/2 = j0,03 di tiap ujung menambah j0,03 ke Y</w:t>
+      </w:r>
+      <w:r>
+        <w:rPr>
+          <w:rFonts w:ascii="Arial" w:hAnsi="Arial" w:eastAsia="Arial" w:cs="Arial"/>
+          <w:b w:val="0"/>
+          <w:i w:val="0"/>
+          <w:sz w:val="22"/>
+          <w:vertAlign w:val="subscript"/>
+        </w:rPr>
+        <w:t>ii</w:t>
+      </w:r>
+      <w:r>
+        <w:rPr>
+          <w:rFonts w:ascii="Arial" w:hAnsi="Arial" w:eastAsia="Arial" w:cs="Arial"/>
+          <w:b w:val="0"/>
+          <w:i w:val="0"/>
+          <w:sz w:val="22"/>
+        </w:rPr>
+        <w:t xml:space="preserve"> tiap bus ujung.</w:t>
       </w:r>
     </w:p>
     <w:p>
@@ -4523,7 +4700,159 @@
           <w:i w:val="0"/>
           <w:sz w:val="22"/>
         </w:rPr>
-        <w:t xml:space="preserve"> — Y_bus menghubungkan arus injeksi dan tegangan semua bus sekaligus; ia simetris (Y_ik = Y_ki bila tidak ada trafo pengubah fasa) dan jarang (elemen tak nol hanya untuk bus yang bertetangga). Trafo bertap t dimodelkan dengan π-ekuivalen yang mengubah Y_ii dan Y_ik dengan faktor 1/t dan 1/t²; kapasitor shunt menambah −jB_C... tepatnya +jB_C ke Y_ii. Matriks inilah 'topologi' yang dibaca semua perangkat lunak aliran daya.</w:t>
+        <w:t xml:space="preserve"> — Y</w:t>
+      </w:r>
+      <w:r>
+        <w:rPr>
+          <w:rFonts w:ascii="Arial" w:hAnsi="Arial" w:eastAsia="Arial" w:cs="Arial"/>
+          <w:b w:val="0"/>
+          <w:i w:val="0"/>
+          <w:sz w:val="22"/>
+          <w:vertAlign w:val="subscript"/>
+        </w:rPr>
+        <w:t>bus</w:t>
+      </w:r>
+      <w:r>
+        <w:rPr>
+          <w:rFonts w:ascii="Arial" w:hAnsi="Arial" w:eastAsia="Arial" w:cs="Arial"/>
+          <w:b w:val="0"/>
+          <w:i w:val="0"/>
+          <w:sz w:val="22"/>
+        </w:rPr>
+        <w:t xml:space="preserve"> menghubungkan arus injeksi dan tegangan semua bus sekaligus; ia simetris (Y</w:t>
+      </w:r>
+      <w:r>
+        <w:rPr>
+          <w:rFonts w:ascii="Arial" w:hAnsi="Arial" w:eastAsia="Arial" w:cs="Arial"/>
+          <w:b w:val="0"/>
+          <w:i w:val="0"/>
+          <w:sz w:val="22"/>
+          <w:vertAlign w:val="subscript"/>
+        </w:rPr>
+        <w:t>ik</w:t>
+      </w:r>
+      <w:r>
+        <w:rPr>
+          <w:rFonts w:ascii="Arial" w:hAnsi="Arial" w:eastAsia="Arial" w:cs="Arial"/>
+          <w:b w:val="0"/>
+          <w:i w:val="0"/>
+          <w:sz w:val="22"/>
+        </w:rPr>
+        <w:t xml:space="preserve"> = Y</w:t>
+      </w:r>
+      <w:r>
+        <w:rPr>
+          <w:rFonts w:ascii="Arial" w:hAnsi="Arial" w:eastAsia="Arial" w:cs="Arial"/>
+          <w:b w:val="0"/>
+          <w:i w:val="0"/>
+          <w:sz w:val="22"/>
+          <w:vertAlign w:val="subscript"/>
+        </w:rPr>
+        <w:t>ki</w:t>
+      </w:r>
+      <w:r>
+        <w:rPr>
+          <w:rFonts w:ascii="Arial" w:hAnsi="Arial" w:eastAsia="Arial" w:cs="Arial"/>
+          <w:b w:val="0"/>
+          <w:i w:val="0"/>
+          <w:sz w:val="22"/>
+        </w:rPr>
+        <w:t xml:space="preserve"> bila tidak ada trafo pengubah fasa) dan jarang (elemen tak nol hanya untuk bus yang bertetangga). Trafo bertap t dimodelkan dengan π-ekuivalen yang mengubah Y</w:t>
+      </w:r>
+      <w:r>
+        <w:rPr>
+          <w:rFonts w:ascii="Arial" w:hAnsi="Arial" w:eastAsia="Arial" w:cs="Arial"/>
+          <w:b w:val="0"/>
+          <w:i w:val="0"/>
+          <w:sz w:val="22"/>
+          <w:vertAlign w:val="subscript"/>
+        </w:rPr>
+        <w:t>ii</w:t>
+      </w:r>
+      <w:r>
+        <w:rPr>
+          <w:rFonts w:ascii="Arial" w:hAnsi="Arial" w:eastAsia="Arial" w:cs="Arial"/>
+          <w:b w:val="0"/>
+          <w:i w:val="0"/>
+          <w:sz w:val="22"/>
+        </w:rPr>
+        <w:t xml:space="preserve"> dan Y</w:t>
+      </w:r>
+      <w:r>
+        <w:rPr>
+          <w:rFonts w:ascii="Arial" w:hAnsi="Arial" w:eastAsia="Arial" w:cs="Arial"/>
+          <w:b w:val="0"/>
+          <w:i w:val="0"/>
+          <w:sz w:val="22"/>
+          <w:vertAlign w:val="subscript"/>
+        </w:rPr>
+        <w:t>ik</w:t>
+      </w:r>
+      <w:r>
+        <w:rPr>
+          <w:rFonts w:ascii="Arial" w:hAnsi="Arial" w:eastAsia="Arial" w:cs="Arial"/>
+          <w:b w:val="0"/>
+          <w:i w:val="0"/>
+          <w:sz w:val="22"/>
+        </w:rPr>
+        <w:t xml:space="preserve"> dengan faktor 1/t dan 1/t²; kapasitor shunt menambah −jB</w:t>
+      </w:r>
+      <w:r>
+        <w:rPr>
+          <w:rFonts w:ascii="Arial" w:hAnsi="Arial" w:eastAsia="Arial" w:cs="Arial"/>
+          <w:b w:val="0"/>
+          <w:i w:val="0"/>
+          <w:sz w:val="22"/>
+          <w:vertAlign w:val="subscript"/>
+        </w:rPr>
+        <w:t>C</w:t>
+      </w:r>
+      <w:r>
+        <w:rPr>
+          <w:rFonts w:ascii="Arial" w:hAnsi="Arial" w:eastAsia="Arial" w:cs="Arial"/>
+          <w:b w:val="0"/>
+          <w:i w:val="0"/>
+          <w:sz w:val="22"/>
+        </w:rPr>
+        <w:t>... tepatnya +jB</w:t>
+      </w:r>
+      <w:r>
+        <w:rPr>
+          <w:rFonts w:ascii="Arial" w:hAnsi="Arial" w:eastAsia="Arial" w:cs="Arial"/>
+          <w:b w:val="0"/>
+          <w:i w:val="0"/>
+          <w:sz w:val="22"/>
+          <w:vertAlign w:val="subscript"/>
+        </w:rPr>
+        <w:t>C</w:t>
+      </w:r>
+      <w:r>
+        <w:rPr>
+          <w:rFonts w:ascii="Arial" w:hAnsi="Arial" w:eastAsia="Arial" w:cs="Arial"/>
+          <w:b w:val="0"/>
+          <w:i w:val="0"/>
+          <w:sz w:val="22"/>
+        </w:rPr>
+        <w:t xml:space="preserve"> ke Y</w:t>
+      </w:r>
+      <w:r>
+        <w:rPr>
+          <w:rFonts w:ascii="Arial" w:hAnsi="Arial" w:eastAsia="Arial" w:cs="Arial"/>
+          <w:b w:val="0"/>
+          <w:i w:val="0"/>
+          <w:sz w:val="22"/>
+          <w:vertAlign w:val="subscript"/>
+        </w:rPr>
+        <w:t>ii</w:t>
+      </w:r>
+      <w:r>
+        <w:rPr>
+          <w:rFonts w:ascii="Arial" w:hAnsi="Arial" w:eastAsia="Arial" w:cs="Arial"/>
+          <w:b w:val="0"/>
+          <w:i w:val="0"/>
+          <w:sz w:val="22"/>
+        </w:rPr>
+        <w:t>. Matriks inilah 'topologi' yang dibaca semua perangkat lunak aliran daya.</w:t>
       </w:r>
     </w:p>
     <w:p>
@@ -4741,7 +5070,45 @@
           <w:i w:val="0"/>
           <w:sz w:val="22"/>
         </w:rPr>
-        <w:t>Kapasitansi saluran (+jB/2 tiap ujung), kapasitor bank (+jB_C), reaktor (−jB_L) hanya menyentuh elemen diagonal.</w:t>
+        <w:t>Kapasitansi saluran (+jB/2 tiap ujung), kapasitor bank (+jB</w:t>
+      </w:r>
+      <w:r>
+        <w:rPr>
+          <w:rFonts w:ascii="Arial" w:hAnsi="Arial" w:eastAsia="Arial" w:cs="Arial"/>
+          <w:b w:val="0"/>
+          <w:i w:val="0"/>
+          <w:sz w:val="22"/>
+          <w:vertAlign w:val="subscript"/>
+        </w:rPr>
+        <w:t>C</w:t>
+      </w:r>
+      <w:r>
+        <w:rPr>
+          <w:rFonts w:ascii="Arial" w:hAnsi="Arial" w:eastAsia="Arial" w:cs="Arial"/>
+          <w:b w:val="0"/>
+          <w:i w:val="0"/>
+          <w:sz w:val="22"/>
+        </w:rPr>
+        <w:t>), reaktor (−jB</w:t>
+      </w:r>
+      <w:r>
+        <w:rPr>
+          <w:rFonts w:ascii="Arial" w:hAnsi="Arial" w:eastAsia="Arial" w:cs="Arial"/>
+          <w:b w:val="0"/>
+          <w:i w:val="0"/>
+          <w:sz w:val="22"/>
+          <w:vertAlign w:val="subscript"/>
+        </w:rPr>
+        <w:t>L</w:t>
+      </w:r>
+      <w:r>
+        <w:rPr>
+          <w:rFonts w:ascii="Arial" w:hAnsi="Arial" w:eastAsia="Arial" w:cs="Arial"/>
+          <w:b w:val="0"/>
+          <w:i w:val="0"/>
+          <w:sz w:val="22"/>
+        </w:rPr>
+        <w:t>) hanya menyentuh elemen diagonal.</w:t>
       </w:r>
     </w:p>
     <w:p>
@@ -4774,7 +5141,64 @@
           <w:i w:val="0"/>
           <w:sz w:val="22"/>
         </w:rPr>
-        <w:t>Tap t di sisi i: Y_ii += y/t², Y_ik = −y/t, Y_kk += y; tap ±10 % mengubah Y sedikit tetapi mengubah aliran Q secara berarti.</w:t>
+        <w:t>Tap t di sisi i: Y</w:t>
+      </w:r>
+      <w:r>
+        <w:rPr>
+          <w:rFonts w:ascii="Arial" w:hAnsi="Arial" w:eastAsia="Arial" w:cs="Arial"/>
+          <w:b w:val="0"/>
+          <w:i w:val="0"/>
+          <w:sz w:val="22"/>
+          <w:vertAlign w:val="subscript"/>
+        </w:rPr>
+        <w:t>ii</w:t>
+      </w:r>
+      <w:r>
+        <w:rPr>
+          <w:rFonts w:ascii="Arial" w:hAnsi="Arial" w:eastAsia="Arial" w:cs="Arial"/>
+          <w:b w:val="0"/>
+          <w:i w:val="0"/>
+          <w:sz w:val="22"/>
+        </w:rPr>
+        <w:t xml:space="preserve"> += y/t², Y</w:t>
+      </w:r>
+      <w:r>
+        <w:rPr>
+          <w:rFonts w:ascii="Arial" w:hAnsi="Arial" w:eastAsia="Arial" w:cs="Arial"/>
+          <w:b w:val="0"/>
+          <w:i w:val="0"/>
+          <w:sz w:val="22"/>
+          <w:vertAlign w:val="subscript"/>
+        </w:rPr>
+        <w:t>ik</w:t>
+      </w:r>
+      <w:r>
+        <w:rPr>
+          <w:rFonts w:ascii="Arial" w:hAnsi="Arial" w:eastAsia="Arial" w:cs="Arial"/>
+          <w:b w:val="0"/>
+          <w:i w:val="0"/>
+          <w:sz w:val="22"/>
+        </w:rPr>
+        <w:t xml:space="preserve"> = −y/t, Y</w:t>
+      </w:r>
+      <w:r>
+        <w:rPr>
+          <w:rFonts w:ascii="Arial" w:hAnsi="Arial" w:eastAsia="Arial" w:cs="Arial"/>
+          <w:b w:val="0"/>
+          <w:i w:val="0"/>
+          <w:sz w:val="22"/>
+          <w:vertAlign w:val="subscript"/>
+        </w:rPr>
+        <w:t>kk</w:t>
+      </w:r>
+      <w:r>
+        <w:rPr>
+          <w:rFonts w:ascii="Arial" w:hAnsi="Arial" w:eastAsia="Arial" w:cs="Arial"/>
+          <w:b w:val="0"/>
+          <w:i w:val="0"/>
+          <w:sz w:val="22"/>
+        </w:rPr>
+        <w:t xml:space="preserve"> += y; tap ±10 % mengubah Y sedikit tetapi mengubah aliran Q secara berarti.</w:t>
       </w:r>
     </w:p>
     <w:p>
@@ -4831,16 +5255,92 @@
           <w:i w:val="0"/>
           <w:sz w:val="22"/>
         </w:rPr>
-        <w:t xml:space="preserve">Z_bus: </w:t>
-      </w:r>
-      <w:r>
-        <w:rPr>
-          <w:rFonts w:ascii="Arial" w:hAnsi="Arial" w:eastAsia="Arial" w:cs="Arial"/>
-          <w:b w:val="0"/>
-          <w:i w:val="0"/>
-          <w:sz w:val="22"/>
-        </w:rPr>
-        <w:t>Kebalikan Y_bus (penuh, tidak jarang) dipakai untuk hubung singkat: Z_ii = X_th rel i (Modul 13).</w:t>
+        <w:t>Z</w:t>
+      </w:r>
+      <w:r>
+        <w:rPr>
+          <w:rFonts w:ascii="Arial" w:hAnsi="Arial" w:eastAsia="Arial" w:cs="Arial"/>
+          <w:b/>
+          <w:i w:val="0"/>
+          <w:sz w:val="22"/>
+          <w:vertAlign w:val="subscript"/>
+        </w:rPr>
+        <w:t>bus</w:t>
+      </w:r>
+      <w:r>
+        <w:rPr>
+          <w:rFonts w:ascii="Arial" w:hAnsi="Arial" w:eastAsia="Arial" w:cs="Arial"/>
+          <w:b/>
+          <w:i w:val="0"/>
+          <w:sz w:val="22"/>
+        </w:rPr>
+        <w:t xml:space="preserve">: </w:t>
+      </w:r>
+      <w:r>
+        <w:rPr>
+          <w:rFonts w:ascii="Arial" w:hAnsi="Arial" w:eastAsia="Arial" w:cs="Arial"/>
+          <w:b w:val="0"/>
+          <w:i w:val="0"/>
+          <w:sz w:val="22"/>
+        </w:rPr>
+        <w:t>Kebalikan Y</w:t>
+      </w:r>
+      <w:r>
+        <w:rPr>
+          <w:rFonts w:ascii="Arial" w:hAnsi="Arial" w:eastAsia="Arial" w:cs="Arial"/>
+          <w:b w:val="0"/>
+          <w:i w:val="0"/>
+          <w:sz w:val="22"/>
+          <w:vertAlign w:val="subscript"/>
+        </w:rPr>
+        <w:t>bus</w:t>
+      </w:r>
+      <w:r>
+        <w:rPr>
+          <w:rFonts w:ascii="Arial" w:hAnsi="Arial" w:eastAsia="Arial" w:cs="Arial"/>
+          <w:b w:val="0"/>
+          <w:i w:val="0"/>
+          <w:sz w:val="22"/>
+        </w:rPr>
+        <w:t xml:space="preserve"> (penuh, tidak jarang) dipakai untuk hubung singkat: Z</w:t>
+      </w:r>
+      <w:r>
+        <w:rPr>
+          <w:rFonts w:ascii="Arial" w:hAnsi="Arial" w:eastAsia="Arial" w:cs="Arial"/>
+          <w:b w:val="0"/>
+          <w:i w:val="0"/>
+          <w:sz w:val="22"/>
+          <w:vertAlign w:val="subscript"/>
+        </w:rPr>
+        <w:t>ii</w:t>
+      </w:r>
+      <w:r>
+        <w:rPr>
+          <w:rFonts w:ascii="Arial" w:hAnsi="Arial" w:eastAsia="Arial" w:cs="Arial"/>
+          <w:b w:val="0"/>
+          <w:i w:val="0"/>
+          <w:sz w:val="22"/>
+        </w:rPr>
+        <w:t xml:space="preserve"> = X</w:t>
+      </w:r>
+      <w:r>
+        <w:rPr>
+          <w:rFonts w:ascii="Arial" w:hAnsi="Arial" w:eastAsia="Arial" w:cs="Arial"/>
+          <w:b w:val="0"/>
+          <w:i w:val="0"/>
+          <w:sz w:val="22"/>
+          <w:vertAlign w:val="subscript"/>
+        </w:rPr>
+        <w:t>th</w:t>
+      </w:r>
+      <w:r>
+        <w:rPr>
+          <w:rFonts w:ascii="Arial" w:hAnsi="Arial" w:eastAsia="Arial" w:cs="Arial"/>
+          <w:b w:val="0"/>
+          <w:i w:val="0"/>
+          <w:sz w:val="22"/>
+        </w:rPr>
+        <w:t xml:space="preserve"> rel i (Modul 13).</w:t>
       </w:r>
     </w:p>
     <w:p>
@@ -4856,7 +5356,7 @@
           <w:i w:val="0"/>
           <w:sz w:val="20"/>
         </w:rPr>
-        <w:t>Tabel 2. Elemen Y_bus sistem contoh: Susunan, Nilai (pu), Dengan jB/2 = j0,03 tiap ujung, Dengan R = 0,2X.</w:t>
+        <w:t>Tabel 2. Elemen Ybus sistem contoh: Susunan, Nilai (pu), Dengan jB/2 = j0,03 tiap ujung, Dengan R = 0,2X.</w:t>
       </w:r>
     </w:p>
     <w:tbl>
@@ -4890,7 +5390,26 @@
                 <w:i w:val="0"/>
                 <w:sz w:val="18"/>
               </w:rPr>
-              <w:t>Elemen Y_bus sistem contoh</w:t>
+              <w:t>Elemen Y</w:t>
+            </w:r>
+            <w:r>
+              <w:rPr>
+                <w:rFonts w:ascii="Arial" w:hAnsi="Arial" w:eastAsia="Arial" w:cs="Arial"/>
+                <w:b/>
+                <w:i w:val="0"/>
+                <w:sz w:val="18"/>
+                <w:vertAlign w:val="subscript"/>
+              </w:rPr>
+              <w:t>bus</w:t>
+            </w:r>
+            <w:r>
+              <w:rPr>
+                <w:rFonts w:ascii="Arial" w:hAnsi="Arial" w:eastAsia="Arial" w:cs="Arial"/>
+                <w:b/>
+                <w:i w:val="0"/>
+                <w:sz w:val="18"/>
+              </w:rPr>
+              <w:t xml:space="preserve"> sistem contoh</w:t>
             </w:r>
           </w:p>
         </w:tc>
@@ -5605,7 +6124,9 @@
           <w:color w:val="1F3864"/>
           <w:sz w:val="28"/>
         </w:rPr>
-        <w:t>PERSAMAAN ALIRAN DAYA</w:t>
+        <w:t>PERSAMAAN</w:t>
+        <w:br/>
+        <w:t>ALIRAN DAYA</w:t>
       </w:r>
     </w:p>
     <w:p>
@@ -5620,7 +6141,45 @@
           <w:i w:val="0"/>
           <w:sz w:val="22"/>
         </w:rPr>
-        <w:t>Menggabungkan I = Y_bus V dengan S = V I* menghasilkan persamaan daya tiap bus dalam tegangan dan sudut semua bus: nonlinear, tetapi berstruktur jelas. Persamaan (3) menuliskannya dalam bentuk polar dan bentuk dua bus yang dapat dihitung dengan tangan; Gambar 3 memperlihatkan kurva P–δ dan Q–δ yang menjadi intuisi operator sistem.</w:t>
+        <w:t>Menggabungkan I = Y</w:t>
+      </w:r>
+      <w:r>
+        <w:rPr>
+          <w:rFonts w:ascii="Arial" w:hAnsi="Arial" w:eastAsia="Arial" w:cs="Arial"/>
+          <w:b w:val="0"/>
+          <w:i w:val="0"/>
+          <w:sz w:val="22"/>
+          <w:vertAlign w:val="subscript"/>
+        </w:rPr>
+        <w:t>bus</w:t>
+      </w:r>
+      <w:r>
+        <w:rPr>
+          <w:rFonts w:ascii="Arial" w:hAnsi="Arial" w:eastAsia="Arial" w:cs="Arial"/>
+          <w:b w:val="0"/>
+          <w:i w:val="0"/>
+          <w:sz w:val="22"/>
+        </w:rPr>
+        <w:t xml:space="preserve"> V dengan S = V I</w:t>
+      </w:r>
+      <w:r>
+        <w:rPr>
+          <w:rFonts w:ascii="Arial" w:hAnsi="Arial" w:eastAsia="Arial" w:cs="Arial"/>
+          <w:b w:val="0"/>
+          <w:i w:val="0"/>
+          <w:sz w:val="22"/>
+          <w:vertAlign w:val="superscript"/>
+        </w:rPr>
+        <w:t>*</w:t>
+      </w:r>
+      <w:r>
+        <w:rPr>
+          <w:rFonts w:ascii="Arial" w:hAnsi="Arial" w:eastAsia="Arial" w:cs="Arial"/>
+          <w:b w:val="0"/>
+          <w:i w:val="0"/>
+          <w:sz w:val="22"/>
+        </w:rPr>
+        <w:t xml:space="preserve"> menghasilkan persamaan daya tiap bus dalam tegangan dan sudut semua bus: nonlinear, tetapi berstruktur jelas. Persamaan (3) menuliskannya dalam bentuk polar dan bentuk dua bus yang dapat dihitung dengan tangan; Gambar 3 memperlihatkan kurva P–δ dan Q–δ yang menjadi intuisi operator sistem.</w:t>
       </w:r>
     </w:p>
     <w:p>
@@ -6379,7 +6938,26 @@
           <w:i w:val="0"/>
           <w:sz w:val="22"/>
         </w:rPr>
-        <w:t xml:space="preserve"> — Daya injeksi tiap bus adalah jumlah hasil kali tegangannya dengan tegangan semua tetangga lewat elemen Y_bus; sinus dan kosinus sudut membuatnya nonlinear. Bentuk dua bus tanpa rugi memperlihatkan sifat pentingnya: P terutama diatur oleh perbedaan sudut δ, Q oleh perbedaan besar tegangan; inilah dasar decoupling P–δ / Q–V yang dipakai fast decoupled dan operator saat 'menaikkan tegangan dengan kapasitor, menaikkan aliran dengan sudut'. Batas statis δ = 90° adalah batas kestabilan sudut sistem.</w:t>
+        <w:t xml:space="preserve"> — Daya injeksi tiap bus adalah jumlah hasil kali tegangannya dengan tegangan semua tetangga lewat elemen Y</w:t>
+      </w:r>
+      <w:r>
+        <w:rPr>
+          <w:rFonts w:ascii="Arial" w:hAnsi="Arial" w:eastAsia="Arial" w:cs="Arial"/>
+          <w:b w:val="0"/>
+          <w:i w:val="0"/>
+          <w:sz w:val="22"/>
+          <w:vertAlign w:val="subscript"/>
+        </w:rPr>
+        <w:t>bus</w:t>
+      </w:r>
+      <w:r>
+        <w:rPr>
+          <w:rFonts w:ascii="Arial" w:hAnsi="Arial" w:eastAsia="Arial" w:cs="Arial"/>
+          <w:b w:val="0"/>
+          <w:i w:val="0"/>
+          <w:sz w:val="22"/>
+        </w:rPr>
+        <w:t>; sinus dan kosinus sudut membuatnya nonlinear. Bentuk dua bus tanpa rugi memperlihatkan sifat pentingnya: P terutama diatur oleh perbedaan sudut δ, Q oleh perbedaan besar tegangan; inilah dasar decoupling P–δ / Q–V yang dipakai fast decoupled dan operator saat 'menaikkan tegangan dengan kapasitor, menaikkan aliran dengan sudut'. Batas statis δ = 90° adalah batas kestabilan sudut sistem.</w:t>
       </w:r>
     </w:p>
     <w:p>
@@ -6422,7 +7000,7 @@
           <w:i w:val="0"/>
           <w:sz w:val="21"/>
         </w:rPr>
-        <w:t>: Sudut elemen Y_ik (−90° untuk cabang reaktif murni)</w:t>
+        <w:t>: Sudut elemen Yik (−90° untuk cabang reaktif murni)</w:t>
       </w:r>
     </w:p>
     <w:p>
@@ -6560,7 +7138,45 @@
           <w:i w:val="0"/>
           <w:sz w:val="22"/>
         </w:rPr>
-        <w:t>P_i dan Q_i sebagai fungsi |V| dan δ: bentuk baku Newton–Raphson; bentuk rektangular (e + jf) dipakai beberapa penyelesai.</w:t>
+        <w:t>P</w:t>
+      </w:r>
+      <w:r>
+        <w:rPr>
+          <w:rFonts w:ascii="Arial" w:hAnsi="Arial" w:eastAsia="Arial" w:cs="Arial"/>
+          <w:b w:val="0"/>
+          <w:i w:val="0"/>
+          <w:sz w:val="22"/>
+          <w:vertAlign w:val="subscript"/>
+        </w:rPr>
+        <w:t>i</w:t>
+      </w:r>
+      <w:r>
+        <w:rPr>
+          <w:rFonts w:ascii="Arial" w:hAnsi="Arial" w:eastAsia="Arial" w:cs="Arial"/>
+          <w:b w:val="0"/>
+          <w:i w:val="0"/>
+          <w:sz w:val="22"/>
+        </w:rPr>
+        <w:t xml:space="preserve"> dan Q</w:t>
+      </w:r>
+      <w:r>
+        <w:rPr>
+          <w:rFonts w:ascii="Arial" w:hAnsi="Arial" w:eastAsia="Arial" w:cs="Arial"/>
+          <w:b w:val="0"/>
+          <w:i w:val="0"/>
+          <w:sz w:val="22"/>
+          <w:vertAlign w:val="subscript"/>
+        </w:rPr>
+        <w:t>i</w:t>
+      </w:r>
+      <w:r>
+        <w:rPr>
+          <w:rFonts w:ascii="Arial" w:hAnsi="Arial" w:eastAsia="Arial" w:cs="Arial"/>
+          <w:b w:val="0"/>
+          <w:i w:val="0"/>
+          <w:sz w:val="22"/>
+        </w:rPr>
+        <w:t xml:space="preserve"> sebagai fungsi |V| dan δ: bentuk baku Newton–Raphson; bentuk rektangular (e + jf) dipakai beberapa penyelesai.</w:t>
       </w:r>
     </w:p>
     <w:p>
@@ -6626,7 +7242,83 @@
           <w:i w:val="0"/>
           <w:sz w:val="22"/>
         </w:rPr>
-        <w:t>ΔP_i = P_i,terjadwal − P_i(V, δ); ΔQ_i serupa; iterasi selesai bila maks |ΔP|, |ΔQ| &lt; ε (10⁻⁴ pu = 10 kW pada 100 MVA).</w:t>
+        <w:t>ΔP</w:t>
+      </w:r>
+      <w:r>
+        <w:rPr>
+          <w:rFonts w:ascii="Arial" w:hAnsi="Arial" w:eastAsia="Arial" w:cs="Arial"/>
+          <w:b w:val="0"/>
+          <w:i w:val="0"/>
+          <w:sz w:val="22"/>
+          <w:vertAlign w:val="subscript"/>
+        </w:rPr>
+        <w:t>i</w:t>
+      </w:r>
+      <w:r>
+        <w:rPr>
+          <w:rFonts w:ascii="Arial" w:hAnsi="Arial" w:eastAsia="Arial" w:cs="Arial"/>
+          <w:b w:val="0"/>
+          <w:i w:val="0"/>
+          <w:sz w:val="22"/>
+        </w:rPr>
+        <w:t xml:space="preserve"> = P</w:t>
+      </w:r>
+      <w:r>
+        <w:rPr>
+          <w:rFonts w:ascii="Arial" w:hAnsi="Arial" w:eastAsia="Arial" w:cs="Arial"/>
+          <w:b w:val="0"/>
+          <w:i w:val="0"/>
+          <w:sz w:val="22"/>
+          <w:vertAlign w:val="subscript"/>
+        </w:rPr>
+        <w:t>i,terjadwal</w:t>
+      </w:r>
+      <w:r>
+        <w:rPr>
+          <w:rFonts w:ascii="Arial" w:hAnsi="Arial" w:eastAsia="Arial" w:cs="Arial"/>
+          <w:b w:val="0"/>
+          <w:i w:val="0"/>
+          <w:sz w:val="22"/>
+        </w:rPr>
+        <w:t xml:space="preserve"> − P</w:t>
+      </w:r>
+      <w:r>
+        <w:rPr>
+          <w:rFonts w:ascii="Arial" w:hAnsi="Arial" w:eastAsia="Arial" w:cs="Arial"/>
+          <w:b w:val="0"/>
+          <w:i w:val="0"/>
+          <w:sz w:val="22"/>
+          <w:vertAlign w:val="subscript"/>
+        </w:rPr>
+        <w:t>i</w:t>
+      </w:r>
+      <w:r>
+        <w:rPr>
+          <w:rFonts w:ascii="Arial" w:hAnsi="Arial" w:eastAsia="Arial" w:cs="Arial"/>
+          <w:b w:val="0"/>
+          <w:i w:val="0"/>
+          <w:sz w:val="22"/>
+        </w:rPr>
+        <w:t>(V, δ); ΔQ</w:t>
+      </w:r>
+      <w:r>
+        <w:rPr>
+          <w:rFonts w:ascii="Arial" w:hAnsi="Arial" w:eastAsia="Arial" w:cs="Arial"/>
+          <w:b w:val="0"/>
+          <w:i w:val="0"/>
+          <w:sz w:val="22"/>
+          <w:vertAlign w:val="subscript"/>
+        </w:rPr>
+        <w:t>i</w:t>
+      </w:r>
+      <w:r>
+        <w:rPr>
+          <w:rFonts w:ascii="Arial" w:hAnsi="Arial" w:eastAsia="Arial" w:cs="Arial"/>
+          <w:b w:val="0"/>
+          <w:i w:val="0"/>
+          <w:sz w:val="22"/>
+        </w:rPr>
+        <w:t xml:space="preserve"> serupa; iterasi selesai bila maks |ΔP|, |ΔQ| &lt; ε (10⁻⁴ pu = 10 kW pada 100 MVA).</w:t>
       </w:r>
     </w:p>
     <w:p>
@@ -7456,7 +8148,26 @@
                 <w:i w:val="0"/>
                 <w:sz w:val="18"/>
               </w:rPr>
-              <w:t>P_maks; ∂P/∂δ = 0, NR singular</w:t>
+              <w:t>P</w:t>
+            </w:r>
+            <w:r>
+              <w:rPr>
+                <w:rFonts w:ascii="Arial" w:hAnsi="Arial" w:eastAsia="Arial" w:cs="Arial"/>
+                <w:b w:val="0"/>
+                <w:i w:val="0"/>
+                <w:sz w:val="18"/>
+                <w:vertAlign w:val="subscript"/>
+              </w:rPr>
+              <w:t>maks</w:t>
+            </w:r>
+            <w:r>
+              <w:rPr>
+                <w:rFonts w:ascii="Arial" w:hAnsi="Arial" w:eastAsia="Arial" w:cs="Arial"/>
+                <w:b w:val="0"/>
+                <w:i w:val="0"/>
+                <w:sz w:val="18"/>
+              </w:rPr>
+              <w:t>; ∂P/∂δ = 0, NR singular</w:t>
             </w:r>
           </w:p>
         </w:tc>
@@ -7509,7 +8220,9 @@
           <w:color w:val="1F3864"/>
           <w:sz w:val="28"/>
         </w:rPr>
-        <w:t>METODE GAUSS–SEIDEL</w:t>
+        <w:t>METODE</w:t>
+        <w:br/>
+        <w:t>GAUSS–SEIDEL</w:t>
       </w:r>
     </w:p>
     <w:p>
@@ -7740,7 +8453,74 @@
           <w:sz w:val="22"/>
           <w:vertAlign w:val="subscript"/>
         </w:rPr>
-        <w:t>k&lt;i&gt;i</w:t>
+        <w:t>k &lt; i</w:t>
+      </w:r>
+      <w:r>
+        <w:rPr>
+          <w:rFonts w:ascii="Arial" w:hAnsi="Arial" w:eastAsia="Arial" w:cs="Arial"/>
+          <w:b w:val="0"/>
+          <w:i w:val="0"/>
+          <w:sz w:val="22"/>
+        </w:rPr>
+        <w:t>Y</w:t>
+      </w:r>
+      <w:r>
+        <w:rPr>
+          <w:rFonts w:ascii="Arial" w:hAnsi="Arial" w:eastAsia="Arial" w:cs="Arial"/>
+          <w:b w:val="0"/>
+          <w:i w:val="0"/>
+          <w:sz w:val="22"/>
+          <w:vertAlign w:val="subscript"/>
+        </w:rPr>
+        <w:t>ik</w:t>
+      </w:r>
+      <w:r>
+        <w:rPr>
+          <w:rFonts w:ascii="Arial" w:hAnsi="Arial" w:eastAsia="Arial" w:cs="Arial"/>
+          <w:b w:val="0"/>
+          <w:i w:val="0"/>
+          <w:sz w:val="22"/>
+        </w:rPr>
+        <w:t>V</w:t>
+      </w:r>
+      <w:r>
+        <w:rPr>
+          <w:rFonts w:ascii="Arial" w:hAnsi="Arial" w:eastAsia="Arial" w:cs="Arial"/>
+          <w:b w:val="0"/>
+          <w:i w:val="0"/>
+          <w:sz w:val="22"/>
+          <w:vertAlign w:val="subscript"/>
+        </w:rPr>
+        <w:t>k</w:t>
+      </w:r>
+      <w:r>
+        <w:rPr>
+          <w:rFonts w:ascii="Arial" w:hAnsi="Arial" w:eastAsia="Arial" w:cs="Arial"/>
+          <w:b w:val="0"/>
+          <w:i w:val="0"/>
+          <w:sz w:val="22"/>
+          <w:vertAlign w:val="superscript"/>
+        </w:rPr>
+        <w:t>(k+1)</w:t>
+      </w:r>
+      <w:r>
+        <w:rPr>
+          <w:rFonts w:ascii="Arial" w:hAnsi="Arial" w:eastAsia="Arial" w:cs="Arial"/>
+          <w:b w:val="0"/>
+          <w:i w:val="0"/>
+          <w:sz w:val="22"/>
+        </w:rPr>
+        <w:t xml:space="preserve"> − Σ</w:t>
+      </w:r>
+      <w:r>
+        <w:rPr>
+          <w:rFonts w:ascii="Arial" w:hAnsi="Arial" w:eastAsia="Arial" w:cs="Arial"/>
+          <w:b w:val="0"/>
+          <w:i w:val="0"/>
+          <w:sz w:val="22"/>
+          <w:vertAlign w:val="subscript"/>
+        </w:rPr>
+        <w:t>k&gt;i</w:t>
       </w:r>
       <w:r>
         <w:rPr>
@@ -8068,7 +8848,102 @@
           <w:i w:val="0"/>
           <w:sz w:val="22"/>
         </w:rPr>
-        <w:t xml:space="preserve"> — Gauss–Seidel menyelesaikan persamaan bus i untuk V_i dengan menganggap tegangan bus lain diketahui (nilai terbaru), lalu bergerak ke bus berikutnya; satu putaran seluruh bus = satu iterasi. Beban dimasukkan sebagai P_i + jQ_i negatif. Untuk bus PV, Q_i dihitung dulu dari tegangan saat ini, lalu |V_i| hasil dikembalikan ke nilai tetapnya (hanya sudutnya dipakai). Metode ini sederhana dan hemat memori tetapi konvergen linear: jumlah iterasi tumbuh dengan ukuran sistem; faktor percepatan α 1,4–1,7 mempersingkatnya.</w:t>
+        <w:t xml:space="preserve"> — Gauss–Seidel menyelesaikan persamaan bus i untuk V</w:t>
+      </w:r>
+      <w:r>
+        <w:rPr>
+          <w:rFonts w:ascii="Arial" w:hAnsi="Arial" w:eastAsia="Arial" w:cs="Arial"/>
+          <w:b w:val="0"/>
+          <w:i w:val="0"/>
+          <w:sz w:val="22"/>
+          <w:vertAlign w:val="subscript"/>
+        </w:rPr>
+        <w:t>i</w:t>
+      </w:r>
+      <w:r>
+        <w:rPr>
+          <w:rFonts w:ascii="Arial" w:hAnsi="Arial" w:eastAsia="Arial" w:cs="Arial"/>
+          <w:b w:val="0"/>
+          <w:i w:val="0"/>
+          <w:sz w:val="22"/>
+        </w:rPr>
+        <w:t xml:space="preserve"> dengan menganggap tegangan bus lain diketahui (nilai terbaru), lalu bergerak ke bus berikutnya; satu putaran seluruh bus = satu iterasi. Beban dimasukkan sebagai P</w:t>
+      </w:r>
+      <w:r>
+        <w:rPr>
+          <w:rFonts w:ascii="Arial" w:hAnsi="Arial" w:eastAsia="Arial" w:cs="Arial"/>
+          <w:b w:val="0"/>
+          <w:i w:val="0"/>
+          <w:sz w:val="22"/>
+          <w:vertAlign w:val="subscript"/>
+        </w:rPr>
+        <w:t>i</w:t>
+      </w:r>
+      <w:r>
+        <w:rPr>
+          <w:rFonts w:ascii="Arial" w:hAnsi="Arial" w:eastAsia="Arial" w:cs="Arial"/>
+          <w:b w:val="0"/>
+          <w:i w:val="0"/>
+          <w:sz w:val="22"/>
+        </w:rPr>
+        <w:t xml:space="preserve"> + jQ</w:t>
+      </w:r>
+      <w:r>
+        <w:rPr>
+          <w:rFonts w:ascii="Arial" w:hAnsi="Arial" w:eastAsia="Arial" w:cs="Arial"/>
+          <w:b w:val="0"/>
+          <w:i w:val="0"/>
+          <w:sz w:val="22"/>
+          <w:vertAlign w:val="subscript"/>
+        </w:rPr>
+        <w:t>i</w:t>
+      </w:r>
+      <w:r>
+        <w:rPr>
+          <w:rFonts w:ascii="Arial" w:hAnsi="Arial" w:eastAsia="Arial" w:cs="Arial"/>
+          <w:b w:val="0"/>
+          <w:i w:val="0"/>
+          <w:sz w:val="22"/>
+        </w:rPr>
+        <w:t xml:space="preserve"> negatif. Untuk bus PV, Q</w:t>
+      </w:r>
+      <w:r>
+        <w:rPr>
+          <w:rFonts w:ascii="Arial" w:hAnsi="Arial" w:eastAsia="Arial" w:cs="Arial"/>
+          <w:b w:val="0"/>
+          <w:i w:val="0"/>
+          <w:sz w:val="22"/>
+          <w:vertAlign w:val="subscript"/>
+        </w:rPr>
+        <w:t>i</w:t>
+      </w:r>
+      <w:r>
+        <w:rPr>
+          <w:rFonts w:ascii="Arial" w:hAnsi="Arial" w:eastAsia="Arial" w:cs="Arial"/>
+          <w:b w:val="0"/>
+          <w:i w:val="0"/>
+          <w:sz w:val="22"/>
+        </w:rPr>
+        <w:t xml:space="preserve"> dihitung dulu dari tegangan saat ini, lalu |V</w:t>
+      </w:r>
+      <w:r>
+        <w:rPr>
+          <w:rFonts w:ascii="Arial" w:hAnsi="Arial" w:eastAsia="Arial" w:cs="Arial"/>
+          <w:b w:val="0"/>
+          <w:i w:val="0"/>
+          <w:sz w:val="22"/>
+          <w:vertAlign w:val="subscript"/>
+        </w:rPr>
+        <w:t>i</w:t>
+      </w:r>
+      <w:r>
+        <w:rPr>
+          <w:rFonts w:ascii="Arial" w:hAnsi="Arial" w:eastAsia="Arial" w:cs="Arial"/>
+          <w:b w:val="0"/>
+          <w:i w:val="0"/>
+          <w:sz w:val="22"/>
+        </w:rPr>
+        <w:t>| hasil dikembalikan ke nilai tetapnya (hanya sudutnya dipakai). Metode ini sederhana dan hemat memori tetapi konvergen linear: jumlah iterasi tumbuh dengan ukuran sistem; faktor percepatan α 1,4–1,7 mempersingkatnya.</w:t>
       </w:r>
     </w:p>
     <w:p>
@@ -8282,7 +9157,131 @@
           <w:i w:val="0"/>
           <w:sz w:val="22"/>
         </w:rPr>
-        <w:t>Q_i = −Im{V_i* Σ Y_ik V_k}; periksa batas; V_i hasil diskalakan ke |V_i| tetap; bila Q keluar batas → perlakukan sebagai PQ.</w:t>
+        <w:t>Q</w:t>
+      </w:r>
+      <w:r>
+        <w:rPr>
+          <w:rFonts w:ascii="Arial" w:hAnsi="Arial" w:eastAsia="Arial" w:cs="Arial"/>
+          <w:b w:val="0"/>
+          <w:i w:val="0"/>
+          <w:sz w:val="22"/>
+          <w:vertAlign w:val="subscript"/>
+        </w:rPr>
+        <w:t>i</w:t>
+      </w:r>
+      <w:r>
+        <w:rPr>
+          <w:rFonts w:ascii="Arial" w:hAnsi="Arial" w:eastAsia="Arial" w:cs="Arial"/>
+          <w:b w:val="0"/>
+          <w:i w:val="0"/>
+          <w:sz w:val="22"/>
+        </w:rPr>
+        <w:t xml:space="preserve"> = −Im{V</w:t>
+      </w:r>
+      <w:r>
+        <w:rPr>
+          <w:rFonts w:ascii="Arial" w:hAnsi="Arial" w:eastAsia="Arial" w:cs="Arial"/>
+          <w:b w:val="0"/>
+          <w:i w:val="0"/>
+          <w:sz w:val="22"/>
+          <w:vertAlign w:val="subscript"/>
+        </w:rPr>
+        <w:t>i</w:t>
+      </w:r>
+      <w:r>
+        <w:rPr>
+          <w:rFonts w:ascii="Arial" w:hAnsi="Arial" w:eastAsia="Arial" w:cs="Arial"/>
+          <w:b w:val="0"/>
+          <w:i w:val="0"/>
+          <w:sz w:val="22"/>
+          <w:vertAlign w:val="superscript"/>
+        </w:rPr>
+        <w:t>*</w:t>
+      </w:r>
+      <w:r>
+        <w:rPr>
+          <w:rFonts w:ascii="Arial" w:hAnsi="Arial" w:eastAsia="Arial" w:cs="Arial"/>
+          <w:b w:val="0"/>
+          <w:i w:val="0"/>
+          <w:sz w:val="22"/>
+        </w:rPr>
+        <w:t xml:space="preserve"> Σ Y</w:t>
+      </w:r>
+      <w:r>
+        <w:rPr>
+          <w:rFonts w:ascii="Arial" w:hAnsi="Arial" w:eastAsia="Arial" w:cs="Arial"/>
+          <w:b w:val="0"/>
+          <w:i w:val="0"/>
+          <w:sz w:val="22"/>
+          <w:vertAlign w:val="subscript"/>
+        </w:rPr>
+        <w:t>ik</w:t>
+      </w:r>
+      <w:r>
+        <w:rPr>
+          <w:rFonts w:ascii="Arial" w:hAnsi="Arial" w:eastAsia="Arial" w:cs="Arial"/>
+          <w:b w:val="0"/>
+          <w:i w:val="0"/>
+          <w:sz w:val="22"/>
+        </w:rPr>
+        <w:t xml:space="preserve"> V</w:t>
+      </w:r>
+      <w:r>
+        <w:rPr>
+          <w:rFonts w:ascii="Arial" w:hAnsi="Arial" w:eastAsia="Arial" w:cs="Arial"/>
+          <w:b w:val="0"/>
+          <w:i w:val="0"/>
+          <w:sz w:val="22"/>
+          <w:vertAlign w:val="subscript"/>
+        </w:rPr>
+        <w:t>k</w:t>
+      </w:r>
+      <w:r>
+        <w:rPr>
+          <w:rFonts w:ascii="Arial" w:hAnsi="Arial" w:eastAsia="Arial" w:cs="Arial"/>
+          <w:b w:val="0"/>
+          <w:i w:val="0"/>
+          <w:sz w:val="22"/>
+        </w:rPr>
+        <w:t>}; periksa batas; V</w:t>
+      </w:r>
+      <w:r>
+        <w:rPr>
+          <w:rFonts w:ascii="Arial" w:hAnsi="Arial" w:eastAsia="Arial" w:cs="Arial"/>
+          <w:b w:val="0"/>
+          <w:i w:val="0"/>
+          <w:sz w:val="22"/>
+          <w:vertAlign w:val="subscript"/>
+        </w:rPr>
+        <w:t>i</w:t>
+      </w:r>
+      <w:r>
+        <w:rPr>
+          <w:rFonts w:ascii="Arial" w:hAnsi="Arial" w:eastAsia="Arial" w:cs="Arial"/>
+          <w:b w:val="0"/>
+          <w:i w:val="0"/>
+          <w:sz w:val="22"/>
+        </w:rPr>
+        <w:t xml:space="preserve"> hasil diskalakan ke |V</w:t>
+      </w:r>
+      <w:r>
+        <w:rPr>
+          <w:rFonts w:ascii="Arial" w:hAnsi="Arial" w:eastAsia="Arial" w:cs="Arial"/>
+          <w:b w:val="0"/>
+          <w:i w:val="0"/>
+          <w:sz w:val="22"/>
+          <w:vertAlign w:val="subscript"/>
+        </w:rPr>
+        <w:t>i</w:t>
+      </w:r>
+      <w:r>
+        <w:rPr>
+          <w:rFonts w:ascii="Arial" w:hAnsi="Arial" w:eastAsia="Arial" w:cs="Arial"/>
+          <w:b w:val="0"/>
+          <w:i w:val="0"/>
+          <w:sz w:val="22"/>
+        </w:rPr>
+        <w:t>| tetap; bila Q keluar batas → perlakukan sebagai PQ.</w:t>
       </w:r>
     </w:p>
     <w:p>
@@ -9258,7 +10257,9 @@
           <w:color w:val="1F3864"/>
           <w:sz w:val="28"/>
         </w:rPr>
-        <w:t>NEWTON–RAPHSON, FAST DECOUPLED, DAN ALIRAN DAYA DC</w:t>
+        <w:t>NEWTON–RAPHSON, FAST DECOUPLED,</w:t>
+        <w:br/>
+        <w:t>DAN ALIRAN DAYA DC</w:t>
       </w:r>
     </w:p>
     <w:p>
@@ -9413,7 +10414,7 @@
           <w:i w:val="0"/>
           <w:sz w:val="22"/>
         </w:rPr>
-        <w:t xml:space="preserve"> — Newton–Raphson melinearkan persamaan aliran daya di sekitar tebakan saat ini lewat matriks Jacobian, menyelesaikan sistem linear untuk koreksi Δδ dan Δ|V|, lalu memperbarui; konvergensinya kuadratis (3–6 iterasi berapa pun ukuran sistem) tetapi tiap iterasi membangun dan memfaktorkan Jacobian. Fast decoupled (Stott–Alsaç) memakai decoupling P–δ/Q–V dan matriks B', B'' tetap sehingga tiap iterasi sangat murah. Aliran daya DC melangkah lebih jauh: R diabaikan, |V| = 1, sin δ ≈ δ, sehingga P = B'δ linear tanpa iterasi; dipakai untuk kontingensi massal dan pasar listrik, tanpa informasi Q dan tegangan.</w:t>
+        <w:t xml:space="preserve"> — Newton–Raphson melinearkan persamaan aliran daya di sekitar tebakan saat ini lewat matriks Jacobian, menyelesaikan sistem linear untuk koreksi Δδ dan Δ|V|, lalu memperbarui; konvergensinya kuadratis (3–6 iterasi berapa pun ukuran sistem) tetapi tiap iterasi membangun dan memfaktorkan Jacobian. Fast decoupled (Stott–Alsaç) memakai decoupling P–δ/Q–V dan matriks B′, B″ tetap sehingga tiap iterasi sangat murah. Aliran daya DC melangkah lebih jauh: R diabaikan, |V| = 1, sin δ ≈ δ, sehingga P = B′δ linear tanpa iterasi; dipakai untuk kontingensi massal dan pasar listrik, tanpa informasi Q dan tegangan.</w:t>
       </w:r>
     </w:p>
     <w:p>
@@ -9446,7 +10447,7 @@
           <w:i w:val="0"/>
           <w:sz w:val="21"/>
         </w:rPr>
-        <w:t>: Matriks Jacobian (2n_PQ + n_PV persegi)</w:t>
+        <w:t>: Matriks Jacobian (2nPQ + nPV persegi)</w:t>
       </w:r>
     </w:p>
     <w:p>
@@ -9479,7 +10480,7 @@
           <w:i w:val="0"/>
           <w:sz w:val="21"/>
         </w:rPr>
-        <w:t>: Matriks suseptansi tetap (−Im Y_bus tanpa shunt / dengan shunt)</w:t>
+        <w:t>: Matriks suseptansi tetap (−Im Ybus tanpa shunt / dengan shunt)</w:t>
       </w:r>
     </w:p>
     <w:p>
@@ -9545,7 +10546,159 @@
           <w:i w:val="0"/>
           <w:sz w:val="22"/>
         </w:rPr>
-        <w:t>Empat blok turunan parsial; untuk cabang reaktif ∂P_i/∂δ_k = −|V_i||V_k||Y_ik| cos(θ_ik − δ_i + δ_k); dibangun ulang tiap iterasi.</w:t>
+        <w:t>Empat blok turunan parsial; untuk cabang reaktif ∂P</w:t>
+      </w:r>
+      <w:r>
+        <w:rPr>
+          <w:rFonts w:ascii="Arial" w:hAnsi="Arial" w:eastAsia="Arial" w:cs="Arial"/>
+          <w:b w:val="0"/>
+          <w:i w:val="0"/>
+          <w:sz w:val="22"/>
+          <w:vertAlign w:val="subscript"/>
+        </w:rPr>
+        <w:t>i</w:t>
+      </w:r>
+      <w:r>
+        <w:rPr>
+          <w:rFonts w:ascii="Arial" w:hAnsi="Arial" w:eastAsia="Arial" w:cs="Arial"/>
+          <w:b w:val="0"/>
+          <w:i w:val="0"/>
+          <w:sz w:val="22"/>
+        </w:rPr>
+        <w:t>/∂δ</w:t>
+      </w:r>
+      <w:r>
+        <w:rPr>
+          <w:rFonts w:ascii="Arial" w:hAnsi="Arial" w:eastAsia="Arial" w:cs="Arial"/>
+          <w:b w:val="0"/>
+          <w:i w:val="0"/>
+          <w:sz w:val="22"/>
+          <w:vertAlign w:val="subscript"/>
+        </w:rPr>
+        <w:t>k</w:t>
+      </w:r>
+      <w:r>
+        <w:rPr>
+          <w:rFonts w:ascii="Arial" w:hAnsi="Arial" w:eastAsia="Arial" w:cs="Arial"/>
+          <w:b w:val="0"/>
+          <w:i w:val="0"/>
+          <w:sz w:val="22"/>
+        </w:rPr>
+        <w:t xml:space="preserve"> = −|V</w:t>
+      </w:r>
+      <w:r>
+        <w:rPr>
+          <w:rFonts w:ascii="Arial" w:hAnsi="Arial" w:eastAsia="Arial" w:cs="Arial"/>
+          <w:b w:val="0"/>
+          <w:i w:val="0"/>
+          <w:sz w:val="22"/>
+          <w:vertAlign w:val="subscript"/>
+        </w:rPr>
+        <w:t>i</w:t>
+      </w:r>
+      <w:r>
+        <w:rPr>
+          <w:rFonts w:ascii="Arial" w:hAnsi="Arial" w:eastAsia="Arial" w:cs="Arial"/>
+          <w:b w:val="0"/>
+          <w:i w:val="0"/>
+          <w:sz w:val="22"/>
+        </w:rPr>
+        <w:t>||V</w:t>
+      </w:r>
+      <w:r>
+        <w:rPr>
+          <w:rFonts w:ascii="Arial" w:hAnsi="Arial" w:eastAsia="Arial" w:cs="Arial"/>
+          <w:b w:val="0"/>
+          <w:i w:val="0"/>
+          <w:sz w:val="22"/>
+          <w:vertAlign w:val="subscript"/>
+        </w:rPr>
+        <w:t>k</w:t>
+      </w:r>
+      <w:r>
+        <w:rPr>
+          <w:rFonts w:ascii="Arial" w:hAnsi="Arial" w:eastAsia="Arial" w:cs="Arial"/>
+          <w:b w:val="0"/>
+          <w:i w:val="0"/>
+          <w:sz w:val="22"/>
+        </w:rPr>
+        <w:t>||Y</w:t>
+      </w:r>
+      <w:r>
+        <w:rPr>
+          <w:rFonts w:ascii="Arial" w:hAnsi="Arial" w:eastAsia="Arial" w:cs="Arial"/>
+          <w:b w:val="0"/>
+          <w:i w:val="0"/>
+          <w:sz w:val="22"/>
+          <w:vertAlign w:val="subscript"/>
+        </w:rPr>
+        <w:t>ik</w:t>
+      </w:r>
+      <w:r>
+        <w:rPr>
+          <w:rFonts w:ascii="Arial" w:hAnsi="Arial" w:eastAsia="Arial" w:cs="Arial"/>
+          <w:b w:val="0"/>
+          <w:i w:val="0"/>
+          <w:sz w:val="22"/>
+        </w:rPr>
+        <w:t>| cos(θ</w:t>
+      </w:r>
+      <w:r>
+        <w:rPr>
+          <w:rFonts w:ascii="Arial" w:hAnsi="Arial" w:eastAsia="Arial" w:cs="Arial"/>
+          <w:b w:val="0"/>
+          <w:i w:val="0"/>
+          <w:sz w:val="22"/>
+          <w:vertAlign w:val="subscript"/>
+        </w:rPr>
+        <w:t>ik</w:t>
+      </w:r>
+      <w:r>
+        <w:rPr>
+          <w:rFonts w:ascii="Arial" w:hAnsi="Arial" w:eastAsia="Arial" w:cs="Arial"/>
+          <w:b w:val="0"/>
+          <w:i w:val="0"/>
+          <w:sz w:val="22"/>
+        </w:rPr>
+        <w:t xml:space="preserve"> − δ</w:t>
+      </w:r>
+      <w:r>
+        <w:rPr>
+          <w:rFonts w:ascii="Arial" w:hAnsi="Arial" w:eastAsia="Arial" w:cs="Arial"/>
+          <w:b w:val="0"/>
+          <w:i w:val="0"/>
+          <w:sz w:val="22"/>
+          <w:vertAlign w:val="subscript"/>
+        </w:rPr>
+        <w:t>i</w:t>
+      </w:r>
+      <w:r>
+        <w:rPr>
+          <w:rFonts w:ascii="Arial" w:hAnsi="Arial" w:eastAsia="Arial" w:cs="Arial"/>
+          <w:b w:val="0"/>
+          <w:i w:val="0"/>
+          <w:sz w:val="22"/>
+        </w:rPr>
+        <w:t xml:space="preserve"> + δ</w:t>
+      </w:r>
+      <w:r>
+        <w:rPr>
+          <w:rFonts w:ascii="Arial" w:hAnsi="Arial" w:eastAsia="Arial" w:cs="Arial"/>
+          <w:b w:val="0"/>
+          <w:i w:val="0"/>
+          <w:sz w:val="22"/>
+          <w:vertAlign w:val="subscript"/>
+        </w:rPr>
+        <w:t>k</w:t>
+      </w:r>
+      <w:r>
+        <w:rPr>
+          <w:rFonts w:ascii="Arial" w:hAnsi="Arial" w:eastAsia="Arial" w:cs="Arial"/>
+          <w:b w:val="0"/>
+          <w:i w:val="0"/>
+          <w:sz w:val="22"/>
+        </w:rPr>
+        <w:t>); dibangun ulang tiap iterasi.</w:t>
       </w:r>
     </w:p>
     <w:p>
@@ -9611,7 +10764,7 @@
           <w:i w:val="0"/>
           <w:sz w:val="22"/>
         </w:rPr>
-        <w:t>Iterasi P–δ dan Q–V bergantian dengan B', B'' yang difaktorkan sekali; 10–20 iterasi murah; baku untuk studi keamanan daring.</w:t>
+        <w:t>Iterasi P–δ dan Q–V bergantian dengan B′, B″ yang difaktorkan sekali; 10–20 iterasi murah; baku untuk studi keamanan daring.</w:t>
       </w:r>
     </w:p>
     <w:p>
@@ -10133,7 +11286,7 @@
                 <w:i w:val="0"/>
                 <w:sz w:val="18"/>
               </w:rPr>
-              <w:t>murah (B', B'' tetap)</w:t>
+              <w:t>murah (B′, B″ tetap)</w:t>
             </w:r>
           </w:p>
         </w:tc>
@@ -10494,7 +11647,9 @@
           <w:color w:val="1F3864"/>
           <w:sz w:val="28"/>
         </w:rPr>
-        <w:t>MEMBACA HASIL DAN APLIKASI ALIRAN DAYA</w:t>
+        <w:t>MEMBACA HASIL</w:t>
+        <w:br/>
+        <w:t>DAN APLIKASI ALIRAN DAYA</w:t>
       </w:r>
     </w:p>
     <w:p>
@@ -11335,7 +12490,83 @@
           <w:i w:val="0"/>
           <w:sz w:val="22"/>
         </w:rPr>
-        <w:t>Tabel bus (|V|, δ, P_gen, Q_gen, P_load, Q_load), tabel cabang (P, Q dari–ke, rugi, % pembebanan), ringkasan (total gen, beban, rugi, slack).</w:t>
+        <w:t>Tabel bus (|V|, δ, P</w:t>
+      </w:r>
+      <w:r>
+        <w:rPr>
+          <w:rFonts w:ascii="Arial" w:hAnsi="Arial" w:eastAsia="Arial" w:cs="Arial"/>
+          <w:b w:val="0"/>
+          <w:i w:val="0"/>
+          <w:sz w:val="22"/>
+          <w:vertAlign w:val="subscript"/>
+        </w:rPr>
+        <w:t>gen</w:t>
+      </w:r>
+      <w:r>
+        <w:rPr>
+          <w:rFonts w:ascii="Arial" w:hAnsi="Arial" w:eastAsia="Arial" w:cs="Arial"/>
+          <w:b w:val="0"/>
+          <w:i w:val="0"/>
+          <w:sz w:val="22"/>
+        </w:rPr>
+        <w:t>, Q</w:t>
+      </w:r>
+      <w:r>
+        <w:rPr>
+          <w:rFonts w:ascii="Arial" w:hAnsi="Arial" w:eastAsia="Arial" w:cs="Arial"/>
+          <w:b w:val="0"/>
+          <w:i w:val="0"/>
+          <w:sz w:val="22"/>
+          <w:vertAlign w:val="subscript"/>
+        </w:rPr>
+        <w:t>gen</w:t>
+      </w:r>
+      <w:r>
+        <w:rPr>
+          <w:rFonts w:ascii="Arial" w:hAnsi="Arial" w:eastAsia="Arial" w:cs="Arial"/>
+          <w:b w:val="0"/>
+          <w:i w:val="0"/>
+          <w:sz w:val="22"/>
+        </w:rPr>
+        <w:t>, P</w:t>
+      </w:r>
+      <w:r>
+        <w:rPr>
+          <w:rFonts w:ascii="Arial" w:hAnsi="Arial" w:eastAsia="Arial" w:cs="Arial"/>
+          <w:b w:val="0"/>
+          <w:i w:val="0"/>
+          <w:sz w:val="22"/>
+          <w:vertAlign w:val="subscript"/>
+        </w:rPr>
+        <w:t>load</w:t>
+      </w:r>
+      <w:r>
+        <w:rPr>
+          <w:rFonts w:ascii="Arial" w:hAnsi="Arial" w:eastAsia="Arial" w:cs="Arial"/>
+          <w:b w:val="0"/>
+          <w:i w:val="0"/>
+          <w:sz w:val="22"/>
+        </w:rPr>
+        <w:t>, Q</w:t>
+      </w:r>
+      <w:r>
+        <w:rPr>
+          <w:rFonts w:ascii="Arial" w:hAnsi="Arial" w:eastAsia="Arial" w:cs="Arial"/>
+          <w:b w:val="0"/>
+          <w:i w:val="0"/>
+          <w:sz w:val="22"/>
+          <w:vertAlign w:val="subscript"/>
+        </w:rPr>
+        <w:t>load</w:t>
+      </w:r>
+      <w:r>
+        <w:rPr>
+          <w:rFonts w:ascii="Arial" w:hAnsi="Arial" w:eastAsia="Arial" w:cs="Arial"/>
+          <w:b w:val="0"/>
+          <w:i w:val="0"/>
+          <w:sz w:val="22"/>
+        </w:rPr>
+        <w:t>), tabel cabang (P, Q dari–ke, rugi, % pembebanan), ringkasan (total gen, beban, rugi, slack).</w:t>
       </w:r>
     </w:p>
     <w:p>
@@ -11434,7 +12665,26 @@
           <w:i w:val="0"/>
           <w:sz w:val="22"/>
         </w:rPr>
-        <w:t>Kapasitor di bus rendah (Modul 10): Q_load turun → |V| naik → rugi turun; aliran daya adalah alat menilainya sebelum membeli.</w:t>
+        <w:t>Kapasitor di bus rendah (Modul 10): Q</w:t>
+      </w:r>
+      <w:r>
+        <w:rPr>
+          <w:rFonts w:ascii="Arial" w:hAnsi="Arial" w:eastAsia="Arial" w:cs="Arial"/>
+          <w:b w:val="0"/>
+          <w:i w:val="0"/>
+          <w:sz w:val="22"/>
+          <w:vertAlign w:val="subscript"/>
+        </w:rPr>
+        <w:t>load</w:t>
+      </w:r>
+      <w:r>
+        <w:rPr>
+          <w:rFonts w:ascii="Arial" w:hAnsi="Arial" w:eastAsia="Arial" w:cs="Arial"/>
+          <w:b w:val="0"/>
+          <w:i w:val="0"/>
+          <w:sz w:val="22"/>
+        </w:rPr>
+        <w:t xml:space="preserve"> turun → |V| naik → rugi turun; aliran daya adalah alat menilainya sebelum membeli.</w:t>
       </w:r>
     </w:p>
     <w:p>
@@ -12052,7 +13302,9 @@
           <w:color w:val="1F3864"/>
           <w:sz w:val="28"/>
         </w:rPr>
-        <w:t>ANIMASI INTERAKTIF ALIRAN DAYA</w:t>
+        <w:t>ANIMASI INTERAKTIF</w:t>
+        <w:br/>
+        <w:t>ALIRAN DAYA</w:t>
       </w:r>
     </w:p>
     <w:p>
@@ -12067,7 +13319,26 @@
           <w:i w:val="0"/>
           <w:sz w:val="22"/>
         </w:rPr>
-        <w:t>Susun Y_bus sambil mengubah impedansi, putar sudut dua bus dan lihat P, Q, dan rugi, jalankan Gauss–Seidel dengan faktor percepatan berbeda, lalu bandingkan Newton–Raphson dengan iterasi titik-tetap. Empat animasi ini memvisualkan Persamaan (2)–(5) pada sistem contoh.</w:t>
+        <w:t>Susun Y</w:t>
+      </w:r>
+      <w:r>
+        <w:rPr>
+          <w:rFonts w:ascii="Arial" w:hAnsi="Arial" w:eastAsia="Arial" w:cs="Arial"/>
+          <w:b w:val="0"/>
+          <w:i w:val="0"/>
+          <w:sz w:val="22"/>
+          <w:vertAlign w:val="subscript"/>
+        </w:rPr>
+        <w:t>bus</w:t>
+      </w:r>
+      <w:r>
+        <w:rPr>
+          <w:rFonts w:ascii="Arial" w:hAnsi="Arial" w:eastAsia="Arial" w:cs="Arial"/>
+          <w:b w:val="0"/>
+          <w:i w:val="0"/>
+          <w:sz w:val="22"/>
+        </w:rPr>
+        <w:t xml:space="preserve"> sambil mengubah impedansi, putar sudut dua bus dan lihat P, Q, dan rugi, jalankan Gauss–Seidel dengan faktor percepatan berbeda, lalu bandingkan Newton–Raphson dengan iterasi titik-tetap. Empat animasi ini memvisualkan Persamaan (2)–(5) pada sistem contoh.</w:t>
       </w:r>
     </w:p>
     <w:p>
@@ -12083,7 +13354,28 @@
           <w:color w:val="2E4A7A"/>
           <w:sz w:val="24"/>
         </w:rPr>
-        <w:t>Animasi 1 — Menyusun Y_bus Tiga Bus dengan Aturan Inspeksi</w:t>
+        <w:t>Animasi 1 — Menyusun Y</w:t>
+      </w:r>
+      <w:r>
+        <w:rPr>
+          <w:rFonts w:ascii="Arial" w:hAnsi="Arial" w:eastAsia="Arial" w:cs="Arial"/>
+          <w:b/>
+          <w:i w:val="0"/>
+          <w:color w:val="2E4A7A"/>
+          <w:sz w:val="24"/>
+          <w:vertAlign w:val="subscript"/>
+        </w:rPr>
+        <w:t>bus</w:t>
+      </w:r>
+      <w:r>
+        <w:rPr>
+          <w:rFonts w:ascii="Arial" w:hAnsi="Arial" w:eastAsia="Arial" w:cs="Arial"/>
+          <w:b/>
+          <w:i w:val="0"/>
+          <w:color w:val="2E4A7A"/>
+          <w:sz w:val="24"/>
+        </w:rPr>
+        <w:t xml:space="preserve"> Tiga Bus dengan Aturan Inspeksi</w:t>
       </w:r>
     </w:p>
     <w:p>
@@ -12127,7 +13419,26 @@
           <w:i w:val="0"/>
           <w:sz w:val="21"/>
         </w:rPr>
-        <w:t xml:space="preserve"> Kiri jaringan tiga bus dengan bus yang sedang 'diinspeksi' berkedip kuning dan cabang-cabangnya disorot; kanan matriks Y_bus 3×3 (diagonal kuning, luar-diagonal cyan) beserta besarnya.</w:t>
+        <w:t xml:space="preserve"> Kiri jaringan tiga bus dengan bus yang sedang 'diinspeksi' berkedip kuning dan cabang-cabangnya disorot; kanan matriks Y</w:t>
+      </w:r>
+      <w:r>
+        <w:rPr>
+          <w:rFonts w:ascii="Arial" w:hAnsi="Arial" w:eastAsia="Arial" w:cs="Arial"/>
+          <w:b w:val="0"/>
+          <w:i w:val="0"/>
+          <w:sz w:val="21"/>
+          <w:vertAlign w:val="subscript"/>
+        </w:rPr>
+        <w:t>bus</w:t>
+      </w:r>
+      <w:r>
+        <w:rPr>
+          <w:rFonts w:ascii="Arial" w:hAnsi="Arial" w:eastAsia="Arial" w:cs="Arial"/>
+          <w:b w:val="0"/>
+          <w:i w:val="0"/>
+          <w:sz w:val="21"/>
+        </w:rPr>
+        <w:t xml:space="preserve"> 3×3 (diagonal kuning, luar-diagonal cyan) beserta besarnya.</w:t>
       </w:r>
       <w:r>
         <w:br/>
@@ -12397,7 +13708,26 @@
           <w:i w:val="0"/>
           <w:sz w:val="21"/>
         </w:rPr>
-        <w:t xml:space="preserve"> Kurva P(δ) cyan, target hijau putus; langkah Newton–Raphson digambar sebagai garis singgung kuning bertahap; panel kanan mencantumkan δ_k dan mismatch tiap langkah serta jumlah langkah iterasi titik-tetap (lambat) sebagai pembanding.</w:t>
+        <w:t xml:space="preserve"> Kurva P(δ) cyan, target hijau putus; langkah Newton–Raphson digambar sebagai garis singgung kuning bertahap; panel kanan mencantumkan δ</w:t>
+      </w:r>
+      <w:r>
+        <w:rPr>
+          <w:rFonts w:ascii="Arial" w:hAnsi="Arial" w:eastAsia="Arial" w:cs="Arial"/>
+          <w:b w:val="0"/>
+          <w:i w:val="0"/>
+          <w:sz w:val="21"/>
+          <w:vertAlign w:val="subscript"/>
+        </w:rPr>
+        <w:t>k</w:t>
+      </w:r>
+      <w:r>
+        <w:rPr>
+          <w:rFonts w:ascii="Arial" w:hAnsi="Arial" w:eastAsia="Arial" w:cs="Arial"/>
+          <w:b w:val="0"/>
+          <w:i w:val="0"/>
+          <w:sz w:val="21"/>
+        </w:rPr>
+        <w:t xml:space="preserve"> dan mismatch tiap langkah serta jumlah langkah iterasi titik-tetap (lambat) sebagai pembanding.</w:t>
       </w:r>
       <w:r>
         <w:br/>
@@ -12472,7 +13802,9 @@
           <w:color w:val="1F3864"/>
           <w:sz w:val="28"/>
         </w:rPr>
-        <w:t>IMPLEMENTASI PYTHON DI JUPYTER NOTEBOOK</w:t>
+        <w:t>IMPLEMENTASI PYTHON</w:t>
+        <w:br/>
+        <w:t>DI JUPYTER NOTEBOOK</w:t>
       </w:r>
     </w:p>
     <w:p>
@@ -12487,7 +13819,26 @@
           <w:i w:val="0"/>
           <w:sz w:val="22"/>
         </w:rPr>
-        <w:t>Empat cell berikut mengerjakan seluruh contoh modul ini: penyusunan Y_bus dan persamaan dua bus, Gauss–Seidel dengan faktor percepatan, Newton–Raphson dan aliran daya DC, serta aliran cabang dan neraca daya. Salin satu cell utuh ke Jupyter Notebook (VS Code), jalankan apa adanya lebih dulu, baru ubah parameternya.</w:t>
+        <w:t>Empat cell berikut mengerjakan seluruh contoh modul ini: penyusunan Y</w:t>
+      </w:r>
+      <w:r>
+        <w:rPr>
+          <w:rFonts w:ascii="Arial" w:hAnsi="Arial" w:eastAsia="Arial" w:cs="Arial"/>
+          <w:b w:val="0"/>
+          <w:i w:val="0"/>
+          <w:sz w:val="22"/>
+          <w:vertAlign w:val="subscript"/>
+        </w:rPr>
+        <w:t>bus</w:t>
+      </w:r>
+      <w:r>
+        <w:rPr>
+          <w:rFonts w:ascii="Arial" w:hAnsi="Arial" w:eastAsia="Arial" w:cs="Arial"/>
+          <w:b w:val="0"/>
+          <w:i w:val="0"/>
+          <w:sz w:val="22"/>
+        </w:rPr>
+        <w:t xml:space="preserve"> dan persamaan dua bus, Gauss–Seidel dengan faktor percepatan, Newton–Raphson dan aliran daya DC, serta aliran cabang dan neraca daya. Salin satu cell utuh ke Jupyter Notebook (VS Code), jalankan apa adanya lebih dulu, baru ubah parameternya.</w:t>
       </w:r>
     </w:p>
     <w:p>
@@ -12550,7 +13901,28 @@
           <w:color w:val="2E4A7A"/>
           <w:sz w:val="20"/>
         </w:rPr>
-        <w:t>Cell 1 — Menyusun Y_bus dan Persamaan Dua Bus</w:t>
+        <w:t>Cell 1 — Menyusun Y</w:t>
+      </w:r>
+      <w:r>
+        <w:rPr>
+          <w:rFonts w:ascii="Arial" w:hAnsi="Arial" w:eastAsia="Arial" w:cs="Arial"/>
+          <w:b/>
+          <w:i w:val="0"/>
+          <w:color w:val="2E4A7A"/>
+          <w:sz w:val="20"/>
+          <w:vertAlign w:val="subscript"/>
+        </w:rPr>
+        <w:t>bus</w:t>
+      </w:r>
+      <w:r>
+        <w:rPr>
+          <w:rFonts w:ascii="Arial" w:hAnsi="Arial" w:eastAsia="Arial" w:cs="Arial"/>
+          <w:b/>
+          <w:i w:val="0"/>
+          <w:color w:val="2E4A7A"/>
+          <w:sz w:val="20"/>
+        </w:rPr>
+        <w:t xml:space="preserve"> dan Persamaan Dua Bus</w:t>
       </w:r>
     </w:p>
     <w:p>
@@ -13931,7 +15303,26 @@
           <w:i w:val="0"/>
           <w:sz w:val="21"/>
         </w:rPr>
-        <w:t>(D) Y_bus tidak dapat disusun tanpa bus slack</w:t>
+        <w:t>(D) Y</w:t>
+      </w:r>
+      <w:r>
+        <w:rPr>
+          <w:rFonts w:ascii="Arial" w:hAnsi="Arial" w:eastAsia="Arial" w:cs="Arial"/>
+          <w:b w:val="0"/>
+          <w:i w:val="0"/>
+          <w:sz w:val="21"/>
+          <w:vertAlign w:val="subscript"/>
+        </w:rPr>
+        <w:t>bus</w:t>
+      </w:r>
+      <w:r>
+        <w:rPr>
+          <w:rFonts w:ascii="Arial" w:hAnsi="Arial" w:eastAsia="Arial" w:cs="Arial"/>
+          <w:b w:val="0"/>
+          <w:i w:val="0"/>
+          <w:sz w:val="21"/>
+        </w:rPr>
+        <w:t xml:space="preserve"> tidak dapat disusun tanpa bus slack</w:t>
       </w:r>
     </w:p>
     <w:p>
@@ -13964,7 +15355,17 @@
           <w:i w:val="0"/>
           <w:sz w:val="22"/>
         </w:rPr>
-        <w:t>Y_bus</w:t>
+        <w:t>Y</w:t>
+      </w:r>
+      <w:r>
+        <w:rPr>
+          <w:rFonts w:ascii="Arial" w:hAnsi="Arial" w:eastAsia="Arial" w:cs="Arial"/>
+          <w:b/>
+          <w:i w:val="0"/>
+          <w:sz w:val="22"/>
+          <w:vertAlign w:val="subscript"/>
+        </w:rPr>
+        <w:t>bus</w:t>
       </w:r>
       <w:r>
         <w:rPr>
@@ -13997,7 +15398,45 @@
           <w:i w:val="0"/>
           <w:sz w:val="21"/>
         </w:rPr>
-        <w:t>(A) Y_ii = jumlah impedansi cabang, Y_ij = impedansi cabang i–j</w:t>
+        <w:t>(A) Y</w:t>
+      </w:r>
+      <w:r>
+        <w:rPr>
+          <w:rFonts w:ascii="Arial" w:hAnsi="Arial" w:eastAsia="Arial" w:cs="Arial"/>
+          <w:b w:val="0"/>
+          <w:i w:val="0"/>
+          <w:sz w:val="21"/>
+          <w:vertAlign w:val="subscript"/>
+        </w:rPr>
+        <w:t>ii</w:t>
+      </w:r>
+      <w:r>
+        <w:rPr>
+          <w:rFonts w:ascii="Arial" w:hAnsi="Arial" w:eastAsia="Arial" w:cs="Arial"/>
+          <w:b w:val="0"/>
+          <w:i w:val="0"/>
+          <w:sz w:val="21"/>
+        </w:rPr>
+        <w:t xml:space="preserve"> = jumlah impedansi cabang, Y</w:t>
+      </w:r>
+      <w:r>
+        <w:rPr>
+          <w:rFonts w:ascii="Arial" w:hAnsi="Arial" w:eastAsia="Arial" w:cs="Arial"/>
+          <w:b w:val="0"/>
+          <w:i w:val="0"/>
+          <w:sz w:val="21"/>
+          <w:vertAlign w:val="subscript"/>
+        </w:rPr>
+        <w:t>ij</w:t>
+      </w:r>
+      <w:r>
+        <w:rPr>
+          <w:rFonts w:ascii="Arial" w:hAnsi="Arial" w:eastAsia="Arial" w:cs="Arial"/>
+          <w:b w:val="0"/>
+          <w:i w:val="0"/>
+          <w:sz w:val="21"/>
+        </w:rPr>
+        <w:t xml:space="preserve"> = impedansi cabang i–j</w:t>
       </w:r>
     </w:p>
     <w:p>
@@ -14021,7 +15460,55 @@
           <w:i w:val="0"/>
           <w:sz w:val="21"/>
         </w:rPr>
-        <w:t>(B) Y_ii = 0, Y_ij = y_ij</w:t>
+        <w:t>(B) Y</w:t>
+      </w:r>
+      <w:r>
+        <w:rPr>
+          <w:rFonts w:ascii="Arial" w:hAnsi="Arial" w:eastAsia="Arial" w:cs="Arial"/>
+          <w:b w:val="0"/>
+          <w:i w:val="0"/>
+          <w:sz w:val="21"/>
+          <w:vertAlign w:val="subscript"/>
+        </w:rPr>
+        <w:t>ii</w:t>
+      </w:r>
+      <w:r>
+        <w:rPr>
+          <w:rFonts w:ascii="Arial" w:hAnsi="Arial" w:eastAsia="Arial" w:cs="Arial"/>
+          <w:b w:val="0"/>
+          <w:i w:val="0"/>
+          <w:sz w:val="21"/>
+        </w:rPr>
+        <w:t xml:space="preserve"> = 0, Y</w:t>
+      </w:r>
+      <w:r>
+        <w:rPr>
+          <w:rFonts w:ascii="Arial" w:hAnsi="Arial" w:eastAsia="Arial" w:cs="Arial"/>
+          <w:b w:val="0"/>
+          <w:i w:val="0"/>
+          <w:sz w:val="21"/>
+          <w:vertAlign w:val="subscript"/>
+        </w:rPr>
+        <w:t>ij</w:t>
+      </w:r>
+      <w:r>
+        <w:rPr>
+          <w:rFonts w:ascii="Arial" w:hAnsi="Arial" w:eastAsia="Arial" w:cs="Arial"/>
+          <w:b w:val="0"/>
+          <w:i w:val="0"/>
+          <w:sz w:val="21"/>
+        </w:rPr>
+        <w:t xml:space="preserve"> = y</w:t>
+      </w:r>
+      <w:r>
+        <w:rPr>
+          <w:rFonts w:ascii="Arial" w:hAnsi="Arial" w:eastAsia="Arial" w:cs="Arial"/>
+          <w:b w:val="0"/>
+          <w:i w:val="0"/>
+          <w:sz w:val="21"/>
+          <w:vertAlign w:val="subscript"/>
+        </w:rPr>
+        <w:t>ij</w:t>
       </w:r>
     </w:p>
     <w:p>
@@ -14045,7 +15532,64 @@
           <w:i w:val="0"/>
           <w:sz w:val="21"/>
         </w:rPr>
-        <w:t>(C) Y_ii = jumlah admitansi semua cabang (dan shunt) yang terhubung ke bus i; Y_ij = −y_ij (negatif admitansi cabang i–j)</w:t>
+        <w:t>(C) Y</w:t>
+      </w:r>
+      <w:r>
+        <w:rPr>
+          <w:rFonts w:ascii="Arial" w:hAnsi="Arial" w:eastAsia="Arial" w:cs="Arial"/>
+          <w:b w:val="0"/>
+          <w:i w:val="0"/>
+          <w:sz w:val="21"/>
+          <w:vertAlign w:val="subscript"/>
+        </w:rPr>
+        <w:t>ii</w:t>
+      </w:r>
+      <w:r>
+        <w:rPr>
+          <w:rFonts w:ascii="Arial" w:hAnsi="Arial" w:eastAsia="Arial" w:cs="Arial"/>
+          <w:b w:val="0"/>
+          <w:i w:val="0"/>
+          <w:sz w:val="21"/>
+        </w:rPr>
+        <w:t xml:space="preserve"> = jumlah admitansi semua cabang (dan shunt) yang terhubung ke bus i; Y</w:t>
+      </w:r>
+      <w:r>
+        <w:rPr>
+          <w:rFonts w:ascii="Arial" w:hAnsi="Arial" w:eastAsia="Arial" w:cs="Arial"/>
+          <w:b w:val="0"/>
+          <w:i w:val="0"/>
+          <w:sz w:val="21"/>
+          <w:vertAlign w:val="subscript"/>
+        </w:rPr>
+        <w:t>ij</w:t>
+      </w:r>
+      <w:r>
+        <w:rPr>
+          <w:rFonts w:ascii="Arial" w:hAnsi="Arial" w:eastAsia="Arial" w:cs="Arial"/>
+          <w:b w:val="0"/>
+          <w:i w:val="0"/>
+          <w:sz w:val="21"/>
+        </w:rPr>
+        <w:t xml:space="preserve"> = −y</w:t>
+      </w:r>
+      <w:r>
+        <w:rPr>
+          <w:rFonts w:ascii="Arial" w:hAnsi="Arial" w:eastAsia="Arial" w:cs="Arial"/>
+          <w:b w:val="0"/>
+          <w:i w:val="0"/>
+          <w:sz w:val="21"/>
+          <w:vertAlign w:val="subscript"/>
+        </w:rPr>
+        <w:t>ij</w:t>
+      </w:r>
+      <w:r>
+        <w:rPr>
+          <w:rFonts w:ascii="Arial" w:hAnsi="Arial" w:eastAsia="Arial" w:cs="Arial"/>
+          <w:b w:val="0"/>
+          <w:i w:val="0"/>
+          <w:sz w:val="21"/>
+        </w:rPr>
+        <w:t xml:space="preserve"> (negatif admitansi cabang i–j)</w:t>
       </w:r>
     </w:p>
     <w:p>
@@ -14069,7 +15613,55 @@
           <w:i w:val="0"/>
           <w:sz w:val="21"/>
         </w:rPr>
-        <w:t>(D) Y_ii = 1/Σ impedansi, Y_ij = 1/z_ij</w:t>
+        <w:t>(D) Y</w:t>
+      </w:r>
+      <w:r>
+        <w:rPr>
+          <w:rFonts w:ascii="Arial" w:hAnsi="Arial" w:eastAsia="Arial" w:cs="Arial"/>
+          <w:b w:val="0"/>
+          <w:i w:val="0"/>
+          <w:sz w:val="21"/>
+          <w:vertAlign w:val="subscript"/>
+        </w:rPr>
+        <w:t>ii</w:t>
+      </w:r>
+      <w:r>
+        <w:rPr>
+          <w:rFonts w:ascii="Arial" w:hAnsi="Arial" w:eastAsia="Arial" w:cs="Arial"/>
+          <w:b w:val="0"/>
+          <w:i w:val="0"/>
+          <w:sz w:val="21"/>
+        </w:rPr>
+        <w:t xml:space="preserve"> = 1/Σ impedansi, Y</w:t>
+      </w:r>
+      <w:r>
+        <w:rPr>
+          <w:rFonts w:ascii="Arial" w:hAnsi="Arial" w:eastAsia="Arial" w:cs="Arial"/>
+          <w:b w:val="0"/>
+          <w:i w:val="0"/>
+          <w:sz w:val="21"/>
+          <w:vertAlign w:val="subscript"/>
+        </w:rPr>
+        <w:t>ij</w:t>
+      </w:r>
+      <w:r>
+        <w:rPr>
+          <w:rFonts w:ascii="Arial" w:hAnsi="Arial" w:eastAsia="Arial" w:cs="Arial"/>
+          <w:b w:val="0"/>
+          <w:i w:val="0"/>
+          <w:sz w:val="21"/>
+        </w:rPr>
+        <w:t xml:space="preserve"> = 1/z</w:t>
+      </w:r>
+      <w:r>
+        <w:rPr>
+          <w:rFonts w:ascii="Arial" w:hAnsi="Arial" w:eastAsia="Arial" w:cs="Arial"/>
+          <w:b w:val="0"/>
+          <w:i w:val="0"/>
+          <w:sz w:val="21"/>
+          <w:vertAlign w:val="subscript"/>
+        </w:rPr>
+        <w:t>ij</w:t>
       </w:r>
     </w:p>
     <w:p>
@@ -14117,7 +15709,26 @@
           <w:i w:val="0"/>
           <w:sz w:val="21"/>
         </w:rPr>
-        <w:t>(A) Y_bus terlalu besar untuk dibalik</w:t>
+        <w:t>(A) Y</w:t>
+      </w:r>
+      <w:r>
+        <w:rPr>
+          <w:rFonts w:ascii="Arial" w:hAnsi="Arial" w:eastAsia="Arial" w:cs="Arial"/>
+          <w:b w:val="0"/>
+          <w:i w:val="0"/>
+          <w:sz w:val="21"/>
+          <w:vertAlign w:val="subscript"/>
+        </w:rPr>
+        <w:t>bus</w:t>
+      </w:r>
+      <w:r>
+        <w:rPr>
+          <w:rFonts w:ascii="Arial" w:hAnsi="Arial" w:eastAsia="Arial" w:cs="Arial"/>
+          <w:b w:val="0"/>
+          <w:i w:val="0"/>
+          <w:sz w:val="21"/>
+        </w:rPr>
+        <w:t xml:space="preserve"> terlalu besar untuk dibalik</w:t>
       </w:r>
     </w:p>
     <w:p>
@@ -14141,7 +15752,45 @@
           <w:i w:val="0"/>
           <w:sz w:val="21"/>
         </w:rPr>
-        <w:t>(B) Persamaannya nonlinear terhadap tegangan dan sudut (hasil kali |V_i||V_k| dan fungsi sinus/kosinus)</w:t>
+        <w:t>(B) Persamaannya nonlinear terhadap tegangan dan sudut (hasil kali |V</w:t>
+      </w:r>
+      <w:r>
+        <w:rPr>
+          <w:rFonts w:ascii="Arial" w:hAnsi="Arial" w:eastAsia="Arial" w:cs="Arial"/>
+          <w:b w:val="0"/>
+          <w:i w:val="0"/>
+          <w:sz w:val="21"/>
+          <w:vertAlign w:val="subscript"/>
+        </w:rPr>
+        <w:t>i</w:t>
+      </w:r>
+      <w:r>
+        <w:rPr>
+          <w:rFonts w:ascii="Arial" w:hAnsi="Arial" w:eastAsia="Arial" w:cs="Arial"/>
+          <w:b w:val="0"/>
+          <w:i w:val="0"/>
+          <w:sz w:val="21"/>
+        </w:rPr>
+        <w:t>||V</w:t>
+      </w:r>
+      <w:r>
+        <w:rPr>
+          <w:rFonts w:ascii="Arial" w:hAnsi="Arial" w:eastAsia="Arial" w:cs="Arial"/>
+          <w:b w:val="0"/>
+          <w:i w:val="0"/>
+          <w:sz w:val="21"/>
+          <w:vertAlign w:val="subscript"/>
+        </w:rPr>
+        <w:t>k</w:t>
+      </w:r>
+      <w:r>
+        <w:rPr>
+          <w:rFonts w:ascii="Arial" w:hAnsi="Arial" w:eastAsia="Arial" w:cs="Arial"/>
+          <w:b w:val="0"/>
+          <w:i w:val="0"/>
+          <w:sz w:val="21"/>
+        </w:rPr>
+        <w:t>| dan fungsi sinus/kosinus)</w:t>
       </w:r>
     </w:p>
     <w:p>
@@ -14489,7 +16138,26 @@
           <w:i w:val="0"/>
           <w:sz w:val="22"/>
         </w:rPr>
-        <w:t xml:space="preserve"> daya ΔP_i adalah...</w:t>
+        <w:t xml:space="preserve"> daya ΔP</w:t>
+      </w:r>
+      <w:r>
+        <w:rPr>
+          <w:rFonts w:ascii="Arial" w:hAnsi="Arial" w:eastAsia="Arial" w:cs="Arial"/>
+          <w:b w:val="0"/>
+          <w:i w:val="0"/>
+          <w:sz w:val="22"/>
+          <w:vertAlign w:val="subscript"/>
+        </w:rPr>
+        <w:t>i</w:t>
+      </w:r>
+      <w:r>
+        <w:rPr>
+          <w:rFonts w:ascii="Arial" w:hAnsi="Arial" w:eastAsia="Arial" w:cs="Arial"/>
+          <w:b w:val="0"/>
+          <w:i w:val="0"/>
+          <w:sz w:val="22"/>
+        </w:rPr>
+        <w:t xml:space="preserve"> adalah...</w:t>
       </w:r>
     </w:p>
     <w:p>
@@ -14561,7 +16229,45 @@
           <w:i w:val="0"/>
           <w:sz w:val="21"/>
         </w:rPr>
-        <w:t>(C) P_i terjadwal − P_i terhitung dari tegangan saat ini; iterasi berhenti bila maks |ΔP|, |ΔQ| &lt; toleransi</w:t>
+        <w:t>(C) P</w:t>
+      </w:r>
+      <w:r>
+        <w:rPr>
+          <w:rFonts w:ascii="Arial" w:hAnsi="Arial" w:eastAsia="Arial" w:cs="Arial"/>
+          <w:b w:val="0"/>
+          <w:i w:val="0"/>
+          <w:sz w:val="21"/>
+          <w:vertAlign w:val="subscript"/>
+        </w:rPr>
+        <w:t>i</w:t>
+      </w:r>
+      <w:r>
+        <w:rPr>
+          <w:rFonts w:ascii="Arial" w:hAnsi="Arial" w:eastAsia="Arial" w:cs="Arial"/>
+          <w:b w:val="0"/>
+          <w:i w:val="0"/>
+          <w:sz w:val="21"/>
+        </w:rPr>
+        <w:t xml:space="preserve"> terjadwal − P</w:t>
+      </w:r>
+      <w:r>
+        <w:rPr>
+          <w:rFonts w:ascii="Arial" w:hAnsi="Arial" w:eastAsia="Arial" w:cs="Arial"/>
+          <w:b w:val="0"/>
+          <w:i w:val="0"/>
+          <w:sz w:val="21"/>
+          <w:vertAlign w:val="subscript"/>
+        </w:rPr>
+        <w:t>i</w:t>
+      </w:r>
+      <w:r>
+        <w:rPr>
+          <w:rFonts w:ascii="Arial" w:hAnsi="Arial" w:eastAsia="Arial" w:cs="Arial"/>
+          <w:b w:val="0"/>
+          <w:i w:val="0"/>
+          <w:sz w:val="21"/>
+        </w:rPr>
+        <w:t xml:space="preserve"> terhitung dari tegangan saat ini; iterasi berhenti bila maks |ΔP|, |ΔQ| &lt; toleransi</w:t>
       </w:r>
     </w:p>
     <w:p>
@@ -14627,7 +16333,26 @@
           <w:i w:val="0"/>
           <w:sz w:val="22"/>
         </w:rPr>
-        <w:t>, bila daya reaktif generator hasil hitung melampaui batas Q_maks...</w:t>
+        <w:t>, bila daya reaktif generator hasil hitung melampaui batas Q</w:t>
+      </w:r>
+      <w:r>
+        <w:rPr>
+          <w:rFonts w:ascii="Arial" w:hAnsi="Arial" w:eastAsia="Arial" w:cs="Arial"/>
+          <w:b w:val="0"/>
+          <w:i w:val="0"/>
+          <w:sz w:val="22"/>
+          <w:vertAlign w:val="subscript"/>
+        </w:rPr>
+        <w:t>maks</w:t>
+      </w:r>
+      <w:r>
+        <w:rPr>
+          <w:rFonts w:ascii="Arial" w:hAnsi="Arial" w:eastAsia="Arial" w:cs="Arial"/>
+          <w:b w:val="0"/>
+          <w:i w:val="0"/>
+          <w:sz w:val="22"/>
+        </w:rPr>
+        <w:t>...</w:t>
       </w:r>
     </w:p>
     <w:p>
@@ -14675,7 +16400,26 @@
           <w:i w:val="0"/>
           <w:sz w:val="21"/>
         </w:rPr>
-        <w:t>(B) Bus dialihkan menjadi PQ dengan Q = Q_maks dan |V| dilepas (tidak lagi tertahan)</w:t>
+        <w:t>(B) Bus dialihkan menjadi PQ dengan Q = Q</w:t>
+      </w:r>
+      <w:r>
+        <w:rPr>
+          <w:rFonts w:ascii="Arial" w:hAnsi="Arial" w:eastAsia="Arial" w:cs="Arial"/>
+          <w:b w:val="0"/>
+          <w:i w:val="0"/>
+          <w:sz w:val="21"/>
+          <w:vertAlign w:val="subscript"/>
+        </w:rPr>
+        <w:t>maks</w:t>
+      </w:r>
+      <w:r>
+        <w:rPr>
+          <w:rFonts w:ascii="Arial" w:hAnsi="Arial" w:eastAsia="Arial" w:cs="Arial"/>
+          <w:b w:val="0"/>
+          <w:i w:val="0"/>
+          <w:sz w:val="21"/>
+        </w:rPr>
+        <w:t xml:space="preserve"> dan |V| dilepas (tidak lagi tertahan)</w:t>
       </w:r>
     </w:p>
     <w:p>
@@ -14837,7 +16581,26 @@
           <w:i w:val="0"/>
           <w:sz w:val="21"/>
         </w:rPr>
-        <w:t>(C) Y_bus diagonal</w:t>
+        <w:t>(C) Y</w:t>
+      </w:r>
+      <w:r>
+        <w:rPr>
+          <w:rFonts w:ascii="Arial" w:hAnsi="Arial" w:eastAsia="Arial" w:cs="Arial"/>
+          <w:b w:val="0"/>
+          <w:i w:val="0"/>
+          <w:sz w:val="21"/>
+          <w:vertAlign w:val="subscript"/>
+        </w:rPr>
+        <w:t>bus</w:t>
+      </w:r>
+      <w:r>
+        <w:rPr>
+          <w:rFonts w:ascii="Arial" w:hAnsi="Arial" w:eastAsia="Arial" w:cs="Arial"/>
+          <w:b w:val="0"/>
+          <w:i w:val="0"/>
+          <w:sz w:val="21"/>
+        </w:rPr>
+        <w:t xml:space="preserve"> diagonal</w:t>
       </w:r>
     </w:p>
     <w:p>
@@ -14861,7 +16624,7 @@
           <w:i w:val="0"/>
           <w:sz w:val="21"/>
         </w:rPr>
-        <w:t>(D) R diabaikan, |V| = 1 pu, sin δ ≈ δ, sehingga P = B'δ linear tanpa iterasi; cepat untuk kontingensi massal tetapi tanpa Q dan tegangan</w:t>
+        <w:t>(D) R diabaikan, |V| = 1 pu, sin δ ≈ δ, sehingga P = B′δ linear tanpa iterasi; cepat untuk kontingensi massal tetapi tanpa Q dan tegangan</w:t>
       </w:r>
     </w:p>
     <w:p>
@@ -14927,7 +16690,7 @@
           <w:i w:val="0"/>
           <w:sz w:val="21"/>
         </w:rPr>
-        <w:t>(A) Sifat sistem transmisi bahwa P peka terhadap δ dan Q peka terhadap |V|, sehingga Jacobian dipisah menjadi B' dan B'' tetap; tiap iterasi murah walau jumlahnya lebih banyak</w:t>
+        <w:t>(A) Sifat sistem transmisi bahwa P peka terhadap δ dan Q peka terhadap |V|, sehingga Jacobian dipisah menjadi B′ dan B″ tetap; tiap iterasi murah walau jumlahnya lebih banyak</w:t>
       </w:r>
     </w:p>
     <w:p>
@@ -15493,7 +17256,26 @@
           <w:i w:val="0"/>
           <w:sz w:val="21"/>
         </w:rPr>
-        <w:t>P₁₂ dari V₁·I* (MW)</w:t>
+        <w:t>P₁₂ dari V₁·I</w:t>
+      </w:r>
+      <w:r>
+        <w:rPr>
+          <w:rFonts w:ascii="Arial" w:hAnsi="Arial" w:eastAsia="Arial" w:cs="Arial"/>
+          <w:b w:val="0"/>
+          <w:i w:val="0"/>
+          <w:sz w:val="21"/>
+          <w:vertAlign w:val="superscript"/>
+        </w:rPr>
+        <w:t>*</w:t>
+      </w:r>
+      <w:r>
+        <w:rPr>
+          <w:rFonts w:ascii="Arial" w:hAnsi="Arial" w:eastAsia="Arial" w:cs="Arial"/>
+          <w:b w:val="0"/>
+          <w:i w:val="0"/>
+          <w:sz w:val="21"/>
+        </w:rPr>
+        <w:t xml:space="preserve"> (MW)</w:t>
       </w:r>
     </w:p>
     <w:p>
@@ -15713,7 +17495,26 @@
           <w:i w:val="0"/>
           <w:sz w:val="22"/>
         </w:rPr>
-        <w:t xml:space="preserve">Sebagai mahasiswa yang baru menyelesaikan Modul 14, Anda diminta menyusun Y_bus, menjalankan Gauss–Seidel (iterasi pertama dengan tangan, sisanya Python), dan membaca hasilnya </w:t>
+        <w:t>Sebagai mahasiswa yang baru menyelesaikan Modul 14, Anda diminta menyusun Y</w:t>
+      </w:r>
+      <w:r>
+        <w:rPr>
+          <w:rFonts w:ascii="Arial" w:hAnsi="Arial" w:eastAsia="Arial" w:cs="Arial"/>
+          <w:b w:val="0"/>
+          <w:i w:val="0"/>
+          <w:sz w:val="22"/>
+          <w:vertAlign w:val="subscript"/>
+        </w:rPr>
+        <w:t>bus</w:t>
+      </w:r>
+      <w:r>
+        <w:rPr>
+          <w:rFonts w:ascii="Arial" w:hAnsi="Arial" w:eastAsia="Arial" w:cs="Arial"/>
+          <w:b w:val="0"/>
+          <w:i w:val="0"/>
+          <w:sz w:val="22"/>
+        </w:rPr>
+        <w:t xml:space="preserve">, menjalankan Gauss–Seidel (iterasi pertama dengan tangan, sisanya Python), dan membaca hasilnya </w:t>
       </w:r>
       <w:r>
         <w:rPr>
@@ -15779,7 +17580,26 @@
           <w:i w:val="0"/>
           <w:sz w:val="22"/>
         </w:rPr>
-        <w:t>Susun Y_bus kawasan industri tiga bus dan tuliskan persamaan aliran daya bus 2 dan 3: berapa persamaan, berapa tak diketahui?</w:t>
+        <w:t>Susun Y</w:t>
+      </w:r>
+      <w:r>
+        <w:rPr>
+          <w:rFonts w:ascii="Arial" w:hAnsi="Arial" w:eastAsia="Arial" w:cs="Arial"/>
+          <w:b w:val="0"/>
+          <w:i w:val="0"/>
+          <w:sz w:val="22"/>
+          <w:vertAlign w:val="subscript"/>
+        </w:rPr>
+        <w:t>bus</w:t>
+      </w:r>
+      <w:r>
+        <w:rPr>
+          <w:rFonts w:ascii="Arial" w:hAnsi="Arial" w:eastAsia="Arial" w:cs="Arial"/>
+          <w:b w:val="0"/>
+          <w:i w:val="0"/>
+          <w:sz w:val="22"/>
+        </w:rPr>
+        <w:t xml:space="preserve"> kawasan industri tiga bus dan tuliskan persamaan aliran daya bus 2 dan 3: berapa persamaan, berapa tak diketahui?</w:t>
       </w:r>
     </w:p>
     <w:p>

--- a/Teknik-Tenaga-Listrik/Modul-Word/Modul-14-Metode-Analisis-Aliran-Daya-Load-Flow.docx
+++ b/Teknik-Tenaga-Listrik/Modul-Word/Modul-14-Metode-Analisis-Aliran-Daya-Load-Flow.docx
@@ -2750,7 +2750,26 @@
           <w:i w:val="0"/>
           <w:sz w:val="22"/>
         </w:rPr>
-        <w:t>Klasifikasi bus dan matriks Y_bus; Persamaan aliran daya; Gauss–Seidel dan Newton–Raphson; Aliran daya DC dan pembacaan hasil.</w:t>
+        <w:t>Klasifikasi bus dan matriks Y</w:t>
+      </w:r>
+      <w:r>
+        <w:rPr>
+          <w:rFonts w:ascii="Arial" w:hAnsi="Arial" w:eastAsia="Arial" w:cs="Arial"/>
+          <w:b w:val="0"/>
+          <w:i w:val="0"/>
+          <w:sz w:val="22"/>
+          <w:vertAlign w:val="subscript"/>
+        </w:rPr>
+        <w:t>bus</w:t>
+      </w:r>
+      <w:r>
+        <w:rPr>
+          <w:rFonts w:ascii="Arial" w:hAnsi="Arial" w:eastAsia="Arial" w:cs="Arial"/>
+          <w:b w:val="0"/>
+          <w:i w:val="0"/>
+          <w:sz w:val="22"/>
+        </w:rPr>
+        <w:t>; Persamaan aliran daya; Gauss–Seidel dan Newton–Raphson; Aliran daya DC dan pembacaan hasil.</w:t>
       </w:r>
     </w:p>
     <w:p>
@@ -2783,7 +2802,26 @@
           <w:i w:val="0"/>
           <w:sz w:val="22"/>
         </w:rPr>
-        <w:t>Ketepatan menyusun Y_bus dan persamaan aliran daya; Ketepatan menjalankan iterasi dan membaca hasilnya.</w:t>
+        <w:t>Ketepatan menyusun Y</w:t>
+      </w:r>
+      <w:r>
+        <w:rPr>
+          <w:rFonts w:ascii="Arial" w:hAnsi="Arial" w:eastAsia="Arial" w:cs="Arial"/>
+          <w:b w:val="0"/>
+          <w:i w:val="0"/>
+          <w:sz w:val="22"/>
+          <w:vertAlign w:val="subscript"/>
+        </w:rPr>
+        <w:t>bus</w:t>
+      </w:r>
+      <w:r>
+        <w:rPr>
+          <w:rFonts w:ascii="Arial" w:hAnsi="Arial" w:eastAsia="Arial" w:cs="Arial"/>
+          <w:b w:val="0"/>
+          <w:i w:val="0"/>
+          <w:sz w:val="22"/>
+        </w:rPr>
+        <w:t xml:space="preserve"> dan persamaan aliran daya; Ketepatan menjalankan iterasi dan membaca hasilnya.</w:t>
       </w:r>
     </w:p>
     <w:p>

--- a/Teknik-Tenaga-Listrik/Modul-Word/Modul-14-Metode-Analisis-Aliran-Daya-Load-Flow.docx
+++ b/Teknik-Tenaga-Listrik/Modul-Word/Modul-14-Metode-Analisis-Aliran-Daya-Load-Flow.docx
@@ -2750,7 +2750,26 @@
           <w:i w:val="0"/>
           <w:sz w:val="22"/>
         </w:rPr>
-        <w:t>Klasifikasi bus dan matriks Y_bus; Persamaan aliran daya; Gauss–Seidel dan Newton–Raphson; Aliran daya DC dan pembacaan hasil.</w:t>
+        <w:t>Klasifikasi bus dan matriks Y</w:t>
+      </w:r>
+      <w:r>
+        <w:rPr>
+          <w:rFonts w:ascii="Arial" w:hAnsi="Arial" w:eastAsia="Arial" w:cs="Arial"/>
+          <w:b w:val="0"/>
+          <w:i w:val="0"/>
+          <w:sz w:val="22"/>
+          <w:vertAlign w:val="subscript"/>
+        </w:rPr>
+        <w:t>bus</w:t>
+      </w:r>
+      <w:r>
+        <w:rPr>
+          <w:rFonts w:ascii="Arial" w:hAnsi="Arial" w:eastAsia="Arial" w:cs="Arial"/>
+          <w:b w:val="0"/>
+          <w:i w:val="0"/>
+          <w:sz w:val="22"/>
+        </w:rPr>
+        <w:t>; Persamaan aliran daya; Gauss–Seidel dan Newton–Raphson; Aliran daya DC dan pembacaan hasil.</w:t>
       </w:r>
     </w:p>
     <w:p>
@@ -2783,7 +2802,26 @@
           <w:i w:val="0"/>
           <w:sz w:val="22"/>
         </w:rPr>
-        <w:t>Ketepatan menyusun Y_bus dan persamaan aliran daya; Ketepatan menjalankan iterasi dan membaca hasilnya.</w:t>
+        <w:t>Ketepatan menyusun Y</w:t>
+      </w:r>
+      <w:r>
+        <w:rPr>
+          <w:rFonts w:ascii="Arial" w:hAnsi="Arial" w:eastAsia="Arial" w:cs="Arial"/>
+          <w:b w:val="0"/>
+          <w:i w:val="0"/>
+          <w:sz w:val="22"/>
+          <w:vertAlign w:val="subscript"/>
+        </w:rPr>
+        <w:t>bus</w:t>
+      </w:r>
+      <w:r>
+        <w:rPr>
+          <w:rFonts w:ascii="Arial" w:hAnsi="Arial" w:eastAsia="Arial" w:cs="Arial"/>
+          <w:b w:val="0"/>
+          <w:i w:val="0"/>
+          <w:sz w:val="22"/>
+        </w:rPr>
+        <w:t xml:space="preserve"> dan persamaan aliran daya; Ketepatan menjalankan iterasi dan membaca hasilnya.</w:t>
       </w:r>
     </w:p>
     <w:p>
@@ -2832,7 +2870,9 @@
           <w:color w:val="1F3864"/>
           <w:sz w:val="28"/>
         </w:rPr>
-        <w:t>MASALAH ALIRAN DAYA DAN KLASIFIKASI BUS</w:t>
+        <w:t>MASALAH ALIRAN DAYA</w:t>
+        <w:br/>
+        <w:t>DAN KLASIFIKASI BUS</w:t>
       </w:r>
     </w:p>
     <w:p>
@@ -2903,7 +2943,26 @@
           <w:i w:val="0"/>
           <w:sz w:val="20"/>
         </w:rPr>
-        <w:t>Gambar 1 — Sistem tiga bus contoh dan klasifikasi bus aliran daya. Bus 1 slack (tegangan dan sudut ditetapkan, dayanya dihitung), bus 2 dan 3 PQ (beban ditetapkan, tegangan dan sudutnya dicari); tiga saluran tanpa rugi j0,10, j0,25, dan j0,20 pu. Sistem ini dipakai sepanjang modul untuk Y_bus, Gauss–Seidel, aliran daya DC, dan pembacaan hasil.</w:t>
+        <w:t>Gambar 1 — Sistem tiga bus contoh dan klasifikasi bus aliran daya. Bus 1 slack (tegangan dan sudut ditetapkan, dayanya dihitung), bus 2 dan 3 PQ (beban ditetapkan, tegangan dan sudutnya dicari); tiga saluran tanpa rugi j0,10, j0,25, dan j0,20 pu. Sistem ini dipakai sepanjang modul untuk Y</w:t>
+      </w:r>
+      <w:r>
+        <w:rPr>
+          <w:rFonts w:ascii="Arial" w:hAnsi="Arial" w:eastAsia="Arial" w:cs="Arial"/>
+          <w:b/>
+          <w:i w:val="0"/>
+          <w:sz w:val="20"/>
+          <w:vertAlign w:val="subscript"/>
+        </w:rPr>
+        <w:t>bus</w:t>
+      </w:r>
+      <w:r>
+        <w:rPr>
+          <w:rFonts w:ascii="Arial" w:hAnsi="Arial" w:eastAsia="Arial" w:cs="Arial"/>
+          <w:b/>
+          <w:i w:val="0"/>
+          <w:sz w:val="20"/>
+        </w:rPr>
+        <w:t>, Gauss–Seidel, aliran daya DC, dan pembacaan hasil.</w:t>
       </w:r>
     </w:p>
     <w:p>
@@ -3087,7 +3146,45 @@
           <w:i w:val="0"/>
           <w:sz w:val="22"/>
         </w:rPr>
-        <w:t xml:space="preserve"> = 1,4000 + j0,9063 pu untuk beban total 1,40 + j0,70 pu (selisih Q = rugi I²X saluran). Bus PV (pembangkit ber-AVR) menambah satu persamaan P dan satu tak diketahui δ; Q-nya dihitung dan diperiksa terhadap batas Q_min/Q_maks.</w:t>
+        <w:t xml:space="preserve"> = 1,4000 + j0,9063 pu untuk beban total 1,40 + j0,70 pu (selisih Q = rugi I²X saluran). Bus PV (pembangkit ber-AVR) menambah satu persamaan P dan satu tak diketahui δ; Q-nya dihitung dan diperiksa terhadap batas Q</w:t>
+      </w:r>
+      <w:r>
+        <w:rPr>
+          <w:rFonts w:ascii="Arial" w:hAnsi="Arial" w:eastAsia="Arial" w:cs="Arial"/>
+          <w:b w:val="0"/>
+          <w:i w:val="0"/>
+          <w:sz w:val="22"/>
+          <w:vertAlign w:val="subscript"/>
+        </w:rPr>
+        <w:t>min</w:t>
+      </w:r>
+      <w:r>
+        <w:rPr>
+          <w:rFonts w:ascii="Arial" w:hAnsi="Arial" w:eastAsia="Arial" w:cs="Arial"/>
+          <w:b w:val="0"/>
+          <w:i w:val="0"/>
+          <w:sz w:val="22"/>
+        </w:rPr>
+        <w:t>/Q</w:t>
+      </w:r>
+      <w:r>
+        <w:rPr>
+          <w:rFonts w:ascii="Arial" w:hAnsi="Arial" w:eastAsia="Arial" w:cs="Arial"/>
+          <w:b w:val="0"/>
+          <w:i w:val="0"/>
+          <w:sz w:val="22"/>
+          <w:vertAlign w:val="subscript"/>
+        </w:rPr>
+        <w:t>maks</w:t>
+      </w:r>
+      <w:r>
+        <w:rPr>
+          <w:rFonts w:ascii="Arial" w:hAnsi="Arial" w:eastAsia="Arial" w:cs="Arial"/>
+          <w:b w:val="0"/>
+          <w:i w:val="0"/>
+          <w:sz w:val="22"/>
+        </w:rPr>
+        <w:t>.</w:t>
       </w:r>
     </w:p>
     <w:p>
@@ -3111,7 +3208,26 @@
           <w:i w:val="0"/>
           <w:sz w:val="22"/>
         </w:rPr>
-        <w:t xml:space="preserve"> — Aliran daya (load flow) menghitung keadaan tunak jaringan tiga fasa seimbang dalam per unit: masukan berupa topologi (Y_bus), beban P–Q tiap bus, dan pembangkitan P–|V|; keluaran tegangan kompleks tiap bus, dari mana aliran, rugi, dan pembebanan diturunkan. Karena rugi belum diketahui sebelum solusi, satu bus (slack) dibiarkan bebas menyeimbangkan daya; ia juga menjadi acuan sudut. Studi ini dijalankan untuk perencanaan (Modul 12), operasi harian, kontingensi N−1, dan penempatan kompensasi (Modul 10).</w:t>
+        <w:t xml:space="preserve"> — Aliran daya (load flow) menghitung keadaan tunak jaringan tiga fasa seimbang dalam per unit: masukan berupa topologi (Y</w:t>
+      </w:r>
+      <w:r>
+        <w:rPr>
+          <w:rFonts w:ascii="Arial" w:hAnsi="Arial" w:eastAsia="Arial" w:cs="Arial"/>
+          <w:b w:val="0"/>
+          <w:i w:val="0"/>
+          <w:sz w:val="22"/>
+          <w:vertAlign w:val="subscript"/>
+        </w:rPr>
+        <w:t>bus</w:t>
+      </w:r>
+      <w:r>
+        <w:rPr>
+          <w:rFonts w:ascii="Arial" w:hAnsi="Arial" w:eastAsia="Arial" w:cs="Arial"/>
+          <w:b w:val="0"/>
+          <w:i w:val="0"/>
+          <w:sz w:val="22"/>
+        </w:rPr>
+        <w:t>), beban P–Q tiap bus, dan pembangkitan P–|V|; keluaran tegangan kompleks tiap bus, dari mana aliran, rugi, dan pembebanan diturunkan. Karena rugi belum diketahui sebelum solusi, satu bus (slack) dibiarkan bebas menyeimbangkan daya; ia juga menjadi acuan sudut. Studi ini dijalankan untuk perencanaan (Modul 12), operasi harian, kontingensi N−1, dan penempatan kompensasi (Modul 10).</w:t>
       </w:r>
     </w:p>
     <w:p>
@@ -3443,7 +3559,26 @@
           <w:i w:val="0"/>
           <w:sz w:val="22"/>
         </w:rPr>
-        <w:t>Sistem Jawa–Bali ± 1.500 bus, jaringan distribusi ribuan bus; Y_bus jarang (sparse) dan penyelesai sparse membuatnya sekejap.</w:t>
+        <w:t>Sistem Jawa–Bali ± 1.500 bus, jaringan distribusi ribuan bus; Y</w:t>
+      </w:r>
+      <w:r>
+        <w:rPr>
+          <w:rFonts w:ascii="Arial" w:hAnsi="Arial" w:eastAsia="Arial" w:cs="Arial"/>
+          <w:b w:val="0"/>
+          <w:i w:val="0"/>
+          <w:sz w:val="22"/>
+          <w:vertAlign w:val="subscript"/>
+        </w:rPr>
+        <w:t>bus</w:t>
+      </w:r>
+      <w:r>
+        <w:rPr>
+          <w:rFonts w:ascii="Arial" w:hAnsi="Arial" w:eastAsia="Arial" w:cs="Arial"/>
+          <w:b w:val="0"/>
+          <w:i w:val="0"/>
+          <w:sz w:val="22"/>
+        </w:rPr>
+        <w:t xml:space="preserve"> jarang (sparse) dan penyelesai sparse membuatnya sekejap.</w:t>
       </w:r>
     </w:p>
     <w:p>
@@ -3972,7 +4107,26 @@
           <w:i w:val="0"/>
           <w:sz w:val="21"/>
         </w:rPr>
-        <w:t xml:space="preserve"> Bagian 01 merumuskan masalah dan jenis bus, Bagian 02 menyusun Y_bus, Bagian 03 menurunkan persamaan aliran daya (dan bentuk dua busnya yang sederhana), Bagian 04 menyelesaikannya dengan Gauss–Seidel langkah demi langkah, Bagian 05 dengan Newton–Raphson, fast decoupled, dan aliran daya DC, lalu Bagian 06 membaca hasilnya. Sistem tiga bus contoh dipakai di semua bagian, animasi, dan Python.</w:t>
+        <w:t xml:space="preserve"> Bagian 01 merumuskan masalah dan jenis bus, Bagian 02 menyusun Y</w:t>
+      </w:r>
+      <w:r>
+        <w:rPr>
+          <w:rFonts w:ascii="Arial" w:hAnsi="Arial" w:eastAsia="Arial" w:cs="Arial"/>
+          <w:b w:val="0"/>
+          <w:i w:val="0"/>
+          <w:sz w:val="21"/>
+          <w:vertAlign w:val="subscript"/>
+        </w:rPr>
+        <w:t>bus</w:t>
+      </w:r>
+      <w:r>
+        <w:rPr>
+          <w:rFonts w:ascii="Arial" w:hAnsi="Arial" w:eastAsia="Arial" w:cs="Arial"/>
+          <w:b w:val="0"/>
+          <w:i w:val="0"/>
+          <w:sz w:val="21"/>
+        </w:rPr>
+        <w:t>, Bagian 03 menurunkan persamaan aliran daya (dan bentuk dua busnya yang sederhana), Bagian 04 menyelesaikannya dengan Gauss–Seidel langkah demi langkah, Bagian 05 dengan Newton–Raphson, fast decoupled, dan aliran daya DC, lalu Bagian 06 membaca hasilnya. Sistem tiga bus contoh dipakai di semua bagian, animasi, dan Python.</w:t>
       </w:r>
     </w:p>
     <w:p>
@@ -3988,7 +4142,30 @@
           <w:color w:val="1F3864"/>
           <w:sz w:val="28"/>
         </w:rPr>
-        <w:t>MATRIKS ADMITANSI BUS (Y_BUS)</w:t>
+        <w:t>MATRIKS ADMITANSI</w:t>
+        <w:br/>
+        <w:t>BUS (Y</w:t>
+      </w:r>
+      <w:r>
+        <w:rPr>
+          <w:rFonts w:ascii="Arial" w:hAnsi="Arial" w:eastAsia="Arial" w:cs="Arial"/>
+          <w:b/>
+          <w:i w:val="0"/>
+          <w:color w:val="1F3864"/>
+          <w:sz w:val="28"/>
+          <w:vertAlign w:val="subscript"/>
+        </w:rPr>
+        <w:t>BUS</w:t>
+      </w:r>
+      <w:r>
+        <w:rPr>
+          <w:rFonts w:ascii="Arial" w:hAnsi="Arial" w:eastAsia="Arial" w:cs="Arial"/>
+          <w:b/>
+          <w:i w:val="0"/>
+          <w:color w:val="1F3864"/>
+          <w:sz w:val="28"/>
+        </w:rPr>
+        <w:t>)</w:t>
       </w:r>
     </w:p>
     <w:p>
@@ -4003,7 +4180,26 @@
           <w:i w:val="0"/>
           <w:sz w:val="22"/>
         </w:rPr>
-        <w:t>Semua persamaan aliran daya bertumpu pada satu matriks yang merangkum topologi dan impedansi jaringan: Y_bus. Persamaan (2) memberi aturan inspeksi untuk menyusunnya langsung dari diagram impedansi, dan Gambar 2 mengerjakannya untuk sistem contoh.</w:t>
+        <w:t>Semua persamaan aliran daya bertumpu pada satu matriks yang merangkum topologi dan impedansi jaringan: Y</w:t>
+      </w:r>
+      <w:r>
+        <w:rPr>
+          <w:rFonts w:ascii="Arial" w:hAnsi="Arial" w:eastAsia="Arial" w:cs="Arial"/>
+          <w:b w:val="0"/>
+          <w:i w:val="0"/>
+          <w:sz w:val="22"/>
+          <w:vertAlign w:val="subscript"/>
+        </w:rPr>
+        <w:t>bus</w:t>
+      </w:r>
+      <w:r>
+        <w:rPr>
+          <w:rFonts w:ascii="Arial" w:hAnsi="Arial" w:eastAsia="Arial" w:cs="Arial"/>
+          <w:b w:val="0"/>
+          <w:i w:val="0"/>
+          <w:sz w:val="22"/>
+        </w:rPr>
+        <w:t>. Persamaan (2) memberi aturan inspeksi untuk menyusunnya langsung dari diagram impedansi, dan Gambar 2 mengerjakannya untuk sistem contoh.</w:t>
       </w:r>
     </w:p>
     <w:p>
@@ -4015,7 +4211,7 @@
       <w:r>
         <w:drawing>
           <wp:inline xmlns:a="http://schemas.openxmlformats.org/drawingml/2006/main" xmlns:pic="http://schemas.openxmlformats.org/drawingml/2006/picture">
-            <wp:extent cx="5400000" cy="1881461"/>
+            <wp:extent cx="5400000" cy="1913850"/>
             <wp:docPr id="1858245149" name="Picture 1858245149"/>
             <wp:cNvGraphicFramePr>
               <a:graphicFrameLocks noChangeAspect="1"/>
@@ -4036,7 +4232,7 @@
                   <pic:spPr>
                     <a:xfrm>
                       <a:off x="0" y="0"/>
-                      <a:ext cx="5400000" cy="1881461"/>
+                      <a:ext cx="5400000" cy="1913850"/>
                     </a:xfrm>
                     <a:prstGeom prst="rect"/>
                   </pic:spPr>
@@ -4499,7 +4695,26 @@
           <w:i w:val="0"/>
           <w:sz w:val="22"/>
         </w:rPr>
-        <w:t xml:space="preserve"> = 1/(0,02 + j0,1) = 1,923 − j9,615 pu, |Y₁₂| = 9,806. Kapasitansi saluran jB/2 = j0,03 di tiap ujung menambah j0,03 ke Y_ii tiap bus ujung.</w:t>
+        <w:t xml:space="preserve"> = 1/(0,02 + j0,1) = 1,923 − j9,615 pu, |Y₁₂| = 9,806. Kapasitansi saluran jB/2 = j0,03 di tiap ujung menambah j0,03 ke Y</w:t>
+      </w:r>
+      <w:r>
+        <w:rPr>
+          <w:rFonts w:ascii="Arial" w:hAnsi="Arial" w:eastAsia="Arial" w:cs="Arial"/>
+          <w:b w:val="0"/>
+          <w:i w:val="0"/>
+          <w:sz w:val="22"/>
+          <w:vertAlign w:val="subscript"/>
+        </w:rPr>
+        <w:t>ii</w:t>
+      </w:r>
+      <w:r>
+        <w:rPr>
+          <w:rFonts w:ascii="Arial" w:hAnsi="Arial" w:eastAsia="Arial" w:cs="Arial"/>
+          <w:b w:val="0"/>
+          <w:i w:val="0"/>
+          <w:sz w:val="22"/>
+        </w:rPr>
+        <w:t xml:space="preserve"> tiap bus ujung.</w:t>
       </w:r>
     </w:p>
     <w:p>
@@ -4523,7 +4738,159 @@
           <w:i w:val="0"/>
           <w:sz w:val="22"/>
         </w:rPr>
-        <w:t xml:space="preserve"> — Y_bus menghubungkan arus injeksi dan tegangan semua bus sekaligus; ia simetris (Y_ik = Y_ki bila tidak ada trafo pengubah fasa) dan jarang (elemen tak nol hanya untuk bus yang bertetangga). Trafo bertap t dimodelkan dengan π-ekuivalen yang mengubah Y_ii dan Y_ik dengan faktor 1/t dan 1/t²; kapasitor shunt menambah −jB_C... tepatnya +jB_C ke Y_ii. Matriks inilah 'topologi' yang dibaca semua perangkat lunak aliran daya.</w:t>
+        <w:t xml:space="preserve"> — Y</w:t>
+      </w:r>
+      <w:r>
+        <w:rPr>
+          <w:rFonts w:ascii="Arial" w:hAnsi="Arial" w:eastAsia="Arial" w:cs="Arial"/>
+          <w:b w:val="0"/>
+          <w:i w:val="0"/>
+          <w:sz w:val="22"/>
+          <w:vertAlign w:val="subscript"/>
+        </w:rPr>
+        <w:t>bus</w:t>
+      </w:r>
+      <w:r>
+        <w:rPr>
+          <w:rFonts w:ascii="Arial" w:hAnsi="Arial" w:eastAsia="Arial" w:cs="Arial"/>
+          <w:b w:val="0"/>
+          <w:i w:val="0"/>
+          <w:sz w:val="22"/>
+        </w:rPr>
+        <w:t xml:space="preserve"> menghubungkan arus injeksi dan tegangan semua bus sekaligus; ia simetris (Y</w:t>
+      </w:r>
+      <w:r>
+        <w:rPr>
+          <w:rFonts w:ascii="Arial" w:hAnsi="Arial" w:eastAsia="Arial" w:cs="Arial"/>
+          <w:b w:val="0"/>
+          <w:i w:val="0"/>
+          <w:sz w:val="22"/>
+          <w:vertAlign w:val="subscript"/>
+        </w:rPr>
+        <w:t>ik</w:t>
+      </w:r>
+      <w:r>
+        <w:rPr>
+          <w:rFonts w:ascii="Arial" w:hAnsi="Arial" w:eastAsia="Arial" w:cs="Arial"/>
+          <w:b w:val="0"/>
+          <w:i w:val="0"/>
+          <w:sz w:val="22"/>
+        </w:rPr>
+        <w:t xml:space="preserve"> = Y</w:t>
+      </w:r>
+      <w:r>
+        <w:rPr>
+          <w:rFonts w:ascii="Arial" w:hAnsi="Arial" w:eastAsia="Arial" w:cs="Arial"/>
+          <w:b w:val="0"/>
+          <w:i w:val="0"/>
+          <w:sz w:val="22"/>
+          <w:vertAlign w:val="subscript"/>
+        </w:rPr>
+        <w:t>ki</w:t>
+      </w:r>
+      <w:r>
+        <w:rPr>
+          <w:rFonts w:ascii="Arial" w:hAnsi="Arial" w:eastAsia="Arial" w:cs="Arial"/>
+          <w:b w:val="0"/>
+          <w:i w:val="0"/>
+          <w:sz w:val="22"/>
+        </w:rPr>
+        <w:t xml:space="preserve"> bila tidak ada trafo pengubah fasa) dan jarang (elemen tak nol hanya untuk bus yang bertetangga). Trafo bertap t dimodelkan dengan π-ekuivalen yang mengubah Y</w:t>
+      </w:r>
+      <w:r>
+        <w:rPr>
+          <w:rFonts w:ascii="Arial" w:hAnsi="Arial" w:eastAsia="Arial" w:cs="Arial"/>
+          <w:b w:val="0"/>
+          <w:i w:val="0"/>
+          <w:sz w:val="22"/>
+          <w:vertAlign w:val="subscript"/>
+        </w:rPr>
+        <w:t>ii</w:t>
+      </w:r>
+      <w:r>
+        <w:rPr>
+          <w:rFonts w:ascii="Arial" w:hAnsi="Arial" w:eastAsia="Arial" w:cs="Arial"/>
+          <w:b w:val="0"/>
+          <w:i w:val="0"/>
+          <w:sz w:val="22"/>
+        </w:rPr>
+        <w:t xml:space="preserve"> dan Y</w:t>
+      </w:r>
+      <w:r>
+        <w:rPr>
+          <w:rFonts w:ascii="Arial" w:hAnsi="Arial" w:eastAsia="Arial" w:cs="Arial"/>
+          <w:b w:val="0"/>
+          <w:i w:val="0"/>
+          <w:sz w:val="22"/>
+          <w:vertAlign w:val="subscript"/>
+        </w:rPr>
+        <w:t>ik</w:t>
+      </w:r>
+      <w:r>
+        <w:rPr>
+          <w:rFonts w:ascii="Arial" w:hAnsi="Arial" w:eastAsia="Arial" w:cs="Arial"/>
+          <w:b w:val="0"/>
+          <w:i w:val="0"/>
+          <w:sz w:val="22"/>
+        </w:rPr>
+        <w:t xml:space="preserve"> dengan faktor 1/t dan 1/t²; kapasitor shunt menambah −jB</w:t>
+      </w:r>
+      <w:r>
+        <w:rPr>
+          <w:rFonts w:ascii="Arial" w:hAnsi="Arial" w:eastAsia="Arial" w:cs="Arial"/>
+          <w:b w:val="0"/>
+          <w:i w:val="0"/>
+          <w:sz w:val="22"/>
+          <w:vertAlign w:val="subscript"/>
+        </w:rPr>
+        <w:t>C</w:t>
+      </w:r>
+      <w:r>
+        <w:rPr>
+          <w:rFonts w:ascii="Arial" w:hAnsi="Arial" w:eastAsia="Arial" w:cs="Arial"/>
+          <w:b w:val="0"/>
+          <w:i w:val="0"/>
+          <w:sz w:val="22"/>
+        </w:rPr>
+        <w:t>... tepatnya +jB</w:t>
+      </w:r>
+      <w:r>
+        <w:rPr>
+          <w:rFonts w:ascii="Arial" w:hAnsi="Arial" w:eastAsia="Arial" w:cs="Arial"/>
+          <w:b w:val="0"/>
+          <w:i w:val="0"/>
+          <w:sz w:val="22"/>
+          <w:vertAlign w:val="subscript"/>
+        </w:rPr>
+        <w:t>C</w:t>
+      </w:r>
+      <w:r>
+        <w:rPr>
+          <w:rFonts w:ascii="Arial" w:hAnsi="Arial" w:eastAsia="Arial" w:cs="Arial"/>
+          <w:b w:val="0"/>
+          <w:i w:val="0"/>
+          <w:sz w:val="22"/>
+        </w:rPr>
+        <w:t xml:space="preserve"> ke Y</w:t>
+      </w:r>
+      <w:r>
+        <w:rPr>
+          <w:rFonts w:ascii="Arial" w:hAnsi="Arial" w:eastAsia="Arial" w:cs="Arial"/>
+          <w:b w:val="0"/>
+          <w:i w:val="0"/>
+          <w:sz w:val="22"/>
+          <w:vertAlign w:val="subscript"/>
+        </w:rPr>
+        <w:t>ii</w:t>
+      </w:r>
+      <w:r>
+        <w:rPr>
+          <w:rFonts w:ascii="Arial" w:hAnsi="Arial" w:eastAsia="Arial" w:cs="Arial"/>
+          <w:b w:val="0"/>
+          <w:i w:val="0"/>
+          <w:sz w:val="22"/>
+        </w:rPr>
+        <w:t>. Matriks inilah 'topologi' yang dibaca semua perangkat lunak aliran daya.</w:t>
       </w:r>
     </w:p>
     <w:p>
@@ -4741,7 +5108,45 @@
           <w:i w:val="0"/>
           <w:sz w:val="22"/>
         </w:rPr>
-        <w:t>Kapasitansi saluran (+jB/2 tiap ujung), kapasitor bank (+jB_C), reaktor (−jB_L) hanya menyentuh elemen diagonal.</w:t>
+        <w:t>Kapasitansi saluran (+jB/2 tiap ujung), kapasitor bank (+jB</w:t>
+      </w:r>
+      <w:r>
+        <w:rPr>
+          <w:rFonts w:ascii="Arial" w:hAnsi="Arial" w:eastAsia="Arial" w:cs="Arial"/>
+          <w:b w:val="0"/>
+          <w:i w:val="0"/>
+          <w:sz w:val="22"/>
+          <w:vertAlign w:val="subscript"/>
+        </w:rPr>
+        <w:t>C</w:t>
+      </w:r>
+      <w:r>
+        <w:rPr>
+          <w:rFonts w:ascii="Arial" w:hAnsi="Arial" w:eastAsia="Arial" w:cs="Arial"/>
+          <w:b w:val="0"/>
+          <w:i w:val="0"/>
+          <w:sz w:val="22"/>
+        </w:rPr>
+        <w:t>), reaktor (−jB</w:t>
+      </w:r>
+      <w:r>
+        <w:rPr>
+          <w:rFonts w:ascii="Arial" w:hAnsi="Arial" w:eastAsia="Arial" w:cs="Arial"/>
+          <w:b w:val="0"/>
+          <w:i w:val="0"/>
+          <w:sz w:val="22"/>
+          <w:vertAlign w:val="subscript"/>
+        </w:rPr>
+        <w:t>L</w:t>
+      </w:r>
+      <w:r>
+        <w:rPr>
+          <w:rFonts w:ascii="Arial" w:hAnsi="Arial" w:eastAsia="Arial" w:cs="Arial"/>
+          <w:b w:val="0"/>
+          <w:i w:val="0"/>
+          <w:sz w:val="22"/>
+        </w:rPr>
+        <w:t>) hanya menyentuh elemen diagonal.</w:t>
       </w:r>
     </w:p>
     <w:p>
@@ -4774,7 +5179,64 @@
           <w:i w:val="0"/>
           <w:sz w:val="22"/>
         </w:rPr>
-        <w:t>Tap t di sisi i: Y_ii += y/t², Y_ik = −y/t, Y_kk += y; tap ±10 % mengubah Y sedikit tetapi mengubah aliran Q secara berarti.</w:t>
+        <w:t>Tap t di sisi i: Y</w:t>
+      </w:r>
+      <w:r>
+        <w:rPr>
+          <w:rFonts w:ascii="Arial" w:hAnsi="Arial" w:eastAsia="Arial" w:cs="Arial"/>
+          <w:b w:val="0"/>
+          <w:i w:val="0"/>
+          <w:sz w:val="22"/>
+          <w:vertAlign w:val="subscript"/>
+        </w:rPr>
+        <w:t>ii</w:t>
+      </w:r>
+      <w:r>
+        <w:rPr>
+          <w:rFonts w:ascii="Arial" w:hAnsi="Arial" w:eastAsia="Arial" w:cs="Arial"/>
+          <w:b w:val="0"/>
+          <w:i w:val="0"/>
+          <w:sz w:val="22"/>
+        </w:rPr>
+        <w:t xml:space="preserve"> += y/t², Y</w:t>
+      </w:r>
+      <w:r>
+        <w:rPr>
+          <w:rFonts w:ascii="Arial" w:hAnsi="Arial" w:eastAsia="Arial" w:cs="Arial"/>
+          <w:b w:val="0"/>
+          <w:i w:val="0"/>
+          <w:sz w:val="22"/>
+          <w:vertAlign w:val="subscript"/>
+        </w:rPr>
+        <w:t>ik</w:t>
+      </w:r>
+      <w:r>
+        <w:rPr>
+          <w:rFonts w:ascii="Arial" w:hAnsi="Arial" w:eastAsia="Arial" w:cs="Arial"/>
+          <w:b w:val="0"/>
+          <w:i w:val="0"/>
+          <w:sz w:val="22"/>
+        </w:rPr>
+        <w:t xml:space="preserve"> = −y/t, Y</w:t>
+      </w:r>
+      <w:r>
+        <w:rPr>
+          <w:rFonts w:ascii="Arial" w:hAnsi="Arial" w:eastAsia="Arial" w:cs="Arial"/>
+          <w:b w:val="0"/>
+          <w:i w:val="0"/>
+          <w:sz w:val="22"/>
+          <w:vertAlign w:val="subscript"/>
+        </w:rPr>
+        <w:t>kk</w:t>
+      </w:r>
+      <w:r>
+        <w:rPr>
+          <w:rFonts w:ascii="Arial" w:hAnsi="Arial" w:eastAsia="Arial" w:cs="Arial"/>
+          <w:b w:val="0"/>
+          <w:i w:val="0"/>
+          <w:sz w:val="22"/>
+        </w:rPr>
+        <w:t xml:space="preserve"> += y; tap ±10 % mengubah Y sedikit tetapi mengubah aliran Q secara berarti.</w:t>
       </w:r>
     </w:p>
     <w:p>
@@ -4831,16 +5293,92 @@
           <w:i w:val="0"/>
           <w:sz w:val="22"/>
         </w:rPr>
-        <w:t xml:space="preserve">Z_bus: </w:t>
-      </w:r>
-      <w:r>
-        <w:rPr>
-          <w:rFonts w:ascii="Arial" w:hAnsi="Arial" w:eastAsia="Arial" w:cs="Arial"/>
-          <w:b w:val="0"/>
-          <w:i w:val="0"/>
-          <w:sz w:val="22"/>
-        </w:rPr>
-        <w:t>Kebalikan Y_bus (penuh, tidak jarang) dipakai untuk hubung singkat: Z_ii = X_th rel i (Modul 13).</w:t>
+        <w:t>Z</w:t>
+      </w:r>
+      <w:r>
+        <w:rPr>
+          <w:rFonts w:ascii="Arial" w:hAnsi="Arial" w:eastAsia="Arial" w:cs="Arial"/>
+          <w:b/>
+          <w:i w:val="0"/>
+          <w:sz w:val="22"/>
+          <w:vertAlign w:val="subscript"/>
+        </w:rPr>
+        <w:t>bus</w:t>
+      </w:r>
+      <w:r>
+        <w:rPr>
+          <w:rFonts w:ascii="Arial" w:hAnsi="Arial" w:eastAsia="Arial" w:cs="Arial"/>
+          <w:b/>
+          <w:i w:val="0"/>
+          <w:sz w:val="22"/>
+        </w:rPr>
+        <w:t xml:space="preserve">: </w:t>
+      </w:r>
+      <w:r>
+        <w:rPr>
+          <w:rFonts w:ascii="Arial" w:hAnsi="Arial" w:eastAsia="Arial" w:cs="Arial"/>
+          <w:b w:val="0"/>
+          <w:i w:val="0"/>
+          <w:sz w:val="22"/>
+        </w:rPr>
+        <w:t>Kebalikan Y</w:t>
+      </w:r>
+      <w:r>
+        <w:rPr>
+          <w:rFonts w:ascii="Arial" w:hAnsi="Arial" w:eastAsia="Arial" w:cs="Arial"/>
+          <w:b w:val="0"/>
+          <w:i w:val="0"/>
+          <w:sz w:val="22"/>
+          <w:vertAlign w:val="subscript"/>
+        </w:rPr>
+        <w:t>bus</w:t>
+      </w:r>
+      <w:r>
+        <w:rPr>
+          <w:rFonts w:ascii="Arial" w:hAnsi="Arial" w:eastAsia="Arial" w:cs="Arial"/>
+          <w:b w:val="0"/>
+          <w:i w:val="0"/>
+          <w:sz w:val="22"/>
+        </w:rPr>
+        <w:t xml:space="preserve"> (penuh, tidak jarang) dipakai untuk hubung singkat: Z</w:t>
+      </w:r>
+      <w:r>
+        <w:rPr>
+          <w:rFonts w:ascii="Arial" w:hAnsi="Arial" w:eastAsia="Arial" w:cs="Arial"/>
+          <w:b w:val="0"/>
+          <w:i w:val="0"/>
+          <w:sz w:val="22"/>
+          <w:vertAlign w:val="subscript"/>
+        </w:rPr>
+        <w:t>ii</w:t>
+      </w:r>
+      <w:r>
+        <w:rPr>
+          <w:rFonts w:ascii="Arial" w:hAnsi="Arial" w:eastAsia="Arial" w:cs="Arial"/>
+          <w:b w:val="0"/>
+          <w:i w:val="0"/>
+          <w:sz w:val="22"/>
+        </w:rPr>
+        <w:t xml:space="preserve"> = X</w:t>
+      </w:r>
+      <w:r>
+        <w:rPr>
+          <w:rFonts w:ascii="Arial" w:hAnsi="Arial" w:eastAsia="Arial" w:cs="Arial"/>
+          <w:b w:val="0"/>
+          <w:i w:val="0"/>
+          <w:sz w:val="22"/>
+          <w:vertAlign w:val="subscript"/>
+        </w:rPr>
+        <w:t>th</w:t>
+      </w:r>
+      <w:r>
+        <w:rPr>
+          <w:rFonts w:ascii="Arial" w:hAnsi="Arial" w:eastAsia="Arial" w:cs="Arial"/>
+          <w:b w:val="0"/>
+          <w:i w:val="0"/>
+          <w:sz w:val="22"/>
+        </w:rPr>
+        <w:t xml:space="preserve"> rel i (Modul 13).</w:t>
       </w:r>
     </w:p>
     <w:p>
@@ -4856,7 +5394,7 @@
           <w:i w:val="0"/>
           <w:sz w:val="20"/>
         </w:rPr>
-        <w:t>Tabel 2. Elemen Y_bus sistem contoh: Susunan, Nilai (pu), Dengan jB/2 = j0,03 tiap ujung, Dengan R = 0,2X.</w:t>
+        <w:t>Tabel 2. Elemen Ybus sistem contoh: Susunan, Nilai (pu), Dengan jB/2 = j0,03 tiap ujung, Dengan R = 0,2X.</w:t>
       </w:r>
     </w:p>
     <w:tbl>
@@ -4890,7 +5428,26 @@
                 <w:i w:val="0"/>
                 <w:sz w:val="18"/>
               </w:rPr>
-              <w:t>Elemen Y_bus sistem contoh</w:t>
+              <w:t>Elemen Y</w:t>
+            </w:r>
+            <w:r>
+              <w:rPr>
+                <w:rFonts w:ascii="Arial" w:hAnsi="Arial" w:eastAsia="Arial" w:cs="Arial"/>
+                <w:b/>
+                <w:i w:val="0"/>
+                <w:sz w:val="18"/>
+                <w:vertAlign w:val="subscript"/>
+              </w:rPr>
+              <w:t>bus</w:t>
+            </w:r>
+            <w:r>
+              <w:rPr>
+                <w:rFonts w:ascii="Arial" w:hAnsi="Arial" w:eastAsia="Arial" w:cs="Arial"/>
+                <w:b/>
+                <w:i w:val="0"/>
+                <w:sz w:val="18"/>
+              </w:rPr>
+              <w:t xml:space="preserve"> sistem contoh</w:t>
             </w:r>
           </w:p>
         </w:tc>
@@ -5605,7 +6162,9 @@
           <w:color w:val="1F3864"/>
           <w:sz w:val="28"/>
         </w:rPr>
-        <w:t>PERSAMAAN ALIRAN DAYA</w:t>
+        <w:t>PERSAMAAN</w:t>
+        <w:br/>
+        <w:t>ALIRAN DAYA</w:t>
       </w:r>
     </w:p>
     <w:p>
@@ -5620,7 +6179,45 @@
           <w:i w:val="0"/>
           <w:sz w:val="22"/>
         </w:rPr>
-        <w:t>Menggabungkan I = Y_bus V dengan S = V I* menghasilkan persamaan daya tiap bus dalam tegangan dan sudut semua bus: nonlinear, tetapi berstruktur jelas. Persamaan (3) menuliskannya dalam bentuk polar dan bentuk dua bus yang dapat dihitung dengan tangan; Gambar 3 memperlihatkan kurva P–δ dan Q–δ yang menjadi intuisi operator sistem.</w:t>
+        <w:t>Menggabungkan I = Y</w:t>
+      </w:r>
+      <w:r>
+        <w:rPr>
+          <w:rFonts w:ascii="Arial" w:hAnsi="Arial" w:eastAsia="Arial" w:cs="Arial"/>
+          <w:b w:val="0"/>
+          <w:i w:val="0"/>
+          <w:sz w:val="22"/>
+          <w:vertAlign w:val="subscript"/>
+        </w:rPr>
+        <w:t>bus</w:t>
+      </w:r>
+      <w:r>
+        <w:rPr>
+          <w:rFonts w:ascii="Arial" w:hAnsi="Arial" w:eastAsia="Arial" w:cs="Arial"/>
+          <w:b w:val="0"/>
+          <w:i w:val="0"/>
+          <w:sz w:val="22"/>
+        </w:rPr>
+        <w:t xml:space="preserve"> V dengan S = V I</w:t>
+      </w:r>
+      <w:r>
+        <w:rPr>
+          <w:rFonts w:ascii="Arial" w:hAnsi="Arial" w:eastAsia="Arial" w:cs="Arial"/>
+          <w:b w:val="0"/>
+          <w:i w:val="0"/>
+          <w:sz w:val="22"/>
+          <w:vertAlign w:val="superscript"/>
+        </w:rPr>
+        <w:t>*</w:t>
+      </w:r>
+      <w:r>
+        <w:rPr>
+          <w:rFonts w:ascii="Arial" w:hAnsi="Arial" w:eastAsia="Arial" w:cs="Arial"/>
+          <w:b w:val="0"/>
+          <w:i w:val="0"/>
+          <w:sz w:val="22"/>
+        </w:rPr>
+        <w:t xml:space="preserve"> menghasilkan persamaan daya tiap bus dalam tegangan dan sudut semua bus: nonlinear, tetapi berstruktur jelas. Persamaan (3) menuliskannya dalam bentuk polar dan bentuk dua bus yang dapat dihitung dengan tangan; Gambar 3 memperlihatkan kurva P–δ dan Q–δ yang menjadi intuisi operator sistem.</w:t>
       </w:r>
     </w:p>
     <w:p>
@@ -6379,7 +6976,26 @@
           <w:i w:val="0"/>
           <w:sz w:val="22"/>
         </w:rPr>
-        <w:t xml:space="preserve"> — Daya injeksi tiap bus adalah jumlah hasil kali tegangannya dengan tegangan semua tetangga lewat elemen Y_bus; sinus dan kosinus sudut membuatnya nonlinear. Bentuk dua bus tanpa rugi memperlihatkan sifat pentingnya: P terutama diatur oleh perbedaan sudut δ, Q oleh perbedaan besar tegangan; inilah dasar decoupling P–δ / Q–V yang dipakai fast decoupled dan operator saat 'menaikkan tegangan dengan kapasitor, menaikkan aliran dengan sudut'. Batas statis δ = 90° adalah batas kestabilan sudut sistem.</w:t>
+        <w:t xml:space="preserve"> — Daya injeksi tiap bus adalah jumlah hasil kali tegangannya dengan tegangan semua tetangga lewat elemen Y</w:t>
+      </w:r>
+      <w:r>
+        <w:rPr>
+          <w:rFonts w:ascii="Arial" w:hAnsi="Arial" w:eastAsia="Arial" w:cs="Arial"/>
+          <w:b w:val="0"/>
+          <w:i w:val="0"/>
+          <w:sz w:val="22"/>
+          <w:vertAlign w:val="subscript"/>
+        </w:rPr>
+        <w:t>bus</w:t>
+      </w:r>
+      <w:r>
+        <w:rPr>
+          <w:rFonts w:ascii="Arial" w:hAnsi="Arial" w:eastAsia="Arial" w:cs="Arial"/>
+          <w:b w:val="0"/>
+          <w:i w:val="0"/>
+          <w:sz w:val="22"/>
+        </w:rPr>
+        <w:t>; sinus dan kosinus sudut membuatnya nonlinear. Bentuk dua bus tanpa rugi memperlihatkan sifat pentingnya: P terutama diatur oleh perbedaan sudut δ, Q oleh perbedaan besar tegangan; inilah dasar decoupling P–δ / Q–V yang dipakai fast decoupled dan operator saat 'menaikkan tegangan dengan kapasitor, menaikkan aliran dengan sudut'. Batas statis δ = 90° adalah batas kestabilan sudut sistem.</w:t>
       </w:r>
     </w:p>
     <w:p>
@@ -6422,7 +7038,7 @@
           <w:i w:val="0"/>
           <w:sz w:val="21"/>
         </w:rPr>
-        <w:t>: Sudut elemen Y_ik (−90° untuk cabang reaktif murni)</w:t>
+        <w:t>: Sudut elemen Yik (−90° untuk cabang reaktif murni)</w:t>
       </w:r>
     </w:p>
     <w:p>
@@ -6560,7 +7176,45 @@
           <w:i w:val="0"/>
           <w:sz w:val="22"/>
         </w:rPr>
-        <w:t>P_i dan Q_i sebagai fungsi |V| dan δ: bentuk baku Newton–Raphson; bentuk rektangular (e + jf) dipakai beberapa penyelesai.</w:t>
+        <w:t>P</w:t>
+      </w:r>
+      <w:r>
+        <w:rPr>
+          <w:rFonts w:ascii="Arial" w:hAnsi="Arial" w:eastAsia="Arial" w:cs="Arial"/>
+          <w:b w:val="0"/>
+          <w:i w:val="0"/>
+          <w:sz w:val="22"/>
+          <w:vertAlign w:val="subscript"/>
+        </w:rPr>
+        <w:t>i</w:t>
+      </w:r>
+      <w:r>
+        <w:rPr>
+          <w:rFonts w:ascii="Arial" w:hAnsi="Arial" w:eastAsia="Arial" w:cs="Arial"/>
+          <w:b w:val="0"/>
+          <w:i w:val="0"/>
+          <w:sz w:val="22"/>
+        </w:rPr>
+        <w:t xml:space="preserve"> dan Q</w:t>
+      </w:r>
+      <w:r>
+        <w:rPr>
+          <w:rFonts w:ascii="Arial" w:hAnsi="Arial" w:eastAsia="Arial" w:cs="Arial"/>
+          <w:b w:val="0"/>
+          <w:i w:val="0"/>
+          <w:sz w:val="22"/>
+          <w:vertAlign w:val="subscript"/>
+        </w:rPr>
+        <w:t>i</w:t>
+      </w:r>
+      <w:r>
+        <w:rPr>
+          <w:rFonts w:ascii="Arial" w:hAnsi="Arial" w:eastAsia="Arial" w:cs="Arial"/>
+          <w:b w:val="0"/>
+          <w:i w:val="0"/>
+          <w:sz w:val="22"/>
+        </w:rPr>
+        <w:t xml:space="preserve"> sebagai fungsi |V| dan δ: bentuk baku Newton–Raphson; bentuk rektangular (e + jf) dipakai beberapa penyelesai.</w:t>
       </w:r>
     </w:p>
     <w:p>
@@ -6626,7 +7280,83 @@
           <w:i w:val="0"/>
           <w:sz w:val="22"/>
         </w:rPr>
-        <w:t>ΔP_i = P_i,terjadwal − P_i(V, δ); ΔQ_i serupa; iterasi selesai bila maks |ΔP|, |ΔQ| &lt; ε (10⁻⁴ pu = 10 kW pada 100 MVA).</w:t>
+        <w:t>ΔP</w:t>
+      </w:r>
+      <w:r>
+        <w:rPr>
+          <w:rFonts w:ascii="Arial" w:hAnsi="Arial" w:eastAsia="Arial" w:cs="Arial"/>
+          <w:b w:val="0"/>
+          <w:i w:val="0"/>
+          <w:sz w:val="22"/>
+          <w:vertAlign w:val="subscript"/>
+        </w:rPr>
+        <w:t>i</w:t>
+      </w:r>
+      <w:r>
+        <w:rPr>
+          <w:rFonts w:ascii="Arial" w:hAnsi="Arial" w:eastAsia="Arial" w:cs="Arial"/>
+          <w:b w:val="0"/>
+          <w:i w:val="0"/>
+          <w:sz w:val="22"/>
+        </w:rPr>
+        <w:t xml:space="preserve"> = P</w:t>
+      </w:r>
+      <w:r>
+        <w:rPr>
+          <w:rFonts w:ascii="Arial" w:hAnsi="Arial" w:eastAsia="Arial" w:cs="Arial"/>
+          <w:b w:val="0"/>
+          <w:i w:val="0"/>
+          <w:sz w:val="22"/>
+          <w:vertAlign w:val="subscript"/>
+        </w:rPr>
+        <w:t>i,terjadwal</w:t>
+      </w:r>
+      <w:r>
+        <w:rPr>
+          <w:rFonts w:ascii="Arial" w:hAnsi="Arial" w:eastAsia="Arial" w:cs="Arial"/>
+          <w:b w:val="0"/>
+          <w:i w:val="0"/>
+          <w:sz w:val="22"/>
+        </w:rPr>
+        <w:t xml:space="preserve"> − P</w:t>
+      </w:r>
+      <w:r>
+        <w:rPr>
+          <w:rFonts w:ascii="Arial" w:hAnsi="Arial" w:eastAsia="Arial" w:cs="Arial"/>
+          <w:b w:val="0"/>
+          <w:i w:val="0"/>
+          <w:sz w:val="22"/>
+          <w:vertAlign w:val="subscript"/>
+        </w:rPr>
+        <w:t>i</w:t>
+      </w:r>
+      <w:r>
+        <w:rPr>
+          <w:rFonts w:ascii="Arial" w:hAnsi="Arial" w:eastAsia="Arial" w:cs="Arial"/>
+          <w:b w:val="0"/>
+          <w:i w:val="0"/>
+          <w:sz w:val="22"/>
+        </w:rPr>
+        <w:t>(V, δ); ΔQ</w:t>
+      </w:r>
+      <w:r>
+        <w:rPr>
+          <w:rFonts w:ascii="Arial" w:hAnsi="Arial" w:eastAsia="Arial" w:cs="Arial"/>
+          <w:b w:val="0"/>
+          <w:i w:val="0"/>
+          <w:sz w:val="22"/>
+          <w:vertAlign w:val="subscript"/>
+        </w:rPr>
+        <w:t>i</w:t>
+      </w:r>
+      <w:r>
+        <w:rPr>
+          <w:rFonts w:ascii="Arial" w:hAnsi="Arial" w:eastAsia="Arial" w:cs="Arial"/>
+          <w:b w:val="0"/>
+          <w:i w:val="0"/>
+          <w:sz w:val="22"/>
+        </w:rPr>
+        <w:t xml:space="preserve"> serupa; iterasi selesai bila maks |ΔP|, |ΔQ| &lt; ε (10⁻⁴ pu = 10 kW pada 100 MVA).</w:t>
       </w:r>
     </w:p>
     <w:p>
@@ -7456,7 +8186,26 @@
                 <w:i w:val="0"/>
                 <w:sz w:val="18"/>
               </w:rPr>
-              <w:t>P_maks; ∂P/∂δ = 0, NR singular</w:t>
+              <w:t>P</w:t>
+            </w:r>
+            <w:r>
+              <w:rPr>
+                <w:rFonts w:ascii="Arial" w:hAnsi="Arial" w:eastAsia="Arial" w:cs="Arial"/>
+                <w:b w:val="0"/>
+                <w:i w:val="0"/>
+                <w:sz w:val="18"/>
+                <w:vertAlign w:val="subscript"/>
+              </w:rPr>
+              <w:t>maks</w:t>
+            </w:r>
+            <w:r>
+              <w:rPr>
+                <w:rFonts w:ascii="Arial" w:hAnsi="Arial" w:eastAsia="Arial" w:cs="Arial"/>
+                <w:b w:val="0"/>
+                <w:i w:val="0"/>
+                <w:sz w:val="18"/>
+              </w:rPr>
+              <w:t>; ∂P/∂δ = 0, NR singular</w:t>
             </w:r>
           </w:p>
         </w:tc>
@@ -7509,7 +8258,9 @@
           <w:color w:val="1F3864"/>
           <w:sz w:val="28"/>
         </w:rPr>
-        <w:t>METODE GAUSS–SEIDEL</w:t>
+        <w:t>METODE</w:t>
+        <w:br/>
+        <w:t>GAUSS–SEIDEL</w:t>
       </w:r>
     </w:p>
     <w:p>
@@ -7740,7 +8491,74 @@
           <w:sz w:val="22"/>
           <w:vertAlign w:val="subscript"/>
         </w:rPr>
-        <w:t>k&lt;i&gt;i</w:t>
+        <w:t>k &lt; i</w:t>
+      </w:r>
+      <w:r>
+        <w:rPr>
+          <w:rFonts w:ascii="Arial" w:hAnsi="Arial" w:eastAsia="Arial" w:cs="Arial"/>
+          <w:b w:val="0"/>
+          <w:i w:val="0"/>
+          <w:sz w:val="22"/>
+        </w:rPr>
+        <w:t>Y</w:t>
+      </w:r>
+      <w:r>
+        <w:rPr>
+          <w:rFonts w:ascii="Arial" w:hAnsi="Arial" w:eastAsia="Arial" w:cs="Arial"/>
+          <w:b w:val="0"/>
+          <w:i w:val="0"/>
+          <w:sz w:val="22"/>
+          <w:vertAlign w:val="subscript"/>
+        </w:rPr>
+        <w:t>ik</w:t>
+      </w:r>
+      <w:r>
+        <w:rPr>
+          <w:rFonts w:ascii="Arial" w:hAnsi="Arial" w:eastAsia="Arial" w:cs="Arial"/>
+          <w:b w:val="0"/>
+          <w:i w:val="0"/>
+          <w:sz w:val="22"/>
+        </w:rPr>
+        <w:t>V</w:t>
+      </w:r>
+      <w:r>
+        <w:rPr>
+          <w:rFonts w:ascii="Arial" w:hAnsi="Arial" w:eastAsia="Arial" w:cs="Arial"/>
+          <w:b w:val="0"/>
+          <w:i w:val="0"/>
+          <w:sz w:val="22"/>
+          <w:vertAlign w:val="subscript"/>
+        </w:rPr>
+        <w:t>k</w:t>
+      </w:r>
+      <w:r>
+        <w:rPr>
+          <w:rFonts w:ascii="Arial" w:hAnsi="Arial" w:eastAsia="Arial" w:cs="Arial"/>
+          <w:b w:val="0"/>
+          <w:i w:val="0"/>
+          <w:sz w:val="22"/>
+          <w:vertAlign w:val="superscript"/>
+        </w:rPr>
+        <w:t>(k+1)</w:t>
+      </w:r>
+      <w:r>
+        <w:rPr>
+          <w:rFonts w:ascii="Arial" w:hAnsi="Arial" w:eastAsia="Arial" w:cs="Arial"/>
+          <w:b w:val="0"/>
+          <w:i w:val="0"/>
+          <w:sz w:val="22"/>
+        </w:rPr>
+        <w:t xml:space="preserve"> − Σ</w:t>
+      </w:r>
+      <w:r>
+        <w:rPr>
+          <w:rFonts w:ascii="Arial" w:hAnsi="Arial" w:eastAsia="Arial" w:cs="Arial"/>
+          <w:b w:val="0"/>
+          <w:i w:val="0"/>
+          <w:sz w:val="22"/>
+          <w:vertAlign w:val="subscript"/>
+        </w:rPr>
+        <w:t>k&gt;i</w:t>
       </w:r>
       <w:r>
         <w:rPr>
@@ -8068,7 +8886,102 @@
           <w:i w:val="0"/>
           <w:sz w:val="22"/>
         </w:rPr>
-        <w:t xml:space="preserve"> — Gauss–Seidel menyelesaikan persamaan bus i untuk V_i dengan menganggap tegangan bus lain diketahui (nilai terbaru), lalu bergerak ke bus berikutnya; satu putaran seluruh bus = satu iterasi. Beban dimasukkan sebagai P_i + jQ_i negatif. Untuk bus PV, Q_i dihitung dulu dari tegangan saat ini, lalu |V_i| hasil dikembalikan ke nilai tetapnya (hanya sudutnya dipakai). Metode ini sederhana dan hemat memori tetapi konvergen linear: jumlah iterasi tumbuh dengan ukuran sistem; faktor percepatan α 1,4–1,7 mempersingkatnya.</w:t>
+        <w:t xml:space="preserve"> — Gauss–Seidel menyelesaikan persamaan bus i untuk V</w:t>
+      </w:r>
+      <w:r>
+        <w:rPr>
+          <w:rFonts w:ascii="Arial" w:hAnsi="Arial" w:eastAsia="Arial" w:cs="Arial"/>
+          <w:b w:val="0"/>
+          <w:i w:val="0"/>
+          <w:sz w:val="22"/>
+          <w:vertAlign w:val="subscript"/>
+        </w:rPr>
+        <w:t>i</w:t>
+      </w:r>
+      <w:r>
+        <w:rPr>
+          <w:rFonts w:ascii="Arial" w:hAnsi="Arial" w:eastAsia="Arial" w:cs="Arial"/>
+          <w:b w:val="0"/>
+          <w:i w:val="0"/>
+          <w:sz w:val="22"/>
+        </w:rPr>
+        <w:t xml:space="preserve"> dengan menganggap tegangan bus lain diketahui (nilai terbaru), lalu bergerak ke bus berikutnya; satu putaran seluruh bus = satu iterasi. Beban dimasukkan sebagai P</w:t>
+      </w:r>
+      <w:r>
+        <w:rPr>
+          <w:rFonts w:ascii="Arial" w:hAnsi="Arial" w:eastAsia="Arial" w:cs="Arial"/>
+          <w:b w:val="0"/>
+          <w:i w:val="0"/>
+          <w:sz w:val="22"/>
+          <w:vertAlign w:val="subscript"/>
+        </w:rPr>
+        <w:t>i</w:t>
+      </w:r>
+      <w:r>
+        <w:rPr>
+          <w:rFonts w:ascii="Arial" w:hAnsi="Arial" w:eastAsia="Arial" w:cs="Arial"/>
+          <w:b w:val="0"/>
+          <w:i w:val="0"/>
+          <w:sz w:val="22"/>
+        </w:rPr>
+        <w:t xml:space="preserve"> + jQ</w:t>
+      </w:r>
+      <w:r>
+        <w:rPr>
+          <w:rFonts w:ascii="Arial" w:hAnsi="Arial" w:eastAsia="Arial" w:cs="Arial"/>
+          <w:b w:val="0"/>
+          <w:i w:val="0"/>
+          <w:sz w:val="22"/>
+          <w:vertAlign w:val="subscript"/>
+        </w:rPr>
+        <w:t>i</w:t>
+      </w:r>
+      <w:r>
+        <w:rPr>
+          <w:rFonts w:ascii="Arial" w:hAnsi="Arial" w:eastAsia="Arial" w:cs="Arial"/>
+          <w:b w:val="0"/>
+          <w:i w:val="0"/>
+          <w:sz w:val="22"/>
+        </w:rPr>
+        <w:t xml:space="preserve"> negatif. Untuk bus PV, Q</w:t>
+      </w:r>
+      <w:r>
+        <w:rPr>
+          <w:rFonts w:ascii="Arial" w:hAnsi="Arial" w:eastAsia="Arial" w:cs="Arial"/>
+          <w:b w:val="0"/>
+          <w:i w:val="0"/>
+          <w:sz w:val="22"/>
+          <w:vertAlign w:val="subscript"/>
+        </w:rPr>
+        <w:t>i</w:t>
+      </w:r>
+      <w:r>
+        <w:rPr>
+          <w:rFonts w:ascii="Arial" w:hAnsi="Arial" w:eastAsia="Arial" w:cs="Arial"/>
+          <w:b w:val="0"/>
+          <w:i w:val="0"/>
+          <w:sz w:val="22"/>
+        </w:rPr>
+        <w:t xml:space="preserve"> dihitung dulu dari tegangan saat ini, lalu |V</w:t>
+      </w:r>
+      <w:r>
+        <w:rPr>
+          <w:rFonts w:ascii="Arial" w:hAnsi="Arial" w:eastAsia="Arial" w:cs="Arial"/>
+          <w:b w:val="0"/>
+          <w:i w:val="0"/>
+          <w:sz w:val="22"/>
+          <w:vertAlign w:val="subscript"/>
+        </w:rPr>
+        <w:t>i</w:t>
+      </w:r>
+      <w:r>
+        <w:rPr>
+          <w:rFonts w:ascii="Arial" w:hAnsi="Arial" w:eastAsia="Arial" w:cs="Arial"/>
+          <w:b w:val="0"/>
+          <w:i w:val="0"/>
+          <w:sz w:val="22"/>
+        </w:rPr>
+        <w:t>| hasil dikembalikan ke nilai tetapnya (hanya sudutnya dipakai). Metode ini sederhana dan hemat memori tetapi konvergen linear: jumlah iterasi tumbuh dengan ukuran sistem; faktor percepatan α 1,4–1,7 mempersingkatnya.</w:t>
       </w:r>
     </w:p>
     <w:p>
@@ -8282,7 +9195,131 @@
           <w:i w:val="0"/>
           <w:sz w:val="22"/>
         </w:rPr>
-        <w:t>Q_i = −Im{V_i* Σ Y_ik V_k}; periksa batas; V_i hasil diskalakan ke |V_i| tetap; bila Q keluar batas → perlakukan sebagai PQ.</w:t>
+        <w:t>Q</w:t>
+      </w:r>
+      <w:r>
+        <w:rPr>
+          <w:rFonts w:ascii="Arial" w:hAnsi="Arial" w:eastAsia="Arial" w:cs="Arial"/>
+          <w:b w:val="0"/>
+          <w:i w:val="0"/>
+          <w:sz w:val="22"/>
+          <w:vertAlign w:val="subscript"/>
+        </w:rPr>
+        <w:t>i</w:t>
+      </w:r>
+      <w:r>
+        <w:rPr>
+          <w:rFonts w:ascii="Arial" w:hAnsi="Arial" w:eastAsia="Arial" w:cs="Arial"/>
+          <w:b w:val="0"/>
+          <w:i w:val="0"/>
+          <w:sz w:val="22"/>
+        </w:rPr>
+        <w:t xml:space="preserve"> = −Im{V</w:t>
+      </w:r>
+      <w:r>
+        <w:rPr>
+          <w:rFonts w:ascii="Arial" w:hAnsi="Arial" w:eastAsia="Arial" w:cs="Arial"/>
+          <w:b w:val="0"/>
+          <w:i w:val="0"/>
+          <w:sz w:val="22"/>
+          <w:vertAlign w:val="subscript"/>
+        </w:rPr>
+        <w:t>i</w:t>
+      </w:r>
+      <w:r>
+        <w:rPr>
+          <w:rFonts w:ascii="Arial" w:hAnsi="Arial" w:eastAsia="Arial" w:cs="Arial"/>
+          <w:b w:val="0"/>
+          <w:i w:val="0"/>
+          <w:sz w:val="22"/>
+          <w:vertAlign w:val="superscript"/>
+        </w:rPr>
+        <w:t>*</w:t>
+      </w:r>
+      <w:r>
+        <w:rPr>
+          <w:rFonts w:ascii="Arial" w:hAnsi="Arial" w:eastAsia="Arial" w:cs="Arial"/>
+          <w:b w:val="0"/>
+          <w:i w:val="0"/>
+          <w:sz w:val="22"/>
+        </w:rPr>
+        <w:t xml:space="preserve"> Σ Y</w:t>
+      </w:r>
+      <w:r>
+        <w:rPr>
+          <w:rFonts w:ascii="Arial" w:hAnsi="Arial" w:eastAsia="Arial" w:cs="Arial"/>
+          <w:b w:val="0"/>
+          <w:i w:val="0"/>
+          <w:sz w:val="22"/>
+          <w:vertAlign w:val="subscript"/>
+        </w:rPr>
+        <w:t>ik</w:t>
+      </w:r>
+      <w:r>
+        <w:rPr>
+          <w:rFonts w:ascii="Arial" w:hAnsi="Arial" w:eastAsia="Arial" w:cs="Arial"/>
+          <w:b w:val="0"/>
+          <w:i w:val="0"/>
+          <w:sz w:val="22"/>
+        </w:rPr>
+        <w:t xml:space="preserve"> V</w:t>
+      </w:r>
+      <w:r>
+        <w:rPr>
+          <w:rFonts w:ascii="Arial" w:hAnsi="Arial" w:eastAsia="Arial" w:cs="Arial"/>
+          <w:b w:val="0"/>
+          <w:i w:val="0"/>
+          <w:sz w:val="22"/>
+          <w:vertAlign w:val="subscript"/>
+        </w:rPr>
+        <w:t>k</w:t>
+      </w:r>
+      <w:r>
+        <w:rPr>
+          <w:rFonts w:ascii="Arial" w:hAnsi="Arial" w:eastAsia="Arial" w:cs="Arial"/>
+          <w:b w:val="0"/>
+          <w:i w:val="0"/>
+          <w:sz w:val="22"/>
+        </w:rPr>
+        <w:t>}; periksa batas; V</w:t>
+      </w:r>
+      <w:r>
+        <w:rPr>
+          <w:rFonts w:ascii="Arial" w:hAnsi="Arial" w:eastAsia="Arial" w:cs="Arial"/>
+          <w:b w:val="0"/>
+          <w:i w:val="0"/>
+          <w:sz w:val="22"/>
+          <w:vertAlign w:val="subscript"/>
+        </w:rPr>
+        <w:t>i</w:t>
+      </w:r>
+      <w:r>
+        <w:rPr>
+          <w:rFonts w:ascii="Arial" w:hAnsi="Arial" w:eastAsia="Arial" w:cs="Arial"/>
+          <w:b w:val="0"/>
+          <w:i w:val="0"/>
+          <w:sz w:val="22"/>
+        </w:rPr>
+        <w:t xml:space="preserve"> hasil diskalakan ke |V</w:t>
+      </w:r>
+      <w:r>
+        <w:rPr>
+          <w:rFonts w:ascii="Arial" w:hAnsi="Arial" w:eastAsia="Arial" w:cs="Arial"/>
+          <w:b w:val="0"/>
+          <w:i w:val="0"/>
+          <w:sz w:val="22"/>
+          <w:vertAlign w:val="subscript"/>
+        </w:rPr>
+        <w:t>i</w:t>
+      </w:r>
+      <w:r>
+        <w:rPr>
+          <w:rFonts w:ascii="Arial" w:hAnsi="Arial" w:eastAsia="Arial" w:cs="Arial"/>
+          <w:b w:val="0"/>
+          <w:i w:val="0"/>
+          <w:sz w:val="22"/>
+        </w:rPr>
+        <w:t>| tetap; bila Q keluar batas → perlakukan sebagai PQ.</w:t>
       </w:r>
     </w:p>
     <w:p>
@@ -9258,7 +10295,9 @@
           <w:color w:val="1F3864"/>
           <w:sz w:val="28"/>
         </w:rPr>
-        <w:t>NEWTON–RAPHSON, FAST DECOUPLED, DAN ALIRAN DAYA DC</w:t>
+        <w:t>NEWTON–RAPHSON, FAST DECOUPLED,</w:t>
+        <w:br/>
+        <w:t>DAN ALIRAN DAYA DC</w:t>
       </w:r>
     </w:p>
     <w:p>
@@ -9413,7 +10452,7 @@
           <w:i w:val="0"/>
           <w:sz w:val="22"/>
         </w:rPr>
-        <w:t xml:space="preserve"> — Newton–Raphson melinearkan persamaan aliran daya di sekitar tebakan saat ini lewat matriks Jacobian, menyelesaikan sistem linear untuk koreksi Δδ dan Δ|V|, lalu memperbarui; konvergensinya kuadratis (3–6 iterasi berapa pun ukuran sistem) tetapi tiap iterasi membangun dan memfaktorkan Jacobian. Fast decoupled (Stott–Alsaç) memakai decoupling P–δ/Q–V dan matriks B', B'' tetap sehingga tiap iterasi sangat murah. Aliran daya DC melangkah lebih jauh: R diabaikan, |V| = 1, sin δ ≈ δ, sehingga P = B'δ linear tanpa iterasi; dipakai untuk kontingensi massal dan pasar listrik, tanpa informasi Q dan tegangan.</w:t>
+        <w:t xml:space="preserve"> — Newton–Raphson melinearkan persamaan aliran daya di sekitar tebakan saat ini lewat matriks Jacobian, menyelesaikan sistem linear untuk koreksi Δδ dan Δ|V|, lalu memperbarui; konvergensinya kuadratis (3–6 iterasi berapa pun ukuran sistem) tetapi tiap iterasi membangun dan memfaktorkan Jacobian. Fast decoupled (Stott–Alsaç) memakai decoupling P–δ/Q–V dan matriks B′, B″ tetap sehingga tiap iterasi sangat murah. Aliran daya DC melangkah lebih jauh: R diabaikan, |V| = 1, sin δ ≈ δ, sehingga P = B′δ linear tanpa iterasi; dipakai untuk kontingensi massal dan pasar listrik, tanpa informasi Q dan tegangan.</w:t>
       </w:r>
     </w:p>
     <w:p>
@@ -9446,7 +10485,7 @@
           <w:i w:val="0"/>
           <w:sz w:val="21"/>
         </w:rPr>
-        <w:t>: Matriks Jacobian (2n_PQ + n_PV persegi)</w:t>
+        <w:t>: Matriks Jacobian (2nPQ + nPV persegi)</w:t>
       </w:r>
     </w:p>
     <w:p>
@@ -9479,7 +10518,7 @@
           <w:i w:val="0"/>
           <w:sz w:val="21"/>
         </w:rPr>
-        <w:t>: Matriks suseptansi tetap (−Im Y_bus tanpa shunt / dengan shunt)</w:t>
+        <w:t>: Matriks suseptansi tetap (−Im Ybus tanpa shunt / dengan shunt)</w:t>
       </w:r>
     </w:p>
     <w:p>
@@ -9545,7 +10584,159 @@
           <w:i w:val="0"/>
           <w:sz w:val="22"/>
         </w:rPr>
-        <w:t>Empat blok turunan parsial; untuk cabang reaktif ∂P_i/∂δ_k = −|V_i||V_k||Y_ik| cos(θ_ik − δ_i + δ_k); dibangun ulang tiap iterasi.</w:t>
+        <w:t>Empat blok turunan parsial; untuk cabang reaktif ∂P</w:t>
+      </w:r>
+      <w:r>
+        <w:rPr>
+          <w:rFonts w:ascii="Arial" w:hAnsi="Arial" w:eastAsia="Arial" w:cs="Arial"/>
+          <w:b w:val="0"/>
+          <w:i w:val="0"/>
+          <w:sz w:val="22"/>
+          <w:vertAlign w:val="subscript"/>
+        </w:rPr>
+        <w:t>i</w:t>
+      </w:r>
+      <w:r>
+        <w:rPr>
+          <w:rFonts w:ascii="Arial" w:hAnsi="Arial" w:eastAsia="Arial" w:cs="Arial"/>
+          <w:b w:val="0"/>
+          <w:i w:val="0"/>
+          <w:sz w:val="22"/>
+        </w:rPr>
+        <w:t>/∂δ</w:t>
+      </w:r>
+      <w:r>
+        <w:rPr>
+          <w:rFonts w:ascii="Arial" w:hAnsi="Arial" w:eastAsia="Arial" w:cs="Arial"/>
+          <w:b w:val="0"/>
+          <w:i w:val="0"/>
+          <w:sz w:val="22"/>
+          <w:vertAlign w:val="subscript"/>
+        </w:rPr>
+        <w:t>k</w:t>
+      </w:r>
+      <w:r>
+        <w:rPr>
+          <w:rFonts w:ascii="Arial" w:hAnsi="Arial" w:eastAsia="Arial" w:cs="Arial"/>
+          <w:b w:val="0"/>
+          <w:i w:val="0"/>
+          <w:sz w:val="22"/>
+        </w:rPr>
+        <w:t xml:space="preserve"> = −|V</w:t>
+      </w:r>
+      <w:r>
+        <w:rPr>
+          <w:rFonts w:ascii="Arial" w:hAnsi="Arial" w:eastAsia="Arial" w:cs="Arial"/>
+          <w:b w:val="0"/>
+          <w:i w:val="0"/>
+          <w:sz w:val="22"/>
+          <w:vertAlign w:val="subscript"/>
+        </w:rPr>
+        <w:t>i</w:t>
+      </w:r>
+      <w:r>
+        <w:rPr>
+          <w:rFonts w:ascii="Arial" w:hAnsi="Arial" w:eastAsia="Arial" w:cs="Arial"/>
+          <w:b w:val="0"/>
+          <w:i w:val="0"/>
+          <w:sz w:val="22"/>
+        </w:rPr>
+        <w:t>||V</w:t>
+      </w:r>
+      <w:r>
+        <w:rPr>
+          <w:rFonts w:ascii="Arial" w:hAnsi="Arial" w:eastAsia="Arial" w:cs="Arial"/>
+          <w:b w:val="0"/>
+          <w:i w:val="0"/>
+          <w:sz w:val="22"/>
+          <w:vertAlign w:val="subscript"/>
+        </w:rPr>
+        <w:t>k</w:t>
+      </w:r>
+      <w:r>
+        <w:rPr>
+          <w:rFonts w:ascii="Arial" w:hAnsi="Arial" w:eastAsia="Arial" w:cs="Arial"/>
+          <w:b w:val="0"/>
+          <w:i w:val="0"/>
+          <w:sz w:val="22"/>
+        </w:rPr>
+        <w:t>||Y</w:t>
+      </w:r>
+      <w:r>
+        <w:rPr>
+          <w:rFonts w:ascii="Arial" w:hAnsi="Arial" w:eastAsia="Arial" w:cs="Arial"/>
+          <w:b w:val="0"/>
+          <w:i w:val="0"/>
+          <w:sz w:val="22"/>
+          <w:vertAlign w:val="subscript"/>
+        </w:rPr>
+        <w:t>ik</w:t>
+      </w:r>
+      <w:r>
+        <w:rPr>
+          <w:rFonts w:ascii="Arial" w:hAnsi="Arial" w:eastAsia="Arial" w:cs="Arial"/>
+          <w:b w:val="0"/>
+          <w:i w:val="0"/>
+          <w:sz w:val="22"/>
+        </w:rPr>
+        <w:t>| cos(θ</w:t>
+      </w:r>
+      <w:r>
+        <w:rPr>
+          <w:rFonts w:ascii="Arial" w:hAnsi="Arial" w:eastAsia="Arial" w:cs="Arial"/>
+          <w:b w:val="0"/>
+          <w:i w:val="0"/>
+          <w:sz w:val="22"/>
+          <w:vertAlign w:val="subscript"/>
+        </w:rPr>
+        <w:t>ik</w:t>
+      </w:r>
+      <w:r>
+        <w:rPr>
+          <w:rFonts w:ascii="Arial" w:hAnsi="Arial" w:eastAsia="Arial" w:cs="Arial"/>
+          <w:b w:val="0"/>
+          <w:i w:val="0"/>
+          <w:sz w:val="22"/>
+        </w:rPr>
+        <w:t xml:space="preserve"> − δ</w:t>
+      </w:r>
+      <w:r>
+        <w:rPr>
+          <w:rFonts w:ascii="Arial" w:hAnsi="Arial" w:eastAsia="Arial" w:cs="Arial"/>
+          <w:b w:val="0"/>
+          <w:i w:val="0"/>
+          <w:sz w:val="22"/>
+          <w:vertAlign w:val="subscript"/>
+        </w:rPr>
+        <w:t>i</w:t>
+      </w:r>
+      <w:r>
+        <w:rPr>
+          <w:rFonts w:ascii="Arial" w:hAnsi="Arial" w:eastAsia="Arial" w:cs="Arial"/>
+          <w:b w:val="0"/>
+          <w:i w:val="0"/>
+          <w:sz w:val="22"/>
+        </w:rPr>
+        <w:t xml:space="preserve"> + δ</w:t>
+      </w:r>
+      <w:r>
+        <w:rPr>
+          <w:rFonts w:ascii="Arial" w:hAnsi="Arial" w:eastAsia="Arial" w:cs="Arial"/>
+          <w:b w:val="0"/>
+          <w:i w:val="0"/>
+          <w:sz w:val="22"/>
+          <w:vertAlign w:val="subscript"/>
+        </w:rPr>
+        <w:t>k</w:t>
+      </w:r>
+      <w:r>
+        <w:rPr>
+          <w:rFonts w:ascii="Arial" w:hAnsi="Arial" w:eastAsia="Arial" w:cs="Arial"/>
+          <w:b w:val="0"/>
+          <w:i w:val="0"/>
+          <w:sz w:val="22"/>
+        </w:rPr>
+        <w:t>); dibangun ulang tiap iterasi.</w:t>
       </w:r>
     </w:p>
     <w:p>
@@ -9611,7 +10802,7 @@
           <w:i w:val="0"/>
           <w:sz w:val="22"/>
         </w:rPr>
-        <w:t>Iterasi P–δ dan Q–V bergantian dengan B', B'' yang difaktorkan sekali; 10–20 iterasi murah; baku untuk studi keamanan daring.</w:t>
+        <w:t>Iterasi P–δ dan Q–V bergantian dengan B′, B″ yang difaktorkan sekali; 10–20 iterasi murah; baku untuk studi keamanan daring.</w:t>
       </w:r>
     </w:p>
     <w:p>
@@ -10133,7 +11324,7 @@
                 <w:i w:val="0"/>
                 <w:sz w:val="18"/>
               </w:rPr>
-              <w:t>murah (B', B'' tetap)</w:t>
+              <w:t>murah (B′, B″ tetap)</w:t>
             </w:r>
           </w:p>
         </w:tc>
@@ -10494,7 +11685,9 @@
           <w:color w:val="1F3864"/>
           <w:sz w:val="28"/>
         </w:rPr>
-        <w:t>MEMBACA HASIL DAN APLIKASI ALIRAN DAYA</w:t>
+        <w:t>MEMBACA HASIL</w:t>
+        <w:br/>
+        <w:t>DAN APLIKASI ALIRAN DAYA</w:t>
       </w:r>
     </w:p>
     <w:p>
@@ -11335,7 +12528,83 @@
           <w:i w:val="0"/>
           <w:sz w:val="22"/>
         </w:rPr>
-        <w:t>Tabel bus (|V|, δ, P_gen, Q_gen, P_load, Q_load), tabel cabang (P, Q dari–ke, rugi, % pembebanan), ringkasan (total gen, beban, rugi, slack).</w:t>
+        <w:t>Tabel bus (|V|, δ, P</w:t>
+      </w:r>
+      <w:r>
+        <w:rPr>
+          <w:rFonts w:ascii="Arial" w:hAnsi="Arial" w:eastAsia="Arial" w:cs="Arial"/>
+          <w:b w:val="0"/>
+          <w:i w:val="0"/>
+          <w:sz w:val="22"/>
+          <w:vertAlign w:val="subscript"/>
+        </w:rPr>
+        <w:t>gen</w:t>
+      </w:r>
+      <w:r>
+        <w:rPr>
+          <w:rFonts w:ascii="Arial" w:hAnsi="Arial" w:eastAsia="Arial" w:cs="Arial"/>
+          <w:b w:val="0"/>
+          <w:i w:val="0"/>
+          <w:sz w:val="22"/>
+        </w:rPr>
+        <w:t>, Q</w:t>
+      </w:r>
+      <w:r>
+        <w:rPr>
+          <w:rFonts w:ascii="Arial" w:hAnsi="Arial" w:eastAsia="Arial" w:cs="Arial"/>
+          <w:b w:val="0"/>
+          <w:i w:val="0"/>
+          <w:sz w:val="22"/>
+          <w:vertAlign w:val="subscript"/>
+        </w:rPr>
+        <w:t>gen</w:t>
+      </w:r>
+      <w:r>
+        <w:rPr>
+          <w:rFonts w:ascii="Arial" w:hAnsi="Arial" w:eastAsia="Arial" w:cs="Arial"/>
+          <w:b w:val="0"/>
+          <w:i w:val="0"/>
+          <w:sz w:val="22"/>
+        </w:rPr>
+        <w:t>, P</w:t>
+      </w:r>
+      <w:r>
+        <w:rPr>
+          <w:rFonts w:ascii="Arial" w:hAnsi="Arial" w:eastAsia="Arial" w:cs="Arial"/>
+          <w:b w:val="0"/>
+          <w:i w:val="0"/>
+          <w:sz w:val="22"/>
+          <w:vertAlign w:val="subscript"/>
+        </w:rPr>
+        <w:t>load</w:t>
+      </w:r>
+      <w:r>
+        <w:rPr>
+          <w:rFonts w:ascii="Arial" w:hAnsi="Arial" w:eastAsia="Arial" w:cs="Arial"/>
+          <w:b w:val="0"/>
+          <w:i w:val="0"/>
+          <w:sz w:val="22"/>
+        </w:rPr>
+        <w:t>, Q</w:t>
+      </w:r>
+      <w:r>
+        <w:rPr>
+          <w:rFonts w:ascii="Arial" w:hAnsi="Arial" w:eastAsia="Arial" w:cs="Arial"/>
+          <w:b w:val="0"/>
+          <w:i w:val="0"/>
+          <w:sz w:val="22"/>
+          <w:vertAlign w:val="subscript"/>
+        </w:rPr>
+        <w:t>load</w:t>
+      </w:r>
+      <w:r>
+        <w:rPr>
+          <w:rFonts w:ascii="Arial" w:hAnsi="Arial" w:eastAsia="Arial" w:cs="Arial"/>
+          <w:b w:val="0"/>
+          <w:i w:val="0"/>
+          <w:sz w:val="22"/>
+        </w:rPr>
+        <w:t>), tabel cabang (P, Q dari–ke, rugi, % pembebanan), ringkasan (total gen, beban, rugi, slack).</w:t>
       </w:r>
     </w:p>
     <w:p>
@@ -11434,7 +12703,26 @@
           <w:i w:val="0"/>
           <w:sz w:val="22"/>
         </w:rPr>
-        <w:t>Kapasitor di bus rendah (Modul 10): Q_load turun → |V| naik → rugi turun; aliran daya adalah alat menilainya sebelum membeli.</w:t>
+        <w:t>Kapasitor di bus rendah (Modul 10): Q</w:t>
+      </w:r>
+      <w:r>
+        <w:rPr>
+          <w:rFonts w:ascii="Arial" w:hAnsi="Arial" w:eastAsia="Arial" w:cs="Arial"/>
+          <w:b w:val="0"/>
+          <w:i w:val="0"/>
+          <w:sz w:val="22"/>
+          <w:vertAlign w:val="subscript"/>
+        </w:rPr>
+        <w:t>load</w:t>
+      </w:r>
+      <w:r>
+        <w:rPr>
+          <w:rFonts w:ascii="Arial" w:hAnsi="Arial" w:eastAsia="Arial" w:cs="Arial"/>
+          <w:b w:val="0"/>
+          <w:i w:val="0"/>
+          <w:sz w:val="22"/>
+        </w:rPr>
+        <w:t xml:space="preserve"> turun → |V| naik → rugi turun; aliran daya adalah alat menilainya sebelum membeli.</w:t>
       </w:r>
     </w:p>
     <w:p>
@@ -12052,7 +13340,9 @@
           <w:color w:val="1F3864"/>
           <w:sz w:val="28"/>
         </w:rPr>
-        <w:t>ANIMASI INTERAKTIF ALIRAN DAYA</w:t>
+        <w:t>ANIMASI INTERAKTIF</w:t>
+        <w:br/>
+        <w:t>ALIRAN DAYA</w:t>
       </w:r>
     </w:p>
     <w:p>
@@ -12067,7 +13357,26 @@
           <w:i w:val="0"/>
           <w:sz w:val="22"/>
         </w:rPr>
-        <w:t>Susun Y_bus sambil mengubah impedansi, putar sudut dua bus dan lihat P, Q, dan rugi, jalankan Gauss–Seidel dengan faktor percepatan berbeda, lalu bandingkan Newton–Raphson dengan iterasi titik-tetap. Empat animasi ini memvisualkan Persamaan (2)–(5) pada sistem contoh.</w:t>
+        <w:t>Susun Y</w:t>
+      </w:r>
+      <w:r>
+        <w:rPr>
+          <w:rFonts w:ascii="Arial" w:hAnsi="Arial" w:eastAsia="Arial" w:cs="Arial"/>
+          <w:b w:val="0"/>
+          <w:i w:val="0"/>
+          <w:sz w:val="22"/>
+          <w:vertAlign w:val="subscript"/>
+        </w:rPr>
+        <w:t>bus</w:t>
+      </w:r>
+      <w:r>
+        <w:rPr>
+          <w:rFonts w:ascii="Arial" w:hAnsi="Arial" w:eastAsia="Arial" w:cs="Arial"/>
+          <w:b w:val="0"/>
+          <w:i w:val="0"/>
+          <w:sz w:val="22"/>
+        </w:rPr>
+        <w:t xml:space="preserve"> sambil mengubah impedansi, putar sudut dua bus dan lihat P, Q, dan rugi, jalankan Gauss–Seidel dengan faktor percepatan berbeda, lalu bandingkan Newton–Raphson dengan iterasi titik-tetap. Empat animasi ini memvisualkan Persamaan (2)–(5) pada sistem contoh.</w:t>
       </w:r>
     </w:p>
     <w:p>
@@ -12083,7 +13392,28 @@
           <w:color w:val="2E4A7A"/>
           <w:sz w:val="24"/>
         </w:rPr>
-        <w:t>Animasi 1 — Menyusun Y_bus Tiga Bus dengan Aturan Inspeksi</w:t>
+        <w:t>Animasi 1 — Menyusun Y</w:t>
+      </w:r>
+      <w:r>
+        <w:rPr>
+          <w:rFonts w:ascii="Arial" w:hAnsi="Arial" w:eastAsia="Arial" w:cs="Arial"/>
+          <w:b/>
+          <w:i w:val="0"/>
+          <w:color w:val="2E4A7A"/>
+          <w:sz w:val="24"/>
+          <w:vertAlign w:val="subscript"/>
+        </w:rPr>
+        <w:t>bus</w:t>
+      </w:r>
+      <w:r>
+        <w:rPr>
+          <w:rFonts w:ascii="Arial" w:hAnsi="Arial" w:eastAsia="Arial" w:cs="Arial"/>
+          <w:b/>
+          <w:i w:val="0"/>
+          <w:color w:val="2E4A7A"/>
+          <w:sz w:val="24"/>
+        </w:rPr>
+        <w:t xml:space="preserve"> Tiga Bus dengan Aturan Inspeksi</w:t>
       </w:r>
     </w:p>
     <w:p>
@@ -12127,7 +13457,26 @@
           <w:i w:val="0"/>
           <w:sz w:val="21"/>
         </w:rPr>
-        <w:t xml:space="preserve"> Kiri jaringan tiga bus dengan bus yang sedang 'diinspeksi' berkedip kuning dan cabang-cabangnya disorot; kanan matriks Y_bus 3×3 (diagonal kuning, luar-diagonal cyan) beserta besarnya.</w:t>
+        <w:t xml:space="preserve"> Kiri jaringan tiga bus dengan bus yang sedang 'diinspeksi' berkedip kuning dan cabang-cabangnya disorot; kanan matriks Y</w:t>
+      </w:r>
+      <w:r>
+        <w:rPr>
+          <w:rFonts w:ascii="Arial" w:hAnsi="Arial" w:eastAsia="Arial" w:cs="Arial"/>
+          <w:b w:val="0"/>
+          <w:i w:val="0"/>
+          <w:sz w:val="21"/>
+          <w:vertAlign w:val="subscript"/>
+        </w:rPr>
+        <w:t>bus</w:t>
+      </w:r>
+      <w:r>
+        <w:rPr>
+          <w:rFonts w:ascii="Arial" w:hAnsi="Arial" w:eastAsia="Arial" w:cs="Arial"/>
+          <w:b w:val="0"/>
+          <w:i w:val="0"/>
+          <w:sz w:val="21"/>
+        </w:rPr>
+        <w:t xml:space="preserve"> 3×3 (diagonal kuning, luar-diagonal cyan) beserta besarnya.</w:t>
       </w:r>
       <w:r>
         <w:br/>
@@ -12397,7 +13746,26 @@
           <w:i w:val="0"/>
           <w:sz w:val="21"/>
         </w:rPr>
-        <w:t xml:space="preserve"> Kurva P(δ) cyan, target hijau putus; langkah Newton–Raphson digambar sebagai garis singgung kuning bertahap; panel kanan mencantumkan δ_k dan mismatch tiap langkah serta jumlah langkah iterasi titik-tetap (lambat) sebagai pembanding.</w:t>
+        <w:t xml:space="preserve"> Kurva P(δ) cyan, target hijau putus; langkah Newton–Raphson digambar sebagai garis singgung kuning bertahap; panel kanan mencantumkan δ</w:t>
+      </w:r>
+      <w:r>
+        <w:rPr>
+          <w:rFonts w:ascii="Arial" w:hAnsi="Arial" w:eastAsia="Arial" w:cs="Arial"/>
+          <w:b w:val="0"/>
+          <w:i w:val="0"/>
+          <w:sz w:val="21"/>
+          <w:vertAlign w:val="subscript"/>
+        </w:rPr>
+        <w:t>k</w:t>
+      </w:r>
+      <w:r>
+        <w:rPr>
+          <w:rFonts w:ascii="Arial" w:hAnsi="Arial" w:eastAsia="Arial" w:cs="Arial"/>
+          <w:b w:val="0"/>
+          <w:i w:val="0"/>
+          <w:sz w:val="21"/>
+        </w:rPr>
+        <w:t xml:space="preserve"> dan mismatch tiap langkah serta jumlah langkah iterasi titik-tetap (lambat) sebagai pembanding.</w:t>
       </w:r>
       <w:r>
         <w:br/>
@@ -12472,7 +13840,9 @@
           <w:color w:val="1F3864"/>
           <w:sz w:val="28"/>
         </w:rPr>
-        <w:t>IMPLEMENTASI PYTHON DI JUPYTER NOTEBOOK</w:t>
+        <w:t>IMPLEMENTASI PYTHON</w:t>
+        <w:br/>
+        <w:t>DI JUPYTER NOTEBOOK</w:t>
       </w:r>
     </w:p>
     <w:p>
@@ -12487,7 +13857,26 @@
           <w:i w:val="0"/>
           <w:sz w:val="22"/>
         </w:rPr>
-        <w:t>Empat cell berikut mengerjakan seluruh contoh modul ini: penyusunan Y_bus dan persamaan dua bus, Gauss–Seidel dengan faktor percepatan, Newton–Raphson dan aliran daya DC, serta aliran cabang dan neraca daya. Salin satu cell utuh ke Jupyter Notebook (VS Code), jalankan apa adanya lebih dulu, baru ubah parameternya.</w:t>
+        <w:t>Empat cell berikut mengerjakan seluruh contoh modul ini: penyusunan Y</w:t>
+      </w:r>
+      <w:r>
+        <w:rPr>
+          <w:rFonts w:ascii="Arial" w:hAnsi="Arial" w:eastAsia="Arial" w:cs="Arial"/>
+          <w:b w:val="0"/>
+          <w:i w:val="0"/>
+          <w:sz w:val="22"/>
+          <w:vertAlign w:val="subscript"/>
+        </w:rPr>
+        <w:t>bus</w:t>
+      </w:r>
+      <w:r>
+        <w:rPr>
+          <w:rFonts w:ascii="Arial" w:hAnsi="Arial" w:eastAsia="Arial" w:cs="Arial"/>
+          <w:b w:val="0"/>
+          <w:i w:val="0"/>
+          <w:sz w:val="22"/>
+        </w:rPr>
+        <w:t xml:space="preserve"> dan persamaan dua bus, Gauss–Seidel dengan faktor percepatan, Newton–Raphson dan aliran daya DC, serta aliran cabang dan neraca daya. Salin satu cell utuh ke Jupyter Notebook (VS Code), jalankan apa adanya lebih dulu, baru ubah parameternya.</w:t>
       </w:r>
     </w:p>
     <w:p>
@@ -12550,7 +13939,28 @@
           <w:color w:val="2E4A7A"/>
           <w:sz w:val="20"/>
         </w:rPr>
-        <w:t>Cell 1 — Menyusun Y_bus dan Persamaan Dua Bus</w:t>
+        <w:t>Cell 1 — Menyusun Y</w:t>
+      </w:r>
+      <w:r>
+        <w:rPr>
+          <w:rFonts w:ascii="Arial" w:hAnsi="Arial" w:eastAsia="Arial" w:cs="Arial"/>
+          <w:b/>
+          <w:i w:val="0"/>
+          <w:color w:val="2E4A7A"/>
+          <w:sz w:val="20"/>
+          <w:vertAlign w:val="subscript"/>
+        </w:rPr>
+        <w:t>bus</w:t>
+      </w:r>
+      <w:r>
+        <w:rPr>
+          <w:rFonts w:ascii="Arial" w:hAnsi="Arial" w:eastAsia="Arial" w:cs="Arial"/>
+          <w:b/>
+          <w:i w:val="0"/>
+          <w:color w:val="2E4A7A"/>
+          <w:sz w:val="20"/>
+        </w:rPr>
+        <w:t xml:space="preserve"> dan Persamaan Dua Bus</w:t>
       </w:r>
     </w:p>
     <w:p>
@@ -13931,7 +15341,26 @@
           <w:i w:val="0"/>
           <w:sz w:val="21"/>
         </w:rPr>
-        <w:t>(D) Y_bus tidak dapat disusun tanpa bus slack</w:t>
+        <w:t>(D) Y</w:t>
+      </w:r>
+      <w:r>
+        <w:rPr>
+          <w:rFonts w:ascii="Arial" w:hAnsi="Arial" w:eastAsia="Arial" w:cs="Arial"/>
+          <w:b w:val="0"/>
+          <w:i w:val="0"/>
+          <w:sz w:val="21"/>
+          <w:vertAlign w:val="subscript"/>
+        </w:rPr>
+        <w:t>bus</w:t>
+      </w:r>
+      <w:r>
+        <w:rPr>
+          <w:rFonts w:ascii="Arial" w:hAnsi="Arial" w:eastAsia="Arial" w:cs="Arial"/>
+          <w:b w:val="0"/>
+          <w:i w:val="0"/>
+          <w:sz w:val="21"/>
+        </w:rPr>
+        <w:t xml:space="preserve"> tidak dapat disusun tanpa bus slack</w:t>
       </w:r>
     </w:p>
     <w:p>
@@ -13964,7 +15393,17 @@
           <w:i w:val="0"/>
           <w:sz w:val="22"/>
         </w:rPr>
-        <w:t>Y_bus</w:t>
+        <w:t>Y</w:t>
+      </w:r>
+      <w:r>
+        <w:rPr>
+          <w:rFonts w:ascii="Arial" w:hAnsi="Arial" w:eastAsia="Arial" w:cs="Arial"/>
+          <w:b/>
+          <w:i w:val="0"/>
+          <w:sz w:val="22"/>
+          <w:vertAlign w:val="subscript"/>
+        </w:rPr>
+        <w:t>bus</w:t>
       </w:r>
       <w:r>
         <w:rPr>
@@ -13997,7 +15436,45 @@
           <w:i w:val="0"/>
           <w:sz w:val="21"/>
         </w:rPr>
-        <w:t>(A) Y_ii = jumlah impedansi cabang, Y_ij = impedansi cabang i–j</w:t>
+        <w:t>(A) Y</w:t>
+      </w:r>
+      <w:r>
+        <w:rPr>
+          <w:rFonts w:ascii="Arial" w:hAnsi="Arial" w:eastAsia="Arial" w:cs="Arial"/>
+          <w:b w:val="0"/>
+          <w:i w:val="0"/>
+          <w:sz w:val="21"/>
+          <w:vertAlign w:val="subscript"/>
+        </w:rPr>
+        <w:t>ii</w:t>
+      </w:r>
+      <w:r>
+        <w:rPr>
+          <w:rFonts w:ascii="Arial" w:hAnsi="Arial" w:eastAsia="Arial" w:cs="Arial"/>
+          <w:b w:val="0"/>
+          <w:i w:val="0"/>
+          <w:sz w:val="21"/>
+        </w:rPr>
+        <w:t xml:space="preserve"> = jumlah impedansi cabang, Y</w:t>
+      </w:r>
+      <w:r>
+        <w:rPr>
+          <w:rFonts w:ascii="Arial" w:hAnsi="Arial" w:eastAsia="Arial" w:cs="Arial"/>
+          <w:b w:val="0"/>
+          <w:i w:val="0"/>
+          <w:sz w:val="21"/>
+          <w:vertAlign w:val="subscript"/>
+        </w:rPr>
+        <w:t>ij</w:t>
+      </w:r>
+      <w:r>
+        <w:rPr>
+          <w:rFonts w:ascii="Arial" w:hAnsi="Arial" w:eastAsia="Arial" w:cs="Arial"/>
+          <w:b w:val="0"/>
+          <w:i w:val="0"/>
+          <w:sz w:val="21"/>
+        </w:rPr>
+        <w:t xml:space="preserve"> = impedansi cabang i–j</w:t>
       </w:r>
     </w:p>
     <w:p>
@@ -14021,7 +15498,55 @@
           <w:i w:val="0"/>
           <w:sz w:val="21"/>
         </w:rPr>
-        <w:t>(B) Y_ii = 0, Y_ij = y_ij</w:t>
+        <w:t>(B) Y</w:t>
+      </w:r>
+      <w:r>
+        <w:rPr>
+          <w:rFonts w:ascii="Arial" w:hAnsi="Arial" w:eastAsia="Arial" w:cs="Arial"/>
+          <w:b w:val="0"/>
+          <w:i w:val="0"/>
+          <w:sz w:val="21"/>
+          <w:vertAlign w:val="subscript"/>
+        </w:rPr>
+        <w:t>ii</w:t>
+      </w:r>
+      <w:r>
+        <w:rPr>
+          <w:rFonts w:ascii="Arial" w:hAnsi="Arial" w:eastAsia="Arial" w:cs="Arial"/>
+          <w:b w:val="0"/>
+          <w:i w:val="0"/>
+          <w:sz w:val="21"/>
+        </w:rPr>
+        <w:t xml:space="preserve"> = 0, Y</w:t>
+      </w:r>
+      <w:r>
+        <w:rPr>
+          <w:rFonts w:ascii="Arial" w:hAnsi="Arial" w:eastAsia="Arial" w:cs="Arial"/>
+          <w:b w:val="0"/>
+          <w:i w:val="0"/>
+          <w:sz w:val="21"/>
+          <w:vertAlign w:val="subscript"/>
+        </w:rPr>
+        <w:t>ij</w:t>
+      </w:r>
+      <w:r>
+        <w:rPr>
+          <w:rFonts w:ascii="Arial" w:hAnsi="Arial" w:eastAsia="Arial" w:cs="Arial"/>
+          <w:b w:val="0"/>
+          <w:i w:val="0"/>
+          <w:sz w:val="21"/>
+        </w:rPr>
+        <w:t xml:space="preserve"> = y</w:t>
+      </w:r>
+      <w:r>
+        <w:rPr>
+          <w:rFonts w:ascii="Arial" w:hAnsi="Arial" w:eastAsia="Arial" w:cs="Arial"/>
+          <w:b w:val="0"/>
+          <w:i w:val="0"/>
+          <w:sz w:val="21"/>
+          <w:vertAlign w:val="subscript"/>
+        </w:rPr>
+        <w:t>ij</w:t>
       </w:r>
     </w:p>
     <w:p>
@@ -14045,7 +15570,64 @@
           <w:i w:val="0"/>
           <w:sz w:val="21"/>
         </w:rPr>
-        <w:t>(C) Y_ii = jumlah admitansi semua cabang (dan shunt) yang terhubung ke bus i; Y_ij = −y_ij (negatif admitansi cabang i–j)</w:t>
+        <w:t>(C) Y</w:t>
+      </w:r>
+      <w:r>
+        <w:rPr>
+          <w:rFonts w:ascii="Arial" w:hAnsi="Arial" w:eastAsia="Arial" w:cs="Arial"/>
+          <w:b w:val="0"/>
+          <w:i w:val="0"/>
+          <w:sz w:val="21"/>
+          <w:vertAlign w:val="subscript"/>
+        </w:rPr>
+        <w:t>ii</w:t>
+      </w:r>
+      <w:r>
+        <w:rPr>
+          <w:rFonts w:ascii="Arial" w:hAnsi="Arial" w:eastAsia="Arial" w:cs="Arial"/>
+          <w:b w:val="0"/>
+          <w:i w:val="0"/>
+          <w:sz w:val="21"/>
+        </w:rPr>
+        <w:t xml:space="preserve"> = jumlah admitansi semua cabang (dan shunt) yang terhubung ke bus i; Y</w:t>
+      </w:r>
+      <w:r>
+        <w:rPr>
+          <w:rFonts w:ascii="Arial" w:hAnsi="Arial" w:eastAsia="Arial" w:cs="Arial"/>
+          <w:b w:val="0"/>
+          <w:i w:val="0"/>
+          <w:sz w:val="21"/>
+          <w:vertAlign w:val="subscript"/>
+        </w:rPr>
+        <w:t>ij</w:t>
+      </w:r>
+      <w:r>
+        <w:rPr>
+          <w:rFonts w:ascii="Arial" w:hAnsi="Arial" w:eastAsia="Arial" w:cs="Arial"/>
+          <w:b w:val="0"/>
+          <w:i w:val="0"/>
+          <w:sz w:val="21"/>
+        </w:rPr>
+        <w:t xml:space="preserve"> = −y</w:t>
+      </w:r>
+      <w:r>
+        <w:rPr>
+          <w:rFonts w:ascii="Arial" w:hAnsi="Arial" w:eastAsia="Arial" w:cs="Arial"/>
+          <w:b w:val="0"/>
+          <w:i w:val="0"/>
+          <w:sz w:val="21"/>
+          <w:vertAlign w:val="subscript"/>
+        </w:rPr>
+        <w:t>ij</w:t>
+      </w:r>
+      <w:r>
+        <w:rPr>
+          <w:rFonts w:ascii="Arial" w:hAnsi="Arial" w:eastAsia="Arial" w:cs="Arial"/>
+          <w:b w:val="0"/>
+          <w:i w:val="0"/>
+          <w:sz w:val="21"/>
+        </w:rPr>
+        <w:t xml:space="preserve"> (negatif admitansi cabang i–j)</w:t>
       </w:r>
     </w:p>
     <w:p>
@@ -14069,7 +15651,55 @@
           <w:i w:val="0"/>
           <w:sz w:val="21"/>
         </w:rPr>
-        <w:t>(D) Y_ii = 1/Σ impedansi, Y_ij = 1/z_ij</w:t>
+        <w:t>(D) Y</w:t>
+      </w:r>
+      <w:r>
+        <w:rPr>
+          <w:rFonts w:ascii="Arial" w:hAnsi="Arial" w:eastAsia="Arial" w:cs="Arial"/>
+          <w:b w:val="0"/>
+          <w:i w:val="0"/>
+          <w:sz w:val="21"/>
+          <w:vertAlign w:val="subscript"/>
+        </w:rPr>
+        <w:t>ii</w:t>
+      </w:r>
+      <w:r>
+        <w:rPr>
+          <w:rFonts w:ascii="Arial" w:hAnsi="Arial" w:eastAsia="Arial" w:cs="Arial"/>
+          <w:b w:val="0"/>
+          <w:i w:val="0"/>
+          <w:sz w:val="21"/>
+        </w:rPr>
+        <w:t xml:space="preserve"> = 1/Σ impedansi, Y</w:t>
+      </w:r>
+      <w:r>
+        <w:rPr>
+          <w:rFonts w:ascii="Arial" w:hAnsi="Arial" w:eastAsia="Arial" w:cs="Arial"/>
+          <w:b w:val="0"/>
+          <w:i w:val="0"/>
+          <w:sz w:val="21"/>
+          <w:vertAlign w:val="subscript"/>
+        </w:rPr>
+        <w:t>ij</w:t>
+      </w:r>
+      <w:r>
+        <w:rPr>
+          <w:rFonts w:ascii="Arial" w:hAnsi="Arial" w:eastAsia="Arial" w:cs="Arial"/>
+          <w:b w:val="0"/>
+          <w:i w:val="0"/>
+          <w:sz w:val="21"/>
+        </w:rPr>
+        <w:t xml:space="preserve"> = 1/z</w:t>
+      </w:r>
+      <w:r>
+        <w:rPr>
+          <w:rFonts w:ascii="Arial" w:hAnsi="Arial" w:eastAsia="Arial" w:cs="Arial"/>
+          <w:b w:val="0"/>
+          <w:i w:val="0"/>
+          <w:sz w:val="21"/>
+          <w:vertAlign w:val="subscript"/>
+        </w:rPr>
+        <w:t>ij</w:t>
       </w:r>
     </w:p>
     <w:p>
@@ -14117,7 +15747,26 @@
           <w:i w:val="0"/>
           <w:sz w:val="21"/>
         </w:rPr>
-        <w:t>(A) Y_bus terlalu besar untuk dibalik</w:t>
+        <w:t>(A) Y</w:t>
+      </w:r>
+      <w:r>
+        <w:rPr>
+          <w:rFonts w:ascii="Arial" w:hAnsi="Arial" w:eastAsia="Arial" w:cs="Arial"/>
+          <w:b w:val="0"/>
+          <w:i w:val="0"/>
+          <w:sz w:val="21"/>
+          <w:vertAlign w:val="subscript"/>
+        </w:rPr>
+        <w:t>bus</w:t>
+      </w:r>
+      <w:r>
+        <w:rPr>
+          <w:rFonts w:ascii="Arial" w:hAnsi="Arial" w:eastAsia="Arial" w:cs="Arial"/>
+          <w:b w:val="0"/>
+          <w:i w:val="0"/>
+          <w:sz w:val="21"/>
+        </w:rPr>
+        <w:t xml:space="preserve"> terlalu besar untuk dibalik</w:t>
       </w:r>
     </w:p>
     <w:p>
@@ -14141,7 +15790,45 @@
           <w:i w:val="0"/>
           <w:sz w:val="21"/>
         </w:rPr>
-        <w:t>(B) Persamaannya nonlinear terhadap tegangan dan sudut (hasil kali |V_i||V_k| dan fungsi sinus/kosinus)</w:t>
+        <w:t>(B) Persamaannya nonlinear terhadap tegangan dan sudut (hasil kali |V</w:t>
+      </w:r>
+      <w:r>
+        <w:rPr>
+          <w:rFonts w:ascii="Arial" w:hAnsi="Arial" w:eastAsia="Arial" w:cs="Arial"/>
+          <w:b w:val="0"/>
+          <w:i w:val="0"/>
+          <w:sz w:val="21"/>
+          <w:vertAlign w:val="subscript"/>
+        </w:rPr>
+        <w:t>i</w:t>
+      </w:r>
+      <w:r>
+        <w:rPr>
+          <w:rFonts w:ascii="Arial" w:hAnsi="Arial" w:eastAsia="Arial" w:cs="Arial"/>
+          <w:b w:val="0"/>
+          <w:i w:val="0"/>
+          <w:sz w:val="21"/>
+        </w:rPr>
+        <w:t>||V</w:t>
+      </w:r>
+      <w:r>
+        <w:rPr>
+          <w:rFonts w:ascii="Arial" w:hAnsi="Arial" w:eastAsia="Arial" w:cs="Arial"/>
+          <w:b w:val="0"/>
+          <w:i w:val="0"/>
+          <w:sz w:val="21"/>
+          <w:vertAlign w:val="subscript"/>
+        </w:rPr>
+        <w:t>k</w:t>
+      </w:r>
+      <w:r>
+        <w:rPr>
+          <w:rFonts w:ascii="Arial" w:hAnsi="Arial" w:eastAsia="Arial" w:cs="Arial"/>
+          <w:b w:val="0"/>
+          <w:i w:val="0"/>
+          <w:sz w:val="21"/>
+        </w:rPr>
+        <w:t>| dan fungsi sinus/kosinus)</w:t>
       </w:r>
     </w:p>
     <w:p>
@@ -14489,7 +16176,26 @@
           <w:i w:val="0"/>
           <w:sz w:val="22"/>
         </w:rPr>
-        <w:t xml:space="preserve"> daya ΔP_i adalah...</w:t>
+        <w:t xml:space="preserve"> daya ΔP</w:t>
+      </w:r>
+      <w:r>
+        <w:rPr>
+          <w:rFonts w:ascii="Arial" w:hAnsi="Arial" w:eastAsia="Arial" w:cs="Arial"/>
+          <w:b w:val="0"/>
+          <w:i w:val="0"/>
+          <w:sz w:val="22"/>
+          <w:vertAlign w:val="subscript"/>
+        </w:rPr>
+        <w:t>i</w:t>
+      </w:r>
+      <w:r>
+        <w:rPr>
+          <w:rFonts w:ascii="Arial" w:hAnsi="Arial" w:eastAsia="Arial" w:cs="Arial"/>
+          <w:b w:val="0"/>
+          <w:i w:val="0"/>
+          <w:sz w:val="22"/>
+        </w:rPr>
+        <w:t xml:space="preserve"> adalah...</w:t>
       </w:r>
     </w:p>
     <w:p>
@@ -14561,7 +16267,45 @@
           <w:i w:val="0"/>
           <w:sz w:val="21"/>
         </w:rPr>
-        <w:t>(C) P_i terjadwal − P_i terhitung dari tegangan saat ini; iterasi berhenti bila maks |ΔP|, |ΔQ| &lt; toleransi</w:t>
+        <w:t>(C) P</w:t>
+      </w:r>
+      <w:r>
+        <w:rPr>
+          <w:rFonts w:ascii="Arial" w:hAnsi="Arial" w:eastAsia="Arial" w:cs="Arial"/>
+          <w:b w:val="0"/>
+          <w:i w:val="0"/>
+          <w:sz w:val="21"/>
+          <w:vertAlign w:val="subscript"/>
+        </w:rPr>
+        <w:t>i</w:t>
+      </w:r>
+      <w:r>
+        <w:rPr>
+          <w:rFonts w:ascii="Arial" w:hAnsi="Arial" w:eastAsia="Arial" w:cs="Arial"/>
+          <w:b w:val="0"/>
+          <w:i w:val="0"/>
+          <w:sz w:val="21"/>
+        </w:rPr>
+        <w:t xml:space="preserve"> terjadwal − P</w:t>
+      </w:r>
+      <w:r>
+        <w:rPr>
+          <w:rFonts w:ascii="Arial" w:hAnsi="Arial" w:eastAsia="Arial" w:cs="Arial"/>
+          <w:b w:val="0"/>
+          <w:i w:val="0"/>
+          <w:sz w:val="21"/>
+          <w:vertAlign w:val="subscript"/>
+        </w:rPr>
+        <w:t>i</w:t>
+      </w:r>
+      <w:r>
+        <w:rPr>
+          <w:rFonts w:ascii="Arial" w:hAnsi="Arial" w:eastAsia="Arial" w:cs="Arial"/>
+          <w:b w:val="0"/>
+          <w:i w:val="0"/>
+          <w:sz w:val="21"/>
+        </w:rPr>
+        <w:t xml:space="preserve"> terhitung dari tegangan saat ini; iterasi berhenti bila maks |ΔP|, |ΔQ| &lt; toleransi</w:t>
       </w:r>
     </w:p>
     <w:p>
@@ -14627,7 +16371,26 @@
           <w:i w:val="0"/>
           <w:sz w:val="22"/>
         </w:rPr>
-        <w:t>, bila daya reaktif generator hasil hitung melampaui batas Q_maks...</w:t>
+        <w:t>, bila daya reaktif generator hasil hitung melampaui batas Q</w:t>
+      </w:r>
+      <w:r>
+        <w:rPr>
+          <w:rFonts w:ascii="Arial" w:hAnsi="Arial" w:eastAsia="Arial" w:cs="Arial"/>
+          <w:b w:val="0"/>
+          <w:i w:val="0"/>
+          <w:sz w:val="22"/>
+          <w:vertAlign w:val="subscript"/>
+        </w:rPr>
+        <w:t>maks</w:t>
+      </w:r>
+      <w:r>
+        <w:rPr>
+          <w:rFonts w:ascii="Arial" w:hAnsi="Arial" w:eastAsia="Arial" w:cs="Arial"/>
+          <w:b w:val="0"/>
+          <w:i w:val="0"/>
+          <w:sz w:val="22"/>
+        </w:rPr>
+        <w:t>...</w:t>
       </w:r>
     </w:p>
     <w:p>
@@ -14675,7 +16438,26 @@
           <w:i w:val="0"/>
           <w:sz w:val="21"/>
         </w:rPr>
-        <w:t>(B) Bus dialihkan menjadi PQ dengan Q = Q_maks dan |V| dilepas (tidak lagi tertahan)</w:t>
+        <w:t>(B) Bus dialihkan menjadi PQ dengan Q = Q</w:t>
+      </w:r>
+      <w:r>
+        <w:rPr>
+          <w:rFonts w:ascii="Arial" w:hAnsi="Arial" w:eastAsia="Arial" w:cs="Arial"/>
+          <w:b w:val="0"/>
+          <w:i w:val="0"/>
+          <w:sz w:val="21"/>
+          <w:vertAlign w:val="subscript"/>
+        </w:rPr>
+        <w:t>maks</w:t>
+      </w:r>
+      <w:r>
+        <w:rPr>
+          <w:rFonts w:ascii="Arial" w:hAnsi="Arial" w:eastAsia="Arial" w:cs="Arial"/>
+          <w:b w:val="0"/>
+          <w:i w:val="0"/>
+          <w:sz w:val="21"/>
+        </w:rPr>
+        <w:t xml:space="preserve"> dan |V| dilepas (tidak lagi tertahan)</w:t>
       </w:r>
     </w:p>
     <w:p>
@@ -14837,7 +16619,26 @@
           <w:i w:val="0"/>
           <w:sz w:val="21"/>
         </w:rPr>
-        <w:t>(C) Y_bus diagonal</w:t>
+        <w:t>(C) Y</w:t>
+      </w:r>
+      <w:r>
+        <w:rPr>
+          <w:rFonts w:ascii="Arial" w:hAnsi="Arial" w:eastAsia="Arial" w:cs="Arial"/>
+          <w:b w:val="0"/>
+          <w:i w:val="0"/>
+          <w:sz w:val="21"/>
+          <w:vertAlign w:val="subscript"/>
+        </w:rPr>
+        <w:t>bus</w:t>
+      </w:r>
+      <w:r>
+        <w:rPr>
+          <w:rFonts w:ascii="Arial" w:hAnsi="Arial" w:eastAsia="Arial" w:cs="Arial"/>
+          <w:b w:val="0"/>
+          <w:i w:val="0"/>
+          <w:sz w:val="21"/>
+        </w:rPr>
+        <w:t xml:space="preserve"> diagonal</w:t>
       </w:r>
     </w:p>
     <w:p>
@@ -14861,7 +16662,7 @@
           <w:i w:val="0"/>
           <w:sz w:val="21"/>
         </w:rPr>
-        <w:t>(D) R diabaikan, |V| = 1 pu, sin δ ≈ δ, sehingga P = B'δ linear tanpa iterasi; cepat untuk kontingensi massal tetapi tanpa Q dan tegangan</w:t>
+        <w:t>(D) R diabaikan, |V| = 1 pu, sin δ ≈ δ, sehingga P = B′δ linear tanpa iterasi; cepat untuk kontingensi massal tetapi tanpa Q dan tegangan</w:t>
       </w:r>
     </w:p>
     <w:p>
@@ -14927,7 +16728,7 @@
           <w:i w:val="0"/>
           <w:sz w:val="21"/>
         </w:rPr>
-        <w:t>(A) Sifat sistem transmisi bahwa P peka terhadap δ dan Q peka terhadap |V|, sehingga Jacobian dipisah menjadi B' dan B'' tetap; tiap iterasi murah walau jumlahnya lebih banyak</w:t>
+        <w:t>(A) Sifat sistem transmisi bahwa P peka terhadap δ dan Q peka terhadap |V|, sehingga Jacobian dipisah menjadi B′ dan B″ tetap; tiap iterasi murah walau jumlahnya lebih banyak</w:t>
       </w:r>
     </w:p>
     <w:p>
@@ -15493,7 +17294,26 @@
           <w:i w:val="0"/>
           <w:sz w:val="21"/>
         </w:rPr>
-        <w:t>P₁₂ dari V₁·I* (MW)</w:t>
+        <w:t>P₁₂ dari V₁·I</w:t>
+      </w:r>
+      <w:r>
+        <w:rPr>
+          <w:rFonts w:ascii="Arial" w:hAnsi="Arial" w:eastAsia="Arial" w:cs="Arial"/>
+          <w:b w:val="0"/>
+          <w:i w:val="0"/>
+          <w:sz w:val="21"/>
+          <w:vertAlign w:val="superscript"/>
+        </w:rPr>
+        <w:t>*</w:t>
+      </w:r>
+      <w:r>
+        <w:rPr>
+          <w:rFonts w:ascii="Arial" w:hAnsi="Arial" w:eastAsia="Arial" w:cs="Arial"/>
+          <w:b w:val="0"/>
+          <w:i w:val="0"/>
+          <w:sz w:val="21"/>
+        </w:rPr>
+        <w:t xml:space="preserve"> (MW)</w:t>
       </w:r>
     </w:p>
     <w:p>
@@ -15713,7 +17533,26 @@
           <w:i w:val="0"/>
           <w:sz w:val="22"/>
         </w:rPr>
-        <w:t xml:space="preserve">Sebagai mahasiswa yang baru menyelesaikan Modul 14, Anda diminta menyusun Y_bus, menjalankan Gauss–Seidel (iterasi pertama dengan tangan, sisanya Python), dan membaca hasilnya </w:t>
+        <w:t>Sebagai mahasiswa yang baru menyelesaikan Modul 14, Anda diminta menyusun Y</w:t>
+      </w:r>
+      <w:r>
+        <w:rPr>
+          <w:rFonts w:ascii="Arial" w:hAnsi="Arial" w:eastAsia="Arial" w:cs="Arial"/>
+          <w:b w:val="0"/>
+          <w:i w:val="0"/>
+          <w:sz w:val="22"/>
+          <w:vertAlign w:val="subscript"/>
+        </w:rPr>
+        <w:t>bus</w:t>
+      </w:r>
+      <w:r>
+        <w:rPr>
+          <w:rFonts w:ascii="Arial" w:hAnsi="Arial" w:eastAsia="Arial" w:cs="Arial"/>
+          <w:b w:val="0"/>
+          <w:i w:val="0"/>
+          <w:sz w:val="22"/>
+        </w:rPr>
+        <w:t xml:space="preserve">, menjalankan Gauss–Seidel (iterasi pertama dengan tangan, sisanya Python), dan membaca hasilnya </w:t>
       </w:r>
       <w:r>
         <w:rPr>
@@ -15779,7 +17618,26 @@
           <w:i w:val="0"/>
           <w:sz w:val="22"/>
         </w:rPr>
-        <w:t>Susun Y_bus kawasan industri tiga bus dan tuliskan persamaan aliran daya bus 2 dan 3: berapa persamaan, berapa tak diketahui?</w:t>
+        <w:t>Susun Y</w:t>
+      </w:r>
+      <w:r>
+        <w:rPr>
+          <w:rFonts w:ascii="Arial" w:hAnsi="Arial" w:eastAsia="Arial" w:cs="Arial"/>
+          <w:b w:val="0"/>
+          <w:i w:val="0"/>
+          <w:sz w:val="22"/>
+          <w:vertAlign w:val="subscript"/>
+        </w:rPr>
+        <w:t>bus</w:t>
+      </w:r>
+      <w:r>
+        <w:rPr>
+          <w:rFonts w:ascii="Arial" w:hAnsi="Arial" w:eastAsia="Arial" w:cs="Arial"/>
+          <w:b w:val="0"/>
+          <w:i w:val="0"/>
+          <w:sz w:val="22"/>
+        </w:rPr>
+        <w:t xml:space="preserve"> kawasan industri tiga bus dan tuliskan persamaan aliran daya bus 2 dan 3: berapa persamaan, berapa tak diketahui?</w:t>
       </w:r>
     </w:p>
     <w:p>
